--- a/courts/ninth-circuit/court-of-appeals/usage/OUTPUT-opening-brief.docx
+++ b/courts/ninth-circuit/court-of-appeals/usage/OUTPUT-opening-brief.docx
@@ -4,21 +4,2978 @@
   <w:body>
     <w:p>
       <w:pPr>
-        <w:pStyle w:val="Date"/>
-      </w:pPr>
-      <w:r>
-        <w:t xml:space="preserve">April 2026</w:t>
-      </w:r>
+        <w:keepNext/>
+        <w:keepLines/>
+        <w:spacing w:before="0" w:after="0" w:line="340" w:lineRule="exact"/>
+        <w:jc w:val="center"/>
+      </w:pPr>
+      <w:r>
+        <w:rPr>
+          <w:b/>
+          <w:bCs/>
+        </w:rPr>
+        <w:t xml:space="preserve">No. </w:t>
+      </w:r>
+      <w:r>
+        <w:rPr>
+          <w:b/>
+          <w:bCs/>
+        </w:rPr>
+        <w:t xml:space="preserve">26-1136</w:t>
+      </w:r>
+    </w:p>
+    <w:p>
+      <w:pPr>
+        <w:pBdr>
+          <w:bottom w:val="thickThinSmallGap" w:sz="12" w:space="1" w:color="000000"/>
+        </w:pBdr>
+        <w:spacing w:before="192" w:after="0" w:line="120" w:lineRule="exact"/>
+        <w:ind w:left="0" w:right="0"/>
+      </w:pPr>
+    </w:p>
+    <w:p>
+      <w:pPr>
+        <w:spacing w:before="320" w:after="0" w:line="340" w:lineRule="exact"/>
+        <w:ind w:left="1656" w:right="1656"/>
+        <w:jc w:val="center"/>
+      </w:pPr>
+      <w:r>
+        <w:rPr>
+          <w:b/>
+          <w:bCs/>
+        </w:rPr>
+        <w:t xml:space="preserve">IN THE UNITED STATES COURT OF APPEALS FOR THE NINTH CIRCUIT</w:t>
+      </w:r>
+    </w:p>
+    <w:p>
+      <w:pPr>
+        <w:pBdr>
+          <w:bottom w:val="single" w:sz="6" w:space="1" w:color="000000"/>
+        </w:pBdr>
+        <w:spacing w:before="320" w:after="0" w:line="120" w:lineRule="exact"/>
+        <w:ind w:left="3240" w:right="3240"/>
+      </w:pPr>
+    </w:p>
+    <w:p>
+      <w:pPr>
+        <w:spacing w:before="320" w:after="0" w:line="340" w:lineRule="exact"/>
+        <w:jc w:val="center"/>
+      </w:pPr>
+      <w:r>
+        <w:t xml:space="preserve">Theresa</w:t>
+      </w:r>
+      <w:r>
+        <w:t xml:space="preserve"> </w:t>
+      </w:r>
+      <w:r>
+        <w:t xml:space="preserve">Sweet,</w:t>
+      </w:r>
+      <w:r>
+        <w:t xml:space="preserve"> </w:t>
+      </w:r>
+      <w:r>
+        <w:rPr>
+          <w:i/>
+          <w:iCs/>
+        </w:rPr>
+        <w:t xml:space="preserve">et</w:t>
+      </w:r>
+      <w:r>
+        <w:rPr>
+          <w:i/>
+          <w:iCs/>
+        </w:rPr>
+        <w:t xml:space="preserve"> </w:t>
+      </w:r>
+      <w:r>
+        <w:rPr>
+          <w:i/>
+          <w:iCs/>
+        </w:rPr>
+        <w:t xml:space="preserve">al.</w:t>
+      </w:r>
+      <w:r>
+        <w:t xml:space="preserve">,</w:t>
+      </w:r>
+    </w:p>
+    <w:p>
+      <w:pPr>
+        <w:spacing w:before="0" w:after="0" w:line="340" w:lineRule="exact"/>
+        <w:ind w:left="4680"/>
+      </w:pPr>
+      <w:r>
+        <w:t xml:space="preserve">Plaintiffs-Appellees,</w:t>
+      </w:r>
+    </w:p>
+    <w:p>
+      <w:pPr>
+        <w:spacing w:before="96" w:after="96" w:line="340" w:lineRule="exact"/>
+        <w:jc w:val="center"/>
+      </w:pPr>
+      <w:r>
+        <w:t xml:space="preserve">v.</w:t>
+      </w:r>
+    </w:p>
+    <w:p>
+      <w:pPr>
+        <w:spacing w:before="0" w:after="0" w:line="340" w:lineRule="exact"/>
+        <w:jc w:val="center"/>
+      </w:pPr>
+      <w:r>
+        <w:t xml:space="preserve">Linda</w:t>
+      </w:r>
+      <w:r>
+        <w:t xml:space="preserve"> </w:t>
+      </w:r>
+      <w:r>
+        <w:t xml:space="preserve">McMahon,</w:t>
+      </w:r>
+      <w:r>
+        <w:t xml:space="preserve"> </w:t>
+      </w:r>
+      <w:r>
+        <w:t xml:space="preserve">Secretary</w:t>
+      </w:r>
+      <w:r>
+        <w:t xml:space="preserve"> </w:t>
+      </w:r>
+      <w:r>
+        <w:t xml:space="preserve">of</w:t>
+      </w:r>
+      <w:r>
+        <w:t xml:space="preserve"> </w:t>
+      </w:r>
+      <w:r>
+        <w:t xml:space="preserve">the</w:t>
+      </w:r>
+      <w:r>
+        <w:t xml:space="preserve"> </w:t>
+      </w:r>
+      <w:r>
+        <w:t xml:space="preserve">United</w:t>
+      </w:r>
+      <w:r>
+        <w:t xml:space="preserve"> </w:t>
+      </w:r>
+      <w:r>
+        <w:t xml:space="preserve">States</w:t>
+      </w:r>
+      <w:r>
+        <w:t xml:space="preserve"> </w:t>
+      </w:r>
+      <w:r>
+        <w:t xml:space="preserve">Department</w:t>
+      </w:r>
+      <w:r>
+        <w:t xml:space="preserve"> </w:t>
+      </w:r>
+      <w:r>
+        <w:t xml:space="preserve">of</w:t>
+      </w:r>
+      <w:r>
+        <w:t xml:space="preserve"> </w:t>
+      </w:r>
+      <w:r>
+        <w:t xml:space="preserve">Education,</w:t>
+      </w:r>
+      <w:r>
+        <w:t xml:space="preserve"> </w:t>
+      </w:r>
+      <w:r>
+        <w:t xml:space="preserve">and</w:t>
+      </w:r>
+      <w:r>
+        <w:t xml:space="preserve"> </w:t>
+      </w:r>
+      <w:r>
+        <w:t xml:space="preserve">the</w:t>
+      </w:r>
+      <w:r>
+        <w:t xml:space="preserve"> </w:t>
+      </w:r>
+      <w:r>
+        <w:t xml:space="preserve">United</w:t>
+      </w:r>
+      <w:r>
+        <w:t xml:space="preserve"> </w:t>
+      </w:r>
+      <w:r>
+        <w:t xml:space="preserve">States</w:t>
+      </w:r>
+      <w:r>
+        <w:t xml:space="preserve"> </w:t>
+      </w:r>
+      <w:r>
+        <w:t xml:space="preserve">Department</w:t>
+      </w:r>
+      <w:r>
+        <w:t xml:space="preserve"> </w:t>
+      </w:r>
+      <w:r>
+        <w:t xml:space="preserve">of</w:t>
+      </w:r>
+      <w:r>
+        <w:t xml:space="preserve"> </w:t>
+      </w:r>
+      <w:r>
+        <w:t xml:space="preserve">Education,</w:t>
+      </w:r>
+    </w:p>
+    <w:p>
+      <w:pPr>
+        <w:spacing w:before="0" w:after="0" w:line="340" w:lineRule="exact"/>
+        <w:ind w:left="4680"/>
+      </w:pPr>
+      <w:r>
+        <w:t xml:space="preserve">Defendants-Appellants.</w:t>
+      </w:r>
+    </w:p>
+    <w:p>
+      <w:pPr>
+        <w:pBdr>
+          <w:bottom w:val="single" w:sz="6" w:space="1" w:color="000000"/>
+        </w:pBdr>
+        <w:spacing w:before="320" w:after="0" w:line="120" w:lineRule="exact"/>
+        <w:ind w:left="3240" w:right="3240"/>
+      </w:pPr>
+    </w:p>
+    <w:p>
+      <w:pPr>
+        <w:spacing w:before="320" w:after="0" w:line="340" w:lineRule="exact"/>
+        <w:jc w:val="center"/>
+      </w:pPr>
+      <w:r>
+        <w:t xml:space="preserve">On</w:t>
+      </w:r>
+      <w:r>
+        <w:t xml:space="preserve"> </w:t>
+      </w:r>
+      <w:r>
+        <w:t xml:space="preserve">Appeal</w:t>
+      </w:r>
+      <w:r>
+        <w:t xml:space="preserve"> </w:t>
+      </w:r>
+      <w:r>
+        <w:t xml:space="preserve">from</w:t>
+      </w:r>
+      <w:r>
+        <w:t xml:space="preserve"> </w:t>
+      </w:r>
+      <w:r>
+        <w:t xml:space="preserve">the</w:t>
+      </w:r>
+      <w:r>
+        <w:t xml:space="preserve"> </w:t>
+      </w:r>
+      <w:r>
+        <w:t xml:space="preserve">United</w:t>
+      </w:r>
+      <w:r>
+        <w:t xml:space="preserve"> </w:t>
+      </w:r>
+      <w:r>
+        <w:t xml:space="preserve">States</w:t>
+      </w:r>
+      <w:r>
+        <w:t xml:space="preserve"> </w:t>
+      </w:r>
+      <w:r>
+        <w:t xml:space="preserve">District</w:t>
+      </w:r>
+      <w:r>
+        <w:t xml:space="preserve"> </w:t>
+      </w:r>
+      <w:r>
+        <w:t xml:space="preserve">Court</w:t>
+      </w:r>
+      <w:r>
+        <w:t xml:space="preserve"> </w:t>
+      </w:r>
+      <w:r>
+        <w:t xml:space="preserve">for</w:t>
+      </w:r>
+      <w:r>
+        <w:t xml:space="preserve"> </w:t>
+      </w:r>
+      <w:r>
+        <w:t xml:space="preserve">the</w:t>
+      </w:r>
+      <w:r>
+        <w:t xml:space="preserve"> </w:t>
+      </w:r>
+      <w:r>
+        <w:t xml:space="preserve">Northern</w:t>
+      </w:r>
+      <w:r>
+        <w:t xml:space="preserve"> </w:t>
+      </w:r>
+      <w:r>
+        <w:t xml:space="preserve">District</w:t>
+      </w:r>
+      <w:r>
+        <w:t xml:space="preserve"> </w:t>
+      </w:r>
+      <w:r>
+        <w:t xml:space="preserve">of</w:t>
+      </w:r>
+      <w:r>
+        <w:t xml:space="preserve"> </w:t>
+      </w:r>
+      <w:r>
+        <w:t xml:space="preserve">California</w:t>
+      </w:r>
+    </w:p>
+    <w:p>
+      <w:pPr>
+        <w:pBdr>
+          <w:bottom w:val="single" w:sz="6" w:space="1" w:color="000000"/>
+        </w:pBdr>
+        <w:spacing w:before="320" w:after="0" w:line="120" w:lineRule="exact"/>
+        <w:ind w:left="3240" w:right="3240"/>
+      </w:pPr>
+    </w:p>
+    <w:p>
+      <w:pPr>
+        <w:spacing w:before="320" w:after="0" w:line="340" w:lineRule="exact"/>
+        <w:jc w:val="center"/>
+      </w:pPr>
+      <w:r>
+        <w:rPr>
+          <w:b/>
+          <w:bCs/>
+          <w:caps/>
+        </w:rPr>
+        <w:t xml:space="preserve">Opening</w:t>
+      </w:r>
+      <w:r>
+        <w:rPr>
+          <w:b/>
+          <w:bCs/>
+          <w:caps/>
+        </w:rPr>
+        <w:t xml:space="preserve"> </w:t>
+      </w:r>
+      <w:r>
+        <w:rPr>
+          <w:b/>
+          <w:bCs/>
+          <w:caps/>
+        </w:rPr>
+        <w:t xml:space="preserve">Brief</w:t>
+      </w:r>
+      <w:r>
+        <w:rPr>
+          <w:b/>
+          <w:bCs/>
+          <w:caps/>
+        </w:rPr>
+        <w:t xml:space="preserve"> </w:t>
+      </w:r>
+      <w:r>
+        <w:rPr>
+          <w:b/>
+          <w:bCs/>
+          <w:caps/>
+        </w:rPr>
+        <w:t xml:space="preserve">for</w:t>
+      </w:r>
+      <w:r>
+        <w:rPr>
+          <w:b/>
+          <w:bCs/>
+          <w:caps/>
+        </w:rPr>
+        <w:t xml:space="preserve"> </w:t>
+      </w:r>
+      <w:r>
+        <w:rPr>
+          <w:b/>
+          <w:bCs/>
+          <w:caps/>
+        </w:rPr>
+        <w:t xml:space="preserve">Appellants</w:t>
+      </w:r>
+    </w:p>
+    <w:p>
+      <w:pPr>
+        <w:pBdr>
+          <w:bottom w:val="single" w:sz="6" w:space="1" w:color="000000"/>
+        </w:pBdr>
+        <w:spacing w:before="320" w:after="0" w:line="120" w:lineRule="exact"/>
+        <w:ind w:left="3240" w:right="3240"/>
+      </w:pPr>
+    </w:p>
+    <w:p>
+      <w:pPr>
+        <w:keepLines/>
+        <w:spacing w:before="320" w:after="0" w:line="340" w:lineRule="exact"/>
+        <w:ind w:left="4680"/>
+      </w:pPr>
+      <w:r>
+        <w:t xml:space="preserve">BRETT</w:t>
+      </w:r>
+      <w:r>
+        <w:t xml:space="preserve"> </w:t>
+      </w:r>
+      <w:r>
+        <w:t xml:space="preserve">A.</w:t>
+      </w:r>
+      <w:r>
+        <w:t xml:space="preserve"> </w:t>
+      </w:r>
+      <w:r>
+        <w:t xml:space="preserve">SHUMATE</w:t>
+      </w:r>
+    </w:p>
+    <w:p>
+      <w:pPr>
+        <w:keepLines/>
+        <w:spacing w:before="0" w:after="0" w:line="340" w:lineRule="exact"/>
+        <w:ind w:left="4680"/>
+      </w:pPr>
+      <w:r>
+        <w:rPr>
+          <w:i/>
+          <w:iCs/>
+        </w:rPr>
+        <w:t xml:space="preserve">Assistant</w:t>
+      </w:r>
+      <w:r>
+        <w:rPr>
+          <w:i/>
+          <w:iCs/>
+        </w:rPr>
+        <w:t xml:space="preserve"> </w:t>
+      </w:r>
+      <w:r>
+        <w:rPr>
+          <w:i/>
+          <w:iCs/>
+        </w:rPr>
+        <w:t xml:space="preserve">Attorney</w:t>
+      </w:r>
+      <w:r>
+        <w:rPr>
+          <w:i/>
+          <w:iCs/>
+        </w:rPr>
+        <w:t xml:space="preserve"> </w:t>
+      </w:r>
+      <w:r>
+        <w:rPr>
+          <w:i/>
+          <w:iCs/>
+        </w:rPr>
+        <w:t xml:space="preserve">General</w:t>
+      </w:r>
+    </w:p>
+    <w:p>
+      <w:pPr>
+        <w:keepLines/>
+        <w:spacing w:before="100" w:after="0" w:line="340" w:lineRule="exact"/>
+        <w:ind w:left="4680"/>
+      </w:pPr>
+      <w:r>
+        <w:t xml:space="preserve">MICHAEL</w:t>
+      </w:r>
+      <w:r>
+        <w:t xml:space="preserve"> </w:t>
+      </w:r>
+      <w:r>
+        <w:t xml:space="preserve">S.</w:t>
+      </w:r>
+      <w:r>
+        <w:t xml:space="preserve"> </w:t>
+      </w:r>
+      <w:r>
+        <w:t xml:space="preserve">RAAB</w:t>
+      </w:r>
+    </w:p>
+    <w:p>
+      <w:pPr>
+        <w:keepLines/>
+        <w:spacing w:before="0" w:after="0" w:line="340" w:lineRule="exact"/>
+        <w:ind w:left="4680"/>
+      </w:pPr>
+      <w:r>
+        <w:t xml:space="preserve">SEAN</w:t>
+      </w:r>
+      <w:r>
+        <w:t xml:space="preserve"> </w:t>
+      </w:r>
+      <w:r>
+        <w:t xml:space="preserve">R.</w:t>
+      </w:r>
+      <w:r>
+        <w:t xml:space="preserve"> </w:t>
+      </w:r>
+      <w:r>
+        <w:t xml:space="preserve">JANDA</w:t>
+      </w:r>
+    </w:p>
+    <w:p>
+      <w:pPr>
+        <w:keepLines/>
+        <w:spacing w:before="0" w:after="0" w:line="340" w:lineRule="exact"/>
+        <w:ind w:left="4680"/>
+      </w:pPr>
+      <w:r>
+        <w:rPr>
+          <w:i/>
+          <w:iCs/>
+        </w:rPr>
+        <w:t xml:space="preserve">Attorneys,</w:t>
+      </w:r>
+      <w:r>
+        <w:rPr>
+          <w:i/>
+          <w:iCs/>
+        </w:rPr>
+        <w:t xml:space="preserve"> </w:t>
+      </w:r>
+      <w:r>
+        <w:rPr>
+          <w:i/>
+          <w:iCs/>
+        </w:rPr>
+        <w:t xml:space="preserve">Appellate</w:t>
+      </w:r>
+      <w:r>
+        <w:rPr>
+          <w:i/>
+          <w:iCs/>
+        </w:rPr>
+        <w:t xml:space="preserve"> </w:t>
+      </w:r>
+      <w:r>
+        <w:rPr>
+          <w:i/>
+          <w:iCs/>
+        </w:rPr>
+        <w:t xml:space="preserve">Staff</w:t>
+      </w:r>
+    </w:p>
+    <w:p>
+      <w:pPr>
+        <w:keepLines/>
+        <w:spacing w:before="0" w:after="0" w:line="340" w:lineRule="exact"/>
+        <w:ind w:left="4680"/>
+      </w:pPr>
+      <w:r>
+        <w:rPr>
+          <w:i/>
+          <w:iCs/>
+        </w:rPr>
+        <w:t xml:space="preserve">Civil</w:t>
+      </w:r>
+      <w:r>
+        <w:rPr>
+          <w:i/>
+          <w:iCs/>
+        </w:rPr>
+        <w:t xml:space="preserve"> </w:t>
+      </w:r>
+      <w:r>
+        <w:rPr>
+          <w:i/>
+          <w:iCs/>
+        </w:rPr>
+        <w:t xml:space="preserve">Division,</w:t>
+      </w:r>
+      <w:r>
+        <w:rPr>
+          <w:i/>
+          <w:iCs/>
+        </w:rPr>
+        <w:t xml:space="preserve"> </w:t>
+      </w:r>
+      <w:r>
+        <w:rPr>
+          <w:i/>
+          <w:iCs/>
+        </w:rPr>
+        <w:t xml:space="preserve">Room</w:t>
+      </w:r>
+      <w:r>
+        <w:rPr>
+          <w:i/>
+          <w:iCs/>
+        </w:rPr>
+        <w:t xml:space="preserve"> </w:t>
+      </w:r>
+      <w:r>
+        <w:rPr>
+          <w:i/>
+          <w:iCs/>
+        </w:rPr>
+        <w:t xml:space="preserve">7260</w:t>
+      </w:r>
+    </w:p>
+    <w:p>
+      <w:pPr>
+        <w:keepLines/>
+        <w:spacing w:before="0" w:after="0" w:line="340" w:lineRule="exact"/>
+        <w:ind w:left="4680"/>
+      </w:pPr>
+      <w:r>
+        <w:rPr>
+          <w:i/>
+          <w:iCs/>
+        </w:rPr>
+        <w:t xml:space="preserve">U.S.</w:t>
+      </w:r>
+      <w:r>
+        <w:rPr>
+          <w:i/>
+          <w:iCs/>
+        </w:rPr>
+        <w:t xml:space="preserve"> </w:t>
+      </w:r>
+      <w:r>
+        <w:rPr>
+          <w:i/>
+          <w:iCs/>
+        </w:rPr>
+        <w:t xml:space="preserve">Department</w:t>
+      </w:r>
+      <w:r>
+        <w:rPr>
+          <w:i/>
+          <w:iCs/>
+        </w:rPr>
+        <w:t xml:space="preserve"> </w:t>
+      </w:r>
+      <w:r>
+        <w:rPr>
+          <w:i/>
+          <w:iCs/>
+        </w:rPr>
+        <w:t xml:space="preserve">of</w:t>
+      </w:r>
+      <w:r>
+        <w:rPr>
+          <w:i/>
+          <w:iCs/>
+        </w:rPr>
+        <w:t xml:space="preserve"> </w:t>
+      </w:r>
+      <w:r>
+        <w:rPr>
+          <w:i/>
+          <w:iCs/>
+        </w:rPr>
+        <w:t xml:space="preserve">Justice</w:t>
+      </w:r>
+    </w:p>
+    <w:p>
+      <w:pPr>
+        <w:keepLines/>
+        <w:spacing w:before="0" w:after="0" w:line="340" w:lineRule="exact"/>
+        <w:ind w:left="4680"/>
+      </w:pPr>
+      <w:r>
+        <w:rPr>
+          <w:i/>
+          <w:iCs/>
+        </w:rPr>
+        <w:t xml:space="preserve">950</w:t>
+      </w:r>
+      <w:r>
+        <w:rPr>
+          <w:i/>
+          <w:iCs/>
+        </w:rPr>
+        <w:t xml:space="preserve"> </w:t>
+      </w:r>
+      <w:r>
+        <w:rPr>
+          <w:i/>
+          <w:iCs/>
+        </w:rPr>
+        <w:t xml:space="preserve">Pennsylvania</w:t>
+      </w:r>
+      <w:r>
+        <w:rPr>
+          <w:i/>
+          <w:iCs/>
+        </w:rPr>
+        <w:t xml:space="preserve"> </w:t>
+      </w:r>
+      <w:r>
+        <w:rPr>
+          <w:i/>
+          <w:iCs/>
+        </w:rPr>
+        <w:t xml:space="preserve">Avenue</w:t>
+      </w:r>
+      <w:r>
+        <w:rPr>
+          <w:i/>
+          <w:iCs/>
+        </w:rPr>
+        <w:t xml:space="preserve"> </w:t>
+      </w:r>
+      <w:r>
+        <w:rPr>
+          <w:i/>
+          <w:iCs/>
+        </w:rPr>
+        <w:t xml:space="preserve">NW</w:t>
+      </w:r>
+    </w:p>
+    <w:p>
+      <w:pPr>
+        <w:keepLines/>
+        <w:spacing w:before="0" w:after="0" w:line="340" w:lineRule="exact"/>
+        <w:ind w:left="4680"/>
+      </w:pPr>
+      <w:r>
+        <w:rPr>
+          <w:i/>
+          <w:iCs/>
+        </w:rPr>
+        <w:t xml:space="preserve">Washington,</w:t>
+      </w:r>
+      <w:r>
+        <w:rPr>
+          <w:i/>
+          <w:iCs/>
+        </w:rPr>
+        <w:t xml:space="preserve"> </w:t>
+      </w:r>
+      <w:r>
+        <w:rPr>
+          <w:i/>
+          <w:iCs/>
+        </w:rPr>
+        <w:t xml:space="preserve">DC</w:t>
+      </w:r>
+      <w:r>
+        <w:rPr>
+          <w:i/>
+          <w:iCs/>
+        </w:rPr>
+        <w:t xml:space="preserve"> </w:t>
+      </w:r>
+      <w:r>
+        <w:rPr>
+          <w:i/>
+          <w:iCs/>
+        </w:rPr>
+        <w:t xml:space="preserve">20530</w:t>
+      </w:r>
+    </w:p>
+    <w:p>
+      <w:pPr>
+        <w:keepLines/>
+        <w:spacing w:before="0" w:after="0" w:line="340" w:lineRule="exact"/>
+        <w:ind w:left="4680"/>
+      </w:pPr>
+      <w:r>
+        <w:rPr>
+          <w:i/>
+          <w:iCs/>
+        </w:rPr>
+        <w:t xml:space="preserve">(202)</w:t>
+      </w:r>
+      <w:r>
+        <w:rPr>
+          <w:i/>
+          <w:iCs/>
+        </w:rPr>
+        <w:t xml:space="preserve"> </w:t>
+      </w:r>
+      <w:r>
+        <w:rPr>
+          <w:i/>
+          <w:iCs/>
+        </w:rPr>
+        <w:t xml:space="preserve">514-3388</w:t>
+      </w:r>
+    </w:p>
+    <w:p>
+      <w:pPr>
+        <w:pBdr>
+          <w:bottom w:val="thickThinSmallGap" w:sz="12" w:space="1" w:color="000000"/>
+        </w:pBdr>
+        <w:spacing w:before="320" w:after="0" w:line="120" w:lineRule="exact"/>
+        <w:ind w:left="0" w:right="0"/>
+      </w:pPr>
+    </w:p>
+    <w:p>
+      <w:pPr>
+        <w:spacing w:before="0" w:after="0" w:line="20" w:lineRule="exact"/>
+        <w:sectPr>
+          <w:footerReference w:type="default" r:id="rIdFtrNone"/>
+          <w:pgSz w:w="12240" w:h="15840"/>
+          <w:pgMar w:top="1440" w:right="1440" w:bottom="1440" w:left="1440" w:header="720" w:footer="576" w:gutter="0"/>
+        </w:sectPr>
+      </w:pPr>
+    </w:p>
+    <w:p>
+      <w:pPr>
+        <w:keepNext/>
+        <w:keepLines/>
+        <w:spacing w:before="0" w:after="0" w:line="340" w:lineRule="exact"/>
+        <w:jc w:val="center"/>
+      </w:pPr>
+      <w:r>
+        <w:rPr>
+          <w:b/>
+          <w:bCs/>
+        </w:rPr>
+        <w:t xml:space="preserve">TABLE OF CONTENTS</w:t>
+      </w:r>
+    </w:p>
+    <w:p>
+      <w:pPr>
+        <w:keepNext/>
+        <w:keepLines/>
+        <w:spacing w:before="120" w:after="60" w:line="340" w:lineRule="exact"/>
+        <w:ind w:left="0" w:right="20"/>
+        <w:jc w:val="right"/>
+      </w:pPr>
+      <w:r>
+        <w:rPr>
+          <w:b/>
+          <w:bCs/>
+          <w:u w:val="single"/>
+        </w:rPr>
+        <w:t xml:space="preserve">Page</w:t>
+      </w:r>
+    </w:p>
+    <w:p>
+      <w:pPr>
+        <w:keepLines/>
+        <w:tabs>
+          <w:tab w:val="right" w:leader="dot" w:pos="9340"/>
+        </w:tabs>
+        <w:spacing w:before="100" w:after="0" w:line="340" w:lineRule="exact"/>
+        <w:ind w:left="0" w:right="720"/>
+      </w:pPr>
+      <w:r>
+        <w:t xml:space="preserve">TABLE OF AUTHORITIES </w:t>
+      </w:r>
+      <w:r>
+        <w:tab/>
+      </w:r>
+      <w:r>
+        <w:t xml:space="preserve">ii</w:t>
+      </w:r>
+    </w:p>
+    <w:p>
+      <w:pPr>
+        <w:keepLines/>
+        <w:tabs>
+          <w:tab w:val="right" w:leader="dot" w:pos="9340"/>
+        </w:tabs>
+        <w:spacing w:before="100" w:after="0" w:line="340" w:lineRule="exact"/>
+        <w:ind w:left="0" w:right="720"/>
+      </w:pPr>
+      <w:r>
+        <w:t xml:space="preserve">INTRODUCTION </w:t>
+      </w:r>
+      <w:r>
+        <w:tab/>
+      </w:r>
+      <w:r>
+        <w:t xml:space="preserve">1</w:t>
+      </w:r>
+    </w:p>
+    <w:p>
+      <w:pPr>
+        <w:keepLines/>
+        <w:tabs>
+          <w:tab w:val="right" w:leader="dot" w:pos="9340"/>
+        </w:tabs>
+        <w:spacing w:before="100" w:after="0" w:line="340" w:lineRule="exact"/>
+        <w:ind w:left="0" w:right="720"/>
+      </w:pPr>
+      <w:r>
+        <w:t xml:space="preserve">STATEMENT OF JURISDICTION </w:t>
+      </w:r>
+      <w:r>
+        <w:tab/>
+      </w:r>
+      <w:r>
+        <w:t xml:space="preserve">4</w:t>
+      </w:r>
+    </w:p>
+    <w:p>
+      <w:pPr>
+        <w:keepLines/>
+        <w:tabs>
+          <w:tab w:val="right" w:leader="dot" w:pos="9340"/>
+        </w:tabs>
+        <w:spacing w:before="100" w:after="0" w:line="340" w:lineRule="exact"/>
+        <w:ind w:left="0" w:right="720"/>
+      </w:pPr>
+      <w:r>
+        <w:t xml:space="preserve">STATEMENT OF THE ISSUE </w:t>
+      </w:r>
+      <w:r>
+        <w:tab/>
+      </w:r>
+      <w:r>
+        <w:t xml:space="preserve">4</w:t>
+      </w:r>
+    </w:p>
+    <w:p>
+      <w:pPr>
+        <w:keepLines/>
+        <w:tabs>
+          <w:tab w:val="right" w:leader="dot" w:pos="9340"/>
+        </w:tabs>
+        <w:spacing w:before="100" w:after="0" w:line="340" w:lineRule="exact"/>
+        <w:ind w:left="0" w:right="720"/>
+      </w:pPr>
+      <w:r>
+        <w:t xml:space="preserve">STATEMENT OF THE CASE </w:t>
+      </w:r>
+      <w:r>
+        <w:tab/>
+      </w:r>
+      <w:r>
+        <w:t xml:space="preserve">5</w:t>
+      </w:r>
+    </w:p>
+    <w:p>
+      <w:pPr>
+        <w:keepLines/>
+        <w:tabs>
+          <w:tab w:val="right" w:leader="dot" w:pos="9340"/>
+        </w:tabs>
+        <w:spacing w:before="100" w:after="0" w:line="340" w:lineRule="exact"/>
+        <w:ind w:left="1440" w:right="720" w:hanging="720"/>
+      </w:pPr>
+      <w:r>
+        <w:t xml:space="preserve">A.</w:t>
+      </w:r>
+      <w:r>
+        <w:tab/>
+      </w:r>
+      <w:r>
+        <w:t xml:space="preserve">Legal and Factual Background </w:t>
+      </w:r>
+      <w:r>
+        <w:tab/>
+      </w:r>
+      <w:r>
+        <w:t xml:space="preserve">5</w:t>
+      </w:r>
+    </w:p>
+    <w:p>
+      <w:pPr>
+        <w:keepLines/>
+        <w:tabs>
+          <w:tab w:val="right" w:leader="dot" w:pos="9340"/>
+        </w:tabs>
+        <w:spacing w:before="100" w:after="0" w:line="340" w:lineRule="exact"/>
+        <w:ind w:left="1440" w:right="720" w:hanging="720"/>
+      </w:pPr>
+      <w:r>
+        <w:t xml:space="preserve">B.</w:t>
+      </w:r>
+      <w:r>
+        <w:tab/>
+      </w:r>
+      <w:r>
+        <w:t xml:space="preserve">Procedural Background </w:t>
+      </w:r>
+      <w:r>
+        <w:tab/>
+      </w:r>
+      <w:r>
+        <w:t xml:space="preserve">7</w:t>
+      </w:r>
+    </w:p>
+    <w:p>
+      <w:pPr>
+        <w:keepLines/>
+        <w:tabs>
+          <w:tab w:val="right" w:leader="dot" w:pos="9340"/>
+        </w:tabs>
+        <w:spacing w:before="100" w:after="0" w:line="340" w:lineRule="exact"/>
+        <w:ind w:left="0" w:right="720"/>
+      </w:pPr>
+      <w:r>
+        <w:t xml:space="preserve">SUMMARY OF ARGUMENT </w:t>
+      </w:r>
+      <w:r>
+        <w:tab/>
+      </w:r>
+      <w:r>
+        <w:t xml:space="preserve">10</w:t>
+      </w:r>
+    </w:p>
+    <w:p>
+      <w:pPr>
+        <w:keepLines/>
+        <w:tabs>
+          <w:tab w:val="right" w:leader="dot" w:pos="9340"/>
+        </w:tabs>
+        <w:spacing w:before="100" w:after="0" w:line="340" w:lineRule="exact"/>
+        <w:ind w:left="0" w:right="720"/>
+      </w:pPr>
+      <w:r>
+        <w:t xml:space="preserve">STANDARD OF REVIEW </w:t>
+      </w:r>
+      <w:r>
+        <w:tab/>
+      </w:r>
+      <w:r>
+        <w:t xml:space="preserve">12</w:t>
+      </w:r>
+    </w:p>
+    <w:p>
+      <w:pPr>
+        <w:keepLines/>
+        <w:tabs>
+          <w:tab w:val="right" w:leader="dot" w:pos="9340"/>
+        </w:tabs>
+        <w:spacing w:before="100" w:after="0" w:line="340" w:lineRule="exact"/>
+        <w:ind w:left="0" w:right="720"/>
+      </w:pPr>
+      <w:r>
+        <w:t xml:space="preserve">ARGUMENT </w:t>
+      </w:r>
+      <w:r>
+        <w:tab/>
+      </w:r>
+      <w:r>
+        <w:t xml:space="preserve">12</w:t>
+      </w:r>
+    </w:p>
+    <w:p>
+      <w:pPr>
+        <w:keepLines/>
+        <w:tabs>
+          <w:tab w:val="right" w:leader="dot" w:pos="9340"/>
+        </w:tabs>
+        <w:spacing w:before="100" w:after="0" w:line="340" w:lineRule="exact"/>
+        <w:ind w:left="720" w:right="720" w:hanging="720"/>
+      </w:pPr>
+      <w:r>
+        <w:t xml:space="preserve">I.</w:t>
+      </w:r>
+      <w:r>
+        <w:tab/>
+      </w:r>
+      <w:r>
+        <w:t xml:space="preserve">The District Court Abused Its Discretion in Denying the Department’s Motions to Modify the Post-Class Applicant Deadline </w:t>
+      </w:r>
+      <w:r>
+        <w:tab/>
+      </w:r>
+      <w:r>
+        <w:t xml:space="preserve">12</w:t>
+      </w:r>
+    </w:p>
+    <w:p>
+      <w:pPr>
+        <w:keepLines/>
+        <w:tabs>
+          <w:tab w:val="right" w:leader="dot" w:pos="9340"/>
+        </w:tabs>
+        <w:spacing w:before="100" w:after="0" w:line="340" w:lineRule="exact"/>
+        <w:ind w:left="1440" w:right="720" w:hanging="720"/>
+      </w:pPr>
+      <w:r>
+        <w:t xml:space="preserve">A.</w:t>
+      </w:r>
+      <w:r>
+        <w:tab/>
+      </w:r>
+      <w:r>
+        <w:t xml:space="preserve">The Equities Strongly Favored Modifying the Post-Class Applicant Deadline </w:t>
+      </w:r>
+      <w:r>
+        <w:tab/>
+      </w:r>
+      <w:r>
+        <w:t xml:space="preserve">15</w:t>
+      </w:r>
+    </w:p>
+    <w:p>
+      <w:pPr>
+        <w:keepLines/>
+        <w:tabs>
+          <w:tab w:val="right" w:leader="dot" w:pos="9340"/>
+        </w:tabs>
+        <w:spacing w:before="100" w:after="0" w:line="340" w:lineRule="exact"/>
+        <w:ind w:left="1440" w:right="720" w:hanging="720"/>
+      </w:pPr>
+      <w:r>
+        <w:t xml:space="preserve">B.</w:t>
+      </w:r>
+      <w:r>
+        <w:tab/>
+      </w:r>
+      <w:r>
+        <w:t xml:space="preserve">Relevant Circumstances Materially Changed After the Department Agreed to the Settlement </w:t>
+      </w:r>
+      <w:r>
+        <w:tab/>
+      </w:r>
+      <w:r>
+        <w:t xml:space="preserve">15</w:t>
+      </w:r>
+    </w:p>
+    <w:p>
+      <w:pPr>
+        <w:keepLines/>
+        <w:tabs>
+          <w:tab w:val="right" w:leader="dot" w:pos="9340"/>
+        </w:tabs>
+        <w:spacing w:before="100" w:after="0" w:line="340" w:lineRule="exact"/>
+        <w:ind w:left="1440" w:right="720" w:hanging="720"/>
+      </w:pPr>
+      <w:r>
+        <w:t xml:space="preserve">C.</w:t>
+      </w:r>
+      <w:r>
+        <w:tab/>
+      </w:r>
+      <w:r>
+        <w:t xml:space="preserve">The District Court’s Additional Reasons for Denying Modification Reflect Clear Legal and Factual Errors Constituting an Abuse of Discretion </w:t>
+      </w:r>
+      <w:r>
+        <w:tab/>
+      </w:r>
+      <w:r>
+        <w:t xml:space="preserve">16</w:t>
+      </w:r>
+    </w:p>
+    <w:p>
+      <w:pPr>
+        <w:keepLines/>
+        <w:tabs>
+          <w:tab w:val="right" w:leader="dot" w:pos="9340"/>
+        </w:tabs>
+        <w:spacing w:before="100" w:after="0" w:line="340" w:lineRule="exact"/>
+        <w:ind w:left="0" w:right="720"/>
+      </w:pPr>
+      <w:r>
+        <w:t xml:space="preserve">CONCLUSION </w:t>
+      </w:r>
+      <w:r>
+        <w:tab/>
+      </w:r>
+      <w:r>
+        <w:t xml:space="preserve">19</w:t>
+      </w:r>
+    </w:p>
+    <w:p>
+      <w:pPr>
+        <w:keepLines/>
+        <w:tabs>
+          <w:tab w:val="right" w:leader="dot" w:pos="9340"/>
+        </w:tabs>
+        <w:spacing w:before="100" w:after="0" w:line="340" w:lineRule="exact"/>
+        <w:ind w:left="0" w:right="720"/>
+      </w:pPr>
+      <w:r>
+        <w:t xml:space="preserve">STATEMENT OF RELATED CASES </w:t>
+      </w:r>
+      <w:r>
+        <w:tab/>
+      </w:r>
+      <w:r>
+        <w:t xml:space="preserve">20</w:t>
+      </w:r>
+    </w:p>
+    <w:p>
+      <w:pPr>
+        <w:keepLines/>
+        <w:tabs>
+          <w:tab w:val="right" w:leader="dot" w:pos="9340"/>
+        </w:tabs>
+        <w:spacing w:before="100" w:after="0" w:line="340" w:lineRule="exact"/>
+        <w:ind w:left="0" w:right="720"/>
+      </w:pPr>
+      <w:r>
+        <w:t xml:space="preserve">CERTIFICATE OF COMPLIANCE </w:t>
+      </w:r>
+      <w:r>
+        <w:tab/>
+      </w:r>
+      <w:r>
+        <w:t xml:space="preserve">21</w:t>
+      </w:r>
+    </w:p>
+    <w:p>
+      <w:pPr>
+        <w:keepNext/>
+        <w:keepLines/>
+        <w:pageBreakBefore/>
+        <w:spacing w:before="0" w:after="0" w:line="340" w:lineRule="exact"/>
+        <w:jc w:val="center"/>
+      </w:pPr>
+      <w:r>
+        <w:rPr>
+          <w:b/>
+          <w:bCs/>
+        </w:rPr>
+        <w:t xml:space="preserve">TABLE OF AUTHORITIES</w:t>
+      </w:r>
+    </w:p>
+    <w:p>
+      <w:pPr>
+        <w:keepNext/>
+        <w:keepLines/>
+        <w:spacing w:before="120" w:after="0" w:line="340" w:lineRule="exact"/>
+        <w:ind w:left="0" w:right="20"/>
+        <w:jc w:val="right"/>
+      </w:pPr>
+      <w:r>
+        <w:rPr>
+          <w:b/>
+          <w:bCs/>
+          <w:u w:val="single"/>
+        </w:rPr>
+        <w:t xml:space="preserve">Page(s)</w:t>
+      </w:r>
+    </w:p>
+    <w:p>
+      <w:pPr>
+        <w:keepNext/>
+        <w:keepLines/>
+        <w:spacing w:before="400" w:after="0" w:line="340" w:lineRule="exact"/>
+      </w:pPr>
+      <w:r>
+        <w:rPr>
+          <w:b/>
+          <w:bCs/>
+        </w:rPr>
+        <w:t xml:space="preserve">Cases:</w:t>
+      </w:r>
+    </w:p>
+    <w:p>
+      <w:pPr>
+        <w:keepLines/>
+        <w:tabs>
+          <w:tab w:val="right" w:leader="dot" w:pos="9340"/>
+        </w:tabs>
+        <w:spacing w:before="200" w:after="0" w:line="340" w:lineRule="exact"/>
+        <w:ind w:left="504" w:right="1120" w:hanging="504"/>
+      </w:pPr>
+      <w:r>
+        <w:rPr>
+          <w:i/>
+          <w:iCs/>
+        </w:rPr>
+        <w:t xml:space="preserve">Bauer</w:t>
+      </w:r>
+      <w:r>
+        <w:rPr>
+          <w:i/>
+          <w:iCs/>
+        </w:rPr>
+        <w:t xml:space="preserve"> </w:t>
+      </w:r>
+      <w:r>
+        <w:rPr>
+          <w:i/>
+          <w:iCs/>
+        </w:rPr>
+        <w:t xml:space="preserve">v.</w:t>
+      </w:r>
+      <w:r>
+        <w:rPr>
+          <w:i/>
+          <w:iCs/>
+        </w:rPr>
+        <w:t xml:space="preserve"> </w:t>
+      </w:r>
+      <w:r>
+        <w:rPr>
+          <w:i/>
+          <w:iCs/>
+        </w:rPr>
+        <w:t xml:space="preserve">DeVos</w:t>
+      </w:r>
+      <w:r>
+        <w:t xml:space="preserve">, </w:t>
+      </w:r>
+      <w:r>
+        <w:t xml:space="preserve">332</w:t>
+      </w:r>
+      <w:r>
+        <w:t xml:space="preserve"> </w:t>
+      </w:r>
+      <w:r>
+        <w:t xml:space="preserve">F.</w:t>
+      </w:r>
+      <w:r>
+        <w:t xml:space="preserve"> </w:t>
+      </w:r>
+      <w:r>
+        <w:t xml:space="preserve">Supp.</w:t>
+      </w:r>
+      <w:r>
+        <w:t xml:space="preserve"> </w:t>
+      </w:r>
+      <w:r>
+        <w:t xml:space="preserve">3d</w:t>
+      </w:r>
+      <w:r>
+        <w:t xml:space="preserve"> </w:t>
+      </w:r>
+      <w:r>
+        <w:t xml:space="preserve">181</w:t>
+      </w:r>
+      <w:r>
+        <w:t xml:space="preserve"> </w:t>
+      </w:r>
+      <w:r>
+        <w:t xml:space="preserve">(D.D.C.</w:t>
+      </w:r>
+      <w:r>
+        <w:t xml:space="preserve"> </w:t>
+      </w:r>
+      <w:r>
+        <w:t xml:space="preserve">2018)</w:t>
+      </w:r>
+      <w:r>
+        <w:t xml:space="preserve"> </w:t>
+      </w:r>
+      <w:r>
+        <w:tab/>
+      </w:r>
+      <w:r>
+        <w:t xml:space="preserve">6</w:t>
+      </w:r>
+    </w:p>
+    <w:p>
+      <w:pPr>
+        <w:keepLines/>
+        <w:tabs>
+          <w:tab w:val="right" w:leader="dot" w:pos="9340"/>
+        </w:tabs>
+        <w:spacing w:before="200" w:after="0" w:line="340" w:lineRule="exact"/>
+        <w:ind w:left="504" w:right="1120" w:hanging="504"/>
+      </w:pPr>
+      <w:r>
+        <w:rPr>
+          <w:i/>
+          <w:iCs/>
+        </w:rPr>
+        <w:t xml:space="preserve">California</w:t>
+      </w:r>
+      <w:r>
+        <w:rPr>
+          <w:i/>
+          <w:iCs/>
+        </w:rPr>
+        <w:t xml:space="preserve"> </w:t>
+      </w:r>
+      <w:r>
+        <w:rPr>
+          <w:i/>
+          <w:iCs/>
+        </w:rPr>
+        <w:t xml:space="preserve">Ass’n</w:t>
+      </w:r>
+      <w:r>
+        <w:rPr>
+          <w:i/>
+          <w:iCs/>
+        </w:rPr>
+        <w:t xml:space="preserve"> </w:t>
+      </w:r>
+      <w:r>
+        <w:rPr>
+          <w:i/>
+          <w:iCs/>
+        </w:rPr>
+        <w:t xml:space="preserve">of</w:t>
+      </w:r>
+      <w:r>
+        <w:rPr>
+          <w:i/>
+          <w:iCs/>
+        </w:rPr>
+        <w:t xml:space="preserve"> </w:t>
+      </w:r>
+      <w:r>
+        <w:rPr>
+          <w:i/>
+          <w:iCs/>
+        </w:rPr>
+        <w:t xml:space="preserve">Priv.</w:t>
+      </w:r>
+      <w:r>
+        <w:rPr>
+          <w:i/>
+          <w:iCs/>
+        </w:rPr>
+        <w:t xml:space="preserve"> </w:t>
+      </w:r>
+      <w:r>
+        <w:rPr>
+          <w:i/>
+          <w:iCs/>
+        </w:rPr>
+        <w:t xml:space="preserve">Postsecondary</w:t>
+      </w:r>
+      <w:r>
+        <w:rPr>
+          <w:i/>
+          <w:iCs/>
+        </w:rPr>
+        <w:t xml:space="preserve"> </w:t>
+      </w:r>
+      <w:r>
+        <w:rPr>
+          <w:i/>
+          <w:iCs/>
+        </w:rPr>
+        <w:t xml:space="preserve">Sch.</w:t>
+      </w:r>
+      <w:r>
+        <w:rPr>
+          <w:i/>
+          <w:iCs/>
+        </w:rPr>
+        <w:t xml:space="preserve"> </w:t>
+      </w:r>
+      <w:r>
+        <w:rPr>
+          <w:i/>
+          <w:iCs/>
+        </w:rPr>
+        <w:t xml:space="preserve">v.</w:t>
+      </w:r>
+      <w:r>
+        <w:rPr>
+          <w:i/>
+          <w:iCs/>
+        </w:rPr>
+        <w:t xml:space="preserve"> </w:t>
+      </w:r>
+      <w:r>
+        <w:rPr>
+          <w:i/>
+          <w:iCs/>
+        </w:rPr>
+        <w:t xml:space="preserve">DeVos</w:t>
+      </w:r>
+      <w:r>
+        <w:t xml:space="preserve">, </w:t>
+      </w:r>
+      <w:r>
+        <w:t xml:space="preserve">344</w:t>
+      </w:r>
+      <w:r>
+        <w:t xml:space="preserve"> </w:t>
+      </w:r>
+      <w:r>
+        <w:t xml:space="preserve">F.</w:t>
+      </w:r>
+      <w:r>
+        <w:t xml:space="preserve"> </w:t>
+      </w:r>
+      <w:r>
+        <w:t xml:space="preserve">Supp.</w:t>
+      </w:r>
+      <w:r>
+        <w:t xml:space="preserve"> </w:t>
+      </w:r>
+      <w:r>
+        <w:t xml:space="preserve">3d</w:t>
+      </w:r>
+      <w:r>
+        <w:t xml:space="preserve"> </w:t>
+      </w:r>
+      <w:r>
+        <w:t xml:space="preserve">158</w:t>
+      </w:r>
+      <w:r>
+        <w:t xml:space="preserve"> </w:t>
+      </w:r>
+      <w:r>
+        <w:t xml:space="preserve">(D.D.C.</w:t>
+      </w:r>
+      <w:r>
+        <w:t xml:space="preserve"> </w:t>
+      </w:r>
+      <w:r>
+        <w:t xml:space="preserve">2018)</w:t>
+      </w:r>
+      <w:r>
+        <w:t xml:space="preserve"> </w:t>
+      </w:r>
+      <w:r>
+        <w:tab/>
+      </w:r>
+      <w:r>
+        <w:t xml:space="preserve">6</w:t>
+      </w:r>
+    </w:p>
+    <w:p>
+      <w:pPr>
+        <w:keepLines/>
+        <w:tabs>
+          <w:tab w:val="right" w:leader="dot" w:pos="9340"/>
+        </w:tabs>
+        <w:spacing w:before="200" w:after="0" w:line="340" w:lineRule="exact"/>
+        <w:ind w:left="504" w:right="1120" w:hanging="504"/>
+      </w:pPr>
+      <w:r>
+        <w:rPr>
+          <w:i/>
+          <w:iCs/>
+        </w:rPr>
+        <w:t xml:space="preserve">California</w:t>
+      </w:r>
+      <w:r>
+        <w:rPr>
+          <w:i/>
+          <w:iCs/>
+        </w:rPr>
+        <w:t xml:space="preserve"> </w:t>
+      </w:r>
+      <w:r>
+        <w:rPr>
+          <w:i/>
+          <w:iCs/>
+        </w:rPr>
+        <w:t xml:space="preserve">ex</w:t>
+      </w:r>
+      <w:r>
+        <w:rPr>
+          <w:i/>
+          <w:iCs/>
+        </w:rPr>
+        <w:t xml:space="preserve"> </w:t>
+      </w:r>
+      <w:r>
+        <w:rPr>
+          <w:i/>
+          <w:iCs/>
+        </w:rPr>
+        <w:t xml:space="preserve">rel.</w:t>
+      </w:r>
+      <w:r>
+        <w:rPr>
+          <w:i/>
+          <w:iCs/>
+        </w:rPr>
+        <w:t xml:space="preserve"> </w:t>
+      </w:r>
+      <w:r>
+        <w:rPr>
+          <w:i/>
+          <w:iCs/>
+        </w:rPr>
+        <w:t xml:space="preserve">Becerra</w:t>
+      </w:r>
+      <w:r>
+        <w:rPr>
+          <w:i/>
+          <w:iCs/>
+        </w:rPr>
+        <w:t xml:space="preserve"> </w:t>
+      </w:r>
+      <w:r>
+        <w:rPr>
+          <w:i/>
+          <w:iCs/>
+        </w:rPr>
+        <w:t xml:space="preserve">v.</w:t>
+      </w:r>
+      <w:r>
+        <w:rPr>
+          <w:i/>
+          <w:iCs/>
+        </w:rPr>
+        <w:t xml:space="preserve"> </w:t>
+      </w:r>
+      <w:r>
+        <w:rPr>
+          <w:i/>
+          <w:iCs/>
+        </w:rPr>
+        <w:t xml:space="preserve">U.S.</w:t>
+      </w:r>
+      <w:r>
+        <w:rPr>
+          <w:i/>
+          <w:iCs/>
+        </w:rPr>
+        <w:t xml:space="preserve"> </w:t>
+      </w:r>
+      <w:r>
+        <w:rPr>
+          <w:i/>
+          <w:iCs/>
+        </w:rPr>
+        <w:t xml:space="preserve">EPA</w:t>
+      </w:r>
+      <w:r>
+        <w:t xml:space="preserve">, </w:t>
+      </w:r>
+      <w:r>
+        <w:t xml:space="preserve">978</w:t>
+      </w:r>
+      <w:r>
+        <w:t xml:space="preserve"> </w:t>
+      </w:r>
+      <w:r>
+        <w:t xml:space="preserve">F.3d</w:t>
+      </w:r>
+      <w:r>
+        <w:t xml:space="preserve"> </w:t>
+      </w:r>
+      <w:r>
+        <w:t xml:space="preserve">708</w:t>
+      </w:r>
+      <w:r>
+        <w:t xml:space="preserve"> </w:t>
+      </w:r>
+      <w:r>
+        <w:t xml:space="preserve">(9th</w:t>
+      </w:r>
+      <w:r>
+        <w:t xml:space="preserve"> </w:t>
+      </w:r>
+      <w:r>
+        <w:t xml:space="preserve">Cir.</w:t>
+      </w:r>
+      <w:r>
+        <w:t xml:space="preserve"> </w:t>
+      </w:r>
+      <w:r>
+        <w:t xml:space="preserve">2020)</w:t>
+      </w:r>
+      <w:r>
+        <w:t xml:space="preserve"> </w:t>
+      </w:r>
+      <w:r>
+        <w:tab/>
+      </w:r>
+      <w:r>
+        <w:t xml:space="preserve">12, 13</w:t>
+      </w:r>
+    </w:p>
+    <w:p>
+      <w:pPr>
+        <w:keepLines/>
+        <w:tabs>
+          <w:tab w:val="right" w:leader="dot" w:pos="9340"/>
+        </w:tabs>
+        <w:spacing w:before="200" w:after="0" w:line="340" w:lineRule="exact"/>
+        <w:ind w:left="504" w:right="1120" w:hanging="504"/>
+      </w:pPr>
+      <w:r>
+        <w:rPr>
+          <w:i/>
+          <w:iCs/>
+        </w:rPr>
+        <w:t xml:space="preserve">Calvillo</w:t>
+      </w:r>
+      <w:r>
+        <w:rPr>
+          <w:i/>
+          <w:iCs/>
+        </w:rPr>
+        <w:t xml:space="preserve"> </w:t>
+      </w:r>
+      <w:r>
+        <w:rPr>
+          <w:i/>
+          <w:iCs/>
+        </w:rPr>
+        <w:t xml:space="preserve">Manriquez</w:t>
+      </w:r>
+      <w:r>
+        <w:rPr>
+          <w:i/>
+          <w:iCs/>
+        </w:rPr>
+        <w:t xml:space="preserve"> </w:t>
+      </w:r>
+      <w:r>
+        <w:rPr>
+          <w:i/>
+          <w:iCs/>
+        </w:rPr>
+        <w:t xml:space="preserve">v.</w:t>
+      </w:r>
+      <w:r>
+        <w:rPr>
+          <w:i/>
+          <w:iCs/>
+        </w:rPr>
+        <w:t xml:space="preserve"> </w:t>
+      </w:r>
+      <w:r>
+        <w:rPr>
+          <w:i/>
+          <w:iCs/>
+        </w:rPr>
+        <w:t xml:space="preserve">DeVos</w:t>
+      </w:r>
+      <w:r>
+        <w:t xml:space="preserve">, </w:t>
+      </w:r>
+      <w:r>
+        <w:t xml:space="preserve">345</w:t>
+      </w:r>
+      <w:r>
+        <w:t xml:space="preserve"> </w:t>
+      </w:r>
+      <w:r>
+        <w:t xml:space="preserve">F.</w:t>
+      </w:r>
+      <w:r>
+        <w:t xml:space="preserve"> </w:t>
+      </w:r>
+      <w:r>
+        <w:t xml:space="preserve">Supp.</w:t>
+      </w:r>
+      <w:r>
+        <w:t xml:space="preserve"> </w:t>
+      </w:r>
+      <w:r>
+        <w:t xml:space="preserve">3d</w:t>
+      </w:r>
+      <w:r>
+        <w:t xml:space="preserve"> </w:t>
+      </w:r>
+      <w:r>
+        <w:t xml:space="preserve">1077</w:t>
+      </w:r>
+      <w:r>
+        <w:t xml:space="preserve"> </w:t>
+      </w:r>
+      <w:r>
+        <w:t xml:space="preserve">(N.D.</w:t>
+      </w:r>
+      <w:r>
+        <w:t xml:space="preserve"> </w:t>
+      </w:r>
+      <w:r>
+        <w:t xml:space="preserve">Cal.</w:t>
+      </w:r>
+      <w:r>
+        <w:t xml:space="preserve"> </w:t>
+      </w:r>
+      <w:r>
+        <w:t xml:space="preserve">2018)</w:t>
+      </w:r>
+      <w:r>
+        <w:t xml:space="preserve"> </w:t>
+      </w:r>
+      <w:r>
+        <w:tab/>
+      </w:r>
+      <w:r>
+        <w:t xml:space="preserve">6</w:t>
+      </w:r>
+    </w:p>
+    <w:p>
+      <w:pPr>
+        <w:keepLines/>
+        <w:tabs>
+          <w:tab w:val="right" w:leader="dot" w:pos="9340"/>
+        </w:tabs>
+        <w:spacing w:before="200" w:after="0" w:line="340" w:lineRule="exact"/>
+        <w:ind w:left="504" w:right="1120" w:hanging="504"/>
+      </w:pPr>
+      <w:r>
+        <w:rPr>
+          <w:i/>
+          <w:iCs/>
+        </w:rPr>
+        <w:t xml:space="preserve">Henson</w:t>
+      </w:r>
+      <w:r>
+        <w:rPr>
+          <w:i/>
+          <w:iCs/>
+        </w:rPr>
+        <w:t xml:space="preserve"> </w:t>
+      </w:r>
+      <w:r>
+        <w:rPr>
+          <w:i/>
+          <w:iCs/>
+        </w:rPr>
+        <w:t xml:space="preserve">v.</w:t>
+      </w:r>
+      <w:r>
+        <w:rPr>
+          <w:i/>
+          <w:iCs/>
+        </w:rPr>
+        <w:t xml:space="preserve"> </w:t>
+      </w:r>
+      <w:r>
+        <w:rPr>
+          <w:i/>
+          <w:iCs/>
+        </w:rPr>
+        <w:t xml:space="preserve">Fidelity</w:t>
+      </w:r>
+      <w:r>
+        <w:rPr>
+          <w:i/>
+          <w:iCs/>
+        </w:rPr>
+        <w:t xml:space="preserve"> </w:t>
+      </w:r>
+      <w:r>
+        <w:rPr>
+          <w:i/>
+          <w:iCs/>
+        </w:rPr>
+        <w:t xml:space="preserve">Nat’l</w:t>
+      </w:r>
+      <w:r>
+        <w:rPr>
+          <w:i/>
+          <w:iCs/>
+        </w:rPr>
+        <w:t xml:space="preserve"> </w:t>
+      </w:r>
+      <w:r>
+        <w:rPr>
+          <w:i/>
+          <w:iCs/>
+        </w:rPr>
+        <w:t xml:space="preserve">Fin.,</w:t>
+      </w:r>
+      <w:r>
+        <w:rPr>
+          <w:i/>
+          <w:iCs/>
+        </w:rPr>
+        <w:t xml:space="preserve"> </w:t>
+      </w:r>
+      <w:r>
+        <w:rPr>
+          <w:i/>
+          <w:iCs/>
+        </w:rPr>
+        <w:t xml:space="preserve">Inc.</w:t>
+      </w:r>
+      <w:r>
+        <w:t xml:space="preserve">, </w:t>
+      </w:r>
+      <w:r>
+        <w:t xml:space="preserve">943</w:t>
+      </w:r>
+      <w:r>
+        <w:t xml:space="preserve"> </w:t>
+      </w:r>
+      <w:r>
+        <w:t xml:space="preserve">F.3d</w:t>
+      </w:r>
+      <w:r>
+        <w:t xml:space="preserve"> </w:t>
+      </w:r>
+      <w:r>
+        <w:t xml:space="preserve">434</w:t>
+      </w:r>
+      <w:r>
+        <w:t xml:space="preserve"> </w:t>
+      </w:r>
+      <w:r>
+        <w:t xml:space="preserve">(9th</w:t>
+      </w:r>
+      <w:r>
+        <w:t xml:space="preserve"> </w:t>
+      </w:r>
+      <w:r>
+        <w:t xml:space="preserve">Cir.</w:t>
+      </w:r>
+      <w:r>
+        <w:t xml:space="preserve"> </w:t>
+      </w:r>
+      <w:r>
+        <w:t xml:space="preserve">2019)</w:t>
+      </w:r>
+      <w:r>
+        <w:t xml:space="preserve"> </w:t>
+      </w:r>
+      <w:r>
+        <w:tab/>
+      </w:r>
+      <w:r>
+        <w:t xml:space="preserve">12, 13, 14</w:t>
+      </w:r>
+    </w:p>
+    <w:p>
+      <w:pPr>
+        <w:keepLines/>
+        <w:tabs>
+          <w:tab w:val="right" w:leader="dot" w:pos="9340"/>
+        </w:tabs>
+        <w:spacing w:before="200" w:after="0" w:line="340" w:lineRule="exact"/>
+        <w:ind w:left="504" w:right="1120" w:hanging="504"/>
+      </w:pPr>
+      <w:r>
+        <w:rPr>
+          <w:i/>
+          <w:iCs/>
+        </w:rPr>
+        <w:t xml:space="preserve">Horne</w:t>
+      </w:r>
+      <w:r>
+        <w:rPr>
+          <w:i/>
+          <w:iCs/>
+        </w:rPr>
+        <w:t xml:space="preserve"> </w:t>
+      </w:r>
+      <w:r>
+        <w:rPr>
+          <w:i/>
+          <w:iCs/>
+        </w:rPr>
+        <w:t xml:space="preserve">v.</w:t>
+      </w:r>
+      <w:r>
+        <w:rPr>
+          <w:i/>
+          <w:iCs/>
+        </w:rPr>
+        <w:t xml:space="preserve"> </w:t>
+      </w:r>
+      <w:r>
+        <w:rPr>
+          <w:i/>
+          <w:iCs/>
+        </w:rPr>
+        <w:t xml:space="preserve">Flores</w:t>
+      </w:r>
+      <w:r>
+        <w:t xml:space="preserve">, </w:t>
+      </w:r>
+      <w:r>
+        <w:t xml:space="preserve">557</w:t>
+      </w:r>
+      <w:r>
+        <w:t xml:space="preserve"> </w:t>
+      </w:r>
+      <w:r>
+        <w:t xml:space="preserve">U.S.</w:t>
+      </w:r>
+      <w:r>
+        <w:t xml:space="preserve"> </w:t>
+      </w:r>
+      <w:r>
+        <w:t xml:space="preserve">433</w:t>
+      </w:r>
+      <w:r>
+        <w:t xml:space="preserve"> </w:t>
+      </w:r>
+      <w:r>
+        <w:t xml:space="preserve">(2009)</w:t>
+      </w:r>
+      <w:r>
+        <w:t xml:space="preserve"> </w:t>
+      </w:r>
+      <w:r>
+        <w:tab/>
+      </w:r>
+      <w:r>
+        <w:t xml:space="preserve">13</w:t>
+      </w:r>
+    </w:p>
+    <w:p>
+      <w:pPr>
+        <w:keepLines/>
+        <w:tabs>
+          <w:tab w:val="right" w:leader="dot" w:pos="9340"/>
+        </w:tabs>
+        <w:spacing w:before="200" w:after="0" w:line="340" w:lineRule="exact"/>
+        <w:ind w:left="504" w:right="1120" w:hanging="504"/>
+      </w:pPr>
+      <w:r>
+        <w:rPr>
+          <w:i/>
+          <w:iCs/>
+        </w:rPr>
+        <w:t xml:space="preserve">In</w:t>
+      </w:r>
+      <w:r>
+        <w:rPr>
+          <w:i/>
+          <w:iCs/>
+        </w:rPr>
+        <w:t xml:space="preserve"> </w:t>
+      </w:r>
+      <w:r>
+        <w:rPr>
+          <w:i/>
+          <w:iCs/>
+        </w:rPr>
+        <w:t xml:space="preserve">re</w:t>
+      </w:r>
+      <w:r>
+        <w:rPr>
+          <w:i/>
+          <w:iCs/>
+        </w:rPr>
+        <w:t xml:space="preserve"> </w:t>
+      </w:r>
+      <w:r>
+        <w:rPr>
+          <w:i/>
+          <w:iCs/>
+        </w:rPr>
+        <w:t xml:space="preserve">U.S.</w:t>
+      </w:r>
+      <w:r>
+        <w:rPr>
+          <w:i/>
+          <w:iCs/>
+        </w:rPr>
+        <w:t xml:space="preserve"> </w:t>
+      </w:r>
+      <w:r>
+        <w:rPr>
+          <w:i/>
+          <w:iCs/>
+        </w:rPr>
+        <w:t xml:space="preserve">Dep’t</w:t>
+      </w:r>
+      <w:r>
+        <w:rPr>
+          <w:i/>
+          <w:iCs/>
+        </w:rPr>
+        <w:t xml:space="preserve"> </w:t>
+      </w:r>
+      <w:r>
+        <w:rPr>
+          <w:i/>
+          <w:iCs/>
+        </w:rPr>
+        <w:t xml:space="preserve">of</w:t>
+      </w:r>
+      <w:r>
+        <w:rPr>
+          <w:i/>
+          <w:iCs/>
+        </w:rPr>
+        <w:t xml:space="preserve"> </w:t>
+      </w:r>
+      <w:r>
+        <w:rPr>
+          <w:i/>
+          <w:iCs/>
+        </w:rPr>
+        <w:t xml:space="preserve">Educ.</w:t>
+      </w:r>
+      <w:r>
+        <w:t xml:space="preserve">, </w:t>
+      </w:r>
+      <w:r>
+        <w:t xml:space="preserve">25</w:t>
+      </w:r>
+      <w:r>
+        <w:t xml:space="preserve"> </w:t>
+      </w:r>
+      <w:r>
+        <w:t xml:space="preserve">F.4th</w:t>
+      </w:r>
+      <w:r>
+        <w:t xml:space="preserve"> </w:t>
+      </w:r>
+      <w:r>
+        <w:t xml:space="preserve">692</w:t>
+      </w:r>
+      <w:r>
+        <w:t xml:space="preserve"> </w:t>
+      </w:r>
+      <w:r>
+        <w:t xml:space="preserve">(9th</w:t>
+      </w:r>
+      <w:r>
+        <w:t xml:space="preserve"> </w:t>
+      </w:r>
+      <w:r>
+        <w:t xml:space="preserve">Cir.</w:t>
+      </w:r>
+      <w:r>
+        <w:t xml:space="preserve"> </w:t>
+      </w:r>
+      <w:r>
+        <w:t xml:space="preserve">2022)</w:t>
+      </w:r>
+      <w:r>
+        <w:t xml:space="preserve"> </w:t>
+      </w:r>
+      <w:r>
+        <w:tab/>
+      </w:r>
+      <w:r>
+        <w:t xml:space="preserve">5, 6</w:t>
+      </w:r>
+    </w:p>
+    <w:p>
+      <w:pPr>
+        <w:keepLines/>
+        <w:tabs>
+          <w:tab w:val="right" w:leader="dot" w:pos="9340"/>
+        </w:tabs>
+        <w:spacing w:before="200" w:after="0" w:line="340" w:lineRule="exact"/>
+        <w:ind w:left="504" w:right="1120" w:hanging="504"/>
+      </w:pPr>
+      <w:r>
+        <w:rPr>
+          <w:i/>
+          <w:iCs/>
+        </w:rPr>
+        <w:t xml:space="preserve">Kelly</w:t>
+      </w:r>
+      <w:r>
+        <w:rPr>
+          <w:i/>
+          <w:iCs/>
+        </w:rPr>
+        <w:t xml:space="preserve"> </w:t>
+      </w:r>
+      <w:r>
+        <w:rPr>
+          <w:i/>
+          <w:iCs/>
+        </w:rPr>
+        <w:t xml:space="preserve">v.</w:t>
+      </w:r>
+      <w:r>
+        <w:rPr>
+          <w:i/>
+          <w:iCs/>
+        </w:rPr>
+        <w:t xml:space="preserve"> </w:t>
+      </w:r>
+      <w:r>
+        <w:rPr>
+          <w:i/>
+          <w:iCs/>
+        </w:rPr>
+        <w:t xml:space="preserve">Wengler</w:t>
+      </w:r>
+      <w:r>
+        <w:t xml:space="preserve">, </w:t>
+      </w:r>
+      <w:r>
+        <w:t xml:space="preserve">822</w:t>
+      </w:r>
+      <w:r>
+        <w:t xml:space="preserve"> </w:t>
+      </w:r>
+      <w:r>
+        <w:t xml:space="preserve">F.3d</w:t>
+      </w:r>
+      <w:r>
+        <w:t xml:space="preserve"> </w:t>
+      </w:r>
+      <w:r>
+        <w:t xml:space="preserve">1085</w:t>
+      </w:r>
+      <w:r>
+        <w:t xml:space="preserve"> </w:t>
+      </w:r>
+      <w:r>
+        <w:t xml:space="preserve">(9th</w:t>
+      </w:r>
+      <w:r>
+        <w:t xml:space="preserve"> </w:t>
+      </w:r>
+      <w:r>
+        <w:t xml:space="preserve">Cir.</w:t>
+      </w:r>
+      <w:r>
+        <w:t xml:space="preserve"> </w:t>
+      </w:r>
+      <w:r>
+        <w:t xml:space="preserve">2016)</w:t>
+      </w:r>
+      <w:r>
+        <w:t xml:space="preserve"> </w:t>
+      </w:r>
+      <w:r>
+        <w:tab/>
+      </w:r>
+      <w:r>
+        <w:t xml:space="preserve">14</w:t>
+      </w:r>
+    </w:p>
+    <w:p>
+      <w:pPr>
+        <w:keepLines/>
+        <w:tabs>
+          <w:tab w:val="right" w:leader="dot" w:pos="9340"/>
+        </w:tabs>
+        <w:spacing w:before="200" w:after="0" w:line="340" w:lineRule="exact"/>
+        <w:ind w:left="504" w:right="1120" w:hanging="504"/>
+      </w:pPr>
+      <w:r>
+        <w:rPr>
+          <w:i/>
+          <w:iCs/>
+        </w:rPr>
+        <w:t xml:space="preserve">Rufo</w:t>
+      </w:r>
+      <w:r>
+        <w:rPr>
+          <w:i/>
+          <w:iCs/>
+        </w:rPr>
+        <w:t xml:space="preserve"> </w:t>
+      </w:r>
+      <w:r>
+        <w:rPr>
+          <w:i/>
+          <w:iCs/>
+        </w:rPr>
+        <w:t xml:space="preserve">v.</w:t>
+      </w:r>
+      <w:r>
+        <w:rPr>
+          <w:i/>
+          <w:iCs/>
+        </w:rPr>
+        <w:t xml:space="preserve"> </w:t>
+      </w:r>
+      <w:r>
+        <w:rPr>
+          <w:i/>
+          <w:iCs/>
+        </w:rPr>
+        <w:t xml:space="preserve">Inmates</w:t>
+      </w:r>
+      <w:r>
+        <w:rPr>
+          <w:i/>
+          <w:iCs/>
+        </w:rPr>
+        <w:t xml:space="preserve"> </w:t>
+      </w:r>
+      <w:r>
+        <w:rPr>
+          <w:i/>
+          <w:iCs/>
+        </w:rPr>
+        <w:t xml:space="preserve">of</w:t>
+      </w:r>
+      <w:r>
+        <w:rPr>
+          <w:i/>
+          <w:iCs/>
+        </w:rPr>
+        <w:t xml:space="preserve"> </w:t>
+      </w:r>
+      <w:r>
+        <w:rPr>
+          <w:i/>
+          <w:iCs/>
+        </w:rPr>
+        <w:t xml:space="preserve">Suffolk</w:t>
+      </w:r>
+      <w:r>
+        <w:rPr>
+          <w:i/>
+          <w:iCs/>
+        </w:rPr>
+        <w:t xml:space="preserve"> </w:t>
+      </w:r>
+      <w:r>
+        <w:rPr>
+          <w:i/>
+          <w:iCs/>
+        </w:rPr>
+        <w:t xml:space="preserve">Cnty.</w:t>
+      </w:r>
+      <w:r>
+        <w:rPr>
+          <w:i/>
+          <w:iCs/>
+        </w:rPr>
+        <w:t xml:space="preserve"> </w:t>
+      </w:r>
+      <w:r>
+        <w:rPr>
+          <w:i/>
+          <w:iCs/>
+        </w:rPr>
+        <w:t xml:space="preserve">Jail</w:t>
+      </w:r>
+      <w:r>
+        <w:t xml:space="preserve">, </w:t>
+      </w:r>
+      <w:r>
+        <w:t xml:space="preserve">502</w:t>
+      </w:r>
+      <w:r>
+        <w:t xml:space="preserve"> </w:t>
+      </w:r>
+      <w:r>
+        <w:t xml:space="preserve">U.S.</w:t>
+      </w:r>
+      <w:r>
+        <w:t xml:space="preserve"> </w:t>
+      </w:r>
+      <w:r>
+        <w:t xml:space="preserve">367</w:t>
+      </w:r>
+      <w:r>
+        <w:t xml:space="preserve"> </w:t>
+      </w:r>
+      <w:r>
+        <w:t xml:space="preserve">(1992)</w:t>
+      </w:r>
+      <w:r>
+        <w:t xml:space="preserve"> </w:t>
+      </w:r>
+      <w:r>
+        <w:tab/>
+      </w:r>
+      <w:r>
+        <w:t xml:space="preserve">13</w:t>
+      </w:r>
+    </w:p>
+    <w:p>
+      <w:pPr>
+        <w:keepLines/>
+        <w:tabs>
+          <w:tab w:val="right" w:leader="dot" w:pos="9340"/>
+        </w:tabs>
+        <w:spacing w:before="200" w:after="0" w:line="340" w:lineRule="exact"/>
+        <w:ind w:left="504" w:right="1120" w:hanging="504"/>
+      </w:pPr>
+      <w:r>
+        <w:rPr>
+          <w:i/>
+          <w:iCs/>
+        </w:rPr>
+        <w:t xml:space="preserve">Sali</w:t>
+      </w:r>
+      <w:r>
+        <w:rPr>
+          <w:i/>
+          <w:iCs/>
+        </w:rPr>
+        <w:t xml:space="preserve"> </w:t>
+      </w:r>
+      <w:r>
+        <w:rPr>
+          <w:i/>
+          <w:iCs/>
+        </w:rPr>
+        <w:t xml:space="preserve">v.</w:t>
+      </w:r>
+      <w:r>
+        <w:rPr>
+          <w:i/>
+          <w:iCs/>
+        </w:rPr>
+        <w:t xml:space="preserve"> </w:t>
+      </w:r>
+      <w:r>
+        <w:rPr>
+          <w:i/>
+          <w:iCs/>
+        </w:rPr>
+        <w:t xml:space="preserve">Corona</w:t>
+      </w:r>
+      <w:r>
+        <w:rPr>
+          <w:i/>
+          <w:iCs/>
+        </w:rPr>
+        <w:t xml:space="preserve"> </w:t>
+      </w:r>
+      <w:r>
+        <w:rPr>
+          <w:i/>
+          <w:iCs/>
+        </w:rPr>
+        <w:t xml:space="preserve">Reg’l</w:t>
+      </w:r>
+      <w:r>
+        <w:rPr>
+          <w:i/>
+          <w:iCs/>
+        </w:rPr>
+        <w:t xml:space="preserve"> </w:t>
+      </w:r>
+      <w:r>
+        <w:rPr>
+          <w:i/>
+          <w:iCs/>
+        </w:rPr>
+        <w:t xml:space="preserve">Med.</w:t>
+      </w:r>
+      <w:r>
+        <w:rPr>
+          <w:i/>
+          <w:iCs/>
+        </w:rPr>
+        <w:t xml:space="preserve"> </w:t>
+      </w:r>
+      <w:r>
+        <w:rPr>
+          <w:i/>
+          <w:iCs/>
+        </w:rPr>
+        <w:t xml:space="preserve">Ctr.</w:t>
+      </w:r>
+      <w:r>
+        <w:t xml:space="preserve">, </w:t>
+      </w:r>
+      <w:r>
+        <w:t xml:space="preserve">909</w:t>
+      </w:r>
+      <w:r>
+        <w:t xml:space="preserve"> </w:t>
+      </w:r>
+      <w:r>
+        <w:t xml:space="preserve">F.3d</w:t>
+      </w:r>
+      <w:r>
+        <w:t xml:space="preserve"> </w:t>
+      </w:r>
+      <w:r>
+        <w:t xml:space="preserve">996</w:t>
+      </w:r>
+      <w:r>
+        <w:t xml:space="preserve"> </w:t>
+      </w:r>
+      <w:r>
+        <w:t xml:space="preserve">(9th</w:t>
+      </w:r>
+      <w:r>
+        <w:t xml:space="preserve"> </w:t>
+      </w:r>
+      <w:r>
+        <w:t xml:space="preserve">Cir.</w:t>
+      </w:r>
+      <w:r>
+        <w:t xml:space="preserve"> </w:t>
+      </w:r>
+      <w:r>
+        <w:t xml:space="preserve">2018)</w:t>
+      </w:r>
+      <w:r>
+        <w:t xml:space="preserve"> </w:t>
+      </w:r>
+      <w:r>
+        <w:tab/>
+      </w:r>
+      <w:r>
+        <w:t xml:space="preserve">18</w:t>
+      </w:r>
+    </w:p>
+    <w:p>
+      <w:pPr>
+        <w:keepNext/>
+        <w:keepLines/>
+        <w:spacing w:before="400" w:after="0" w:line="340" w:lineRule="exact"/>
+      </w:pPr>
+      <w:r>
+        <w:rPr>
+          <w:b/>
+          <w:bCs/>
+        </w:rPr>
+        <w:t xml:space="preserve">Statutes:</w:t>
+      </w:r>
+    </w:p>
+    <w:p>
+      <w:pPr>
+        <w:keepLines/>
+        <w:tabs>
+          <w:tab w:val="right" w:leader="dot" w:pos="9340"/>
+        </w:tabs>
+        <w:spacing w:before="200" w:after="0" w:line="340" w:lineRule="exact"/>
+        <w:ind w:left="504" w:right="1120" w:hanging="504"/>
+      </w:pPr>
+      <w:r>
+        <w:t xml:space="preserve">28</w:t>
+      </w:r>
+      <w:r>
+        <w:t xml:space="preserve"> </w:t>
+      </w:r>
+      <w:r>
+        <w:t xml:space="preserve">U.S.C.</w:t>
+      </w:r>
+      <w:r>
+        <w:t xml:space="preserve"> </w:t>
+      </w:r>
+      <w:r>
+        <w:t xml:space="preserve">§</w:t>
+      </w:r>
+      <w:r>
+        <w:t xml:space="preserve"> </w:t>
+      </w:r>
+      <w:r>
+        <w:t xml:space="preserve">1291</w:t>
+      </w:r>
+      <w:r>
+        <w:t xml:space="preserve"> </w:t>
+      </w:r>
+      <w:r>
+        <w:tab/>
+      </w:r>
+      <w:r>
+        <w:t xml:space="preserve">4</w:t>
+      </w:r>
+    </w:p>
+    <w:p>
+      <w:pPr>
+        <w:keepLines/>
+        <w:tabs>
+          <w:tab w:val="right" w:leader="dot" w:pos="9340"/>
+        </w:tabs>
+        <w:spacing w:before="200" w:after="0" w:line="340" w:lineRule="exact"/>
+        <w:ind w:left="504" w:right="1120" w:hanging="504"/>
+      </w:pPr>
+      <w:r>
+        <w:t xml:space="preserve">28</w:t>
+      </w:r>
+      <w:r>
+        <w:t xml:space="preserve"> </w:t>
+      </w:r>
+      <w:r>
+        <w:t xml:space="preserve">U.S.C.</w:t>
+      </w:r>
+      <w:r>
+        <w:t xml:space="preserve"> </w:t>
+      </w:r>
+      <w:r>
+        <w:t xml:space="preserve">§</w:t>
+      </w:r>
+      <w:r>
+        <w:t xml:space="preserve"> </w:t>
+      </w:r>
+      <w:r>
+        <w:t xml:space="preserve">1331</w:t>
+      </w:r>
+      <w:r>
+        <w:t xml:space="preserve"> </w:t>
+      </w:r>
+      <w:r>
+        <w:tab/>
+      </w:r>
+      <w:r>
+        <w:t xml:space="preserve">4</w:t>
+      </w:r>
+    </w:p>
+    <w:p>
+      <w:pPr>
+        <w:keepNext/>
+        <w:keepLines/>
+        <w:spacing w:before="400" w:after="0" w:line="340" w:lineRule="exact"/>
+      </w:pPr>
+      <w:r>
+        <w:rPr>
+          <w:b/>
+          <w:bCs/>
+        </w:rPr>
+        <w:t xml:space="preserve">Regulations:</w:t>
+      </w:r>
+    </w:p>
+    <w:p>
+      <w:pPr>
+        <w:keepLines/>
+        <w:tabs>
+          <w:tab w:val="right" w:leader="dot" w:pos="9340"/>
+        </w:tabs>
+        <w:spacing w:before="200" w:after="0" w:line="340" w:lineRule="exact"/>
+        <w:ind w:left="504" w:right="1120" w:hanging="504"/>
+      </w:pPr>
+      <w:r>
+        <w:t xml:space="preserve">34</w:t>
+      </w:r>
+      <w:r>
+        <w:t xml:space="preserve"> </w:t>
+      </w:r>
+      <w:r>
+        <w:t xml:space="preserve">C.F.R.</w:t>
+      </w:r>
+      <w:r>
+        <w:t xml:space="preserve"> </w:t>
+      </w:r>
+      <w:r>
+        <w:t xml:space="preserve">§</w:t>
+      </w:r>
+      <w:r>
+        <w:t xml:space="preserve"> </w:t>
+      </w:r>
+      <w:r>
+        <w:t xml:space="preserve">685.222</w:t>
+      </w:r>
+      <w:r>
+        <w:t xml:space="preserve"> </w:t>
+      </w:r>
+      <w:r>
+        <w:t xml:space="preserve">(2020)</w:t>
+      </w:r>
+      <w:r>
+        <w:t xml:space="preserve"> </w:t>
+      </w:r>
+      <w:r>
+        <w:tab/>
+      </w:r>
+      <w:r>
+        <w:t xml:space="preserve">5</w:t>
+      </w:r>
+    </w:p>
+    <w:p>
+      <w:pPr>
+        <w:keepNext/>
+        <w:keepLines/>
+        <w:spacing w:before="400" w:after="0" w:line="340" w:lineRule="exact"/>
+      </w:pPr>
+      <w:r>
+        <w:rPr>
+          <w:b/>
+          <w:bCs/>
+        </w:rPr>
+        <w:t xml:space="preserve">Rules:</w:t>
+      </w:r>
+    </w:p>
+    <w:p>
+      <w:pPr>
+        <w:keepLines/>
+        <w:tabs>
+          <w:tab w:val="right" w:leader="dot" w:pos="9340"/>
+        </w:tabs>
+        <w:spacing w:before="200" w:after="0" w:line="340" w:lineRule="exact"/>
+        <w:ind w:left="504" w:right="1120" w:hanging="504"/>
+      </w:pPr>
+      <w:r>
+        <w:t xml:space="preserve">Fed.</w:t>
+      </w:r>
+      <w:r>
+        <w:t xml:space="preserve"> </w:t>
+      </w:r>
+      <w:r>
+        <w:t xml:space="preserve">R.</w:t>
+      </w:r>
+      <w:r>
+        <w:t xml:space="preserve"> </w:t>
+      </w:r>
+      <w:r>
+        <w:t xml:space="preserve">App.</w:t>
+      </w:r>
+      <w:r>
+        <w:t xml:space="preserve"> </w:t>
+      </w:r>
+      <w:r>
+        <w:t xml:space="preserve">P.</w:t>
+      </w:r>
+      <w:r>
+        <w:t xml:space="preserve"> </w:t>
+      </w:r>
+      <w:r>
+        <w:t xml:space="preserve">4(a)(5)</w:t>
+      </w:r>
+      <w:r>
+        <w:t xml:space="preserve"> </w:t>
+      </w:r>
+      <w:r>
+        <w:tab/>
+      </w:r>
+      <w:r>
+        <w:t xml:space="preserve">4</w:t>
+      </w:r>
+    </w:p>
+    <w:p>
+      <w:pPr>
+        <w:keepLines/>
+        <w:tabs>
+          <w:tab w:val="right" w:leader="dot" w:pos="9340"/>
+        </w:tabs>
+        <w:spacing w:before="200" w:after="0" w:line="340" w:lineRule="exact"/>
+        <w:ind w:left="504" w:right="1120" w:hanging="504"/>
+      </w:pPr>
+      <w:r>
+        <w:t xml:space="preserve">Fed.</w:t>
+      </w:r>
+      <w:r>
+        <w:t xml:space="preserve"> </w:t>
+      </w:r>
+      <w:r>
+        <w:t xml:space="preserve">R.</w:t>
+      </w:r>
+      <w:r>
+        <w:t xml:space="preserve"> </w:t>
+      </w:r>
+      <w:r>
+        <w:t xml:space="preserve">Civ.</w:t>
+      </w:r>
+      <w:r>
+        <w:t xml:space="preserve"> </w:t>
+      </w:r>
+      <w:r>
+        <w:t xml:space="preserve">P.</w:t>
+      </w:r>
+      <w:r>
+        <w:t xml:space="preserve"> </w:t>
+      </w:r>
+      <w:r>
+        <w:t xml:space="preserve">23(c)(1)(C)</w:t>
+      </w:r>
+      <w:r>
+        <w:t xml:space="preserve"> </w:t>
+      </w:r>
+      <w:r>
+        <w:tab/>
+      </w:r>
+      <w:r>
+        <w:t xml:space="preserve">18</w:t>
+      </w:r>
+    </w:p>
+    <w:p>
+      <w:pPr>
+        <w:keepLines/>
+        <w:tabs>
+          <w:tab w:val="right" w:leader="dot" w:pos="9340"/>
+        </w:tabs>
+        <w:spacing w:before="200" w:after="0" w:line="340" w:lineRule="exact"/>
+        <w:ind w:left="504" w:right="1120" w:hanging="504"/>
+      </w:pPr>
+      <w:r>
+        <w:t xml:space="preserve">Fed.</w:t>
+      </w:r>
+      <w:r>
+        <w:t xml:space="preserve"> </w:t>
+      </w:r>
+      <w:r>
+        <w:t xml:space="preserve">R.</w:t>
+      </w:r>
+      <w:r>
+        <w:t xml:space="preserve"> </w:t>
+      </w:r>
+      <w:r>
+        <w:t xml:space="preserve">Civ.</w:t>
+      </w:r>
+      <w:r>
+        <w:t xml:space="preserve"> </w:t>
+      </w:r>
+      <w:r>
+        <w:t xml:space="preserve">P.</w:t>
+      </w:r>
+      <w:r>
+        <w:t xml:space="preserve"> </w:t>
+      </w:r>
+      <w:r>
+        <w:t xml:space="preserve">60(b)(5)</w:t>
+      </w:r>
+      <w:r>
+        <w:t xml:space="preserve"> </w:t>
+      </w:r>
+      <w:r>
+        <w:tab/>
+      </w:r>
+      <w:r>
+        <w:t xml:space="preserve">13</w:t>
+      </w:r>
+    </w:p>
+    <w:p>
+      <w:pPr>
+        <w:keepLines/>
+        <w:tabs>
+          <w:tab w:val="right" w:leader="dot" w:pos="9340"/>
+        </w:tabs>
+        <w:spacing w:before="200" w:after="0" w:line="340" w:lineRule="exact"/>
+        <w:ind w:left="504" w:right="1120" w:hanging="504"/>
+      </w:pPr>
+      <w:r>
+        <w:t xml:space="preserve">Fed.</w:t>
+      </w:r>
+      <w:r>
+        <w:t xml:space="preserve"> </w:t>
+      </w:r>
+      <w:r>
+        <w:t xml:space="preserve">R.</w:t>
+      </w:r>
+      <w:r>
+        <w:t xml:space="preserve"> </w:t>
+      </w:r>
+      <w:r>
+        <w:t xml:space="preserve">Civ.</w:t>
+      </w:r>
+      <w:r>
+        <w:t xml:space="preserve"> </w:t>
+      </w:r>
+      <w:r>
+        <w:t xml:space="preserve">P.</w:t>
+      </w:r>
+      <w:r>
+        <w:t xml:space="preserve"> </w:t>
+      </w:r>
+      <w:r>
+        <w:t xml:space="preserve">60(b)(6)</w:t>
+      </w:r>
+      <w:r>
+        <w:t xml:space="preserve"> </w:t>
+      </w:r>
+      <w:r>
+        <w:tab/>
+      </w:r>
+      <w:r>
+        <w:t xml:space="preserve">13</w:t>
+      </w:r>
+    </w:p>
+    <w:p>
+      <w:pPr>
+        <w:keepNext/>
+        <w:keepLines/>
+        <w:spacing w:before="400" w:after="0" w:line="340" w:lineRule="exact"/>
+      </w:pPr>
+      <w:r>
+        <w:rPr>
+          <w:b/>
+          <w:bCs/>
+        </w:rPr>
+        <w:t xml:space="preserve">Other Authorities:</w:t>
+      </w:r>
+    </w:p>
+    <w:p>
+      <w:pPr>
+        <w:keepLines/>
+        <w:tabs>
+          <w:tab w:val="right" w:leader="dot" w:pos="9340"/>
+        </w:tabs>
+        <w:spacing w:before="200" w:after="0" w:line="340" w:lineRule="exact"/>
+        <w:ind w:left="504" w:right="1120" w:hanging="504"/>
+      </w:pPr>
+      <w:r>
+        <w:t xml:space="preserve">81</w:t>
+      </w:r>
+      <w:r>
+        <w:t xml:space="preserve"> </w:t>
+      </w:r>
+      <w:r>
+        <w:t xml:space="preserve">Fed.</w:t>
+      </w:r>
+      <w:r>
+        <w:t xml:space="preserve"> </w:t>
+      </w:r>
+      <w:r>
+        <w:t xml:space="preserve">Reg.</w:t>
+      </w:r>
+      <w:r>
+        <w:t xml:space="preserve"> </w:t>
+      </w:r>
+      <w:r>
+        <w:t xml:space="preserve">39,330</w:t>
+      </w:r>
+      <w:r>
+        <w:t xml:space="preserve"> </w:t>
+      </w:r>
+      <w:r>
+        <w:t xml:space="preserve">(June</w:t>
+      </w:r>
+      <w:r>
+        <w:t xml:space="preserve"> </w:t>
+      </w:r>
+      <w:r>
+        <w:t xml:space="preserve">16,</w:t>
+      </w:r>
+      <w:r>
+        <w:t xml:space="preserve"> </w:t>
+      </w:r>
+      <w:r>
+        <w:t xml:space="preserve">2016)</w:t>
+      </w:r>
+      <w:r>
+        <w:t xml:space="preserve"> </w:t>
+      </w:r>
+      <w:r>
+        <w:tab/>
+      </w:r>
+      <w:r>
+        <w:t xml:space="preserve">5</w:t>
+      </w:r>
+    </w:p>
+    <w:p>
+      <w:pPr>
+        <w:keepLines/>
+        <w:tabs>
+          <w:tab w:val="right" w:leader="dot" w:pos="9340"/>
+        </w:tabs>
+        <w:spacing w:before="200" w:after="0" w:line="340" w:lineRule="exact"/>
+        <w:ind w:left="504" w:right="1120" w:hanging="504"/>
+      </w:pPr>
+      <w:r>
+        <w:t xml:space="preserve">81</w:t>
+      </w:r>
+      <w:r>
+        <w:t xml:space="preserve"> </w:t>
+      </w:r>
+      <w:r>
+        <w:t xml:space="preserve">Fed.</w:t>
+      </w:r>
+      <w:r>
+        <w:t xml:space="preserve"> </w:t>
+      </w:r>
+      <w:r>
+        <w:t xml:space="preserve">Reg.</w:t>
+      </w:r>
+      <w:r>
+        <w:t xml:space="preserve"> </w:t>
+      </w:r>
+      <w:r>
+        <w:t xml:space="preserve">75,926</w:t>
+      </w:r>
+      <w:r>
+        <w:t xml:space="preserve"> </w:t>
+      </w:r>
+      <w:r>
+        <w:t xml:space="preserve">(Nov. 1,</w:t>
+      </w:r>
+      <w:r>
+        <w:t xml:space="preserve"> </w:t>
+      </w:r>
+      <w:r>
+        <w:t xml:space="preserve">2016)</w:t>
+      </w:r>
+      <w:r>
+        <w:t xml:space="preserve"> </w:t>
+      </w:r>
+      <w:r>
+        <w:tab/>
+      </w:r>
+      <w:r>
+        <w:t xml:space="preserve">10</w:t>
+      </w:r>
+    </w:p>
+    <w:p>
+      <w:pPr>
+        <w:spacing w:before="0" w:after="0" w:line="20" w:lineRule="exact"/>
+        <w:sectPr>
+          <w:footerReference w:type="default" r:id="rIdFtrPage"/>
+          <w:pgSz w:w="12240" w:h="15840"/>
+          <w:pgMar w:top="1440" w:right="1440" w:bottom="1440" w:left="1440" w:header="720" w:footer="576" w:gutter="0"/>
+          <w:pgNumType w:fmt="lowerRoman" w:start="1"/>
+        </w:sectPr>
+      </w:pPr>
     </w:p>
     <w:p>
       <w:pPr>
         <w:pStyle w:val="Heading1"/>
-      </w:pPr>
-      <w:bookmarkStart w:id="9" w:name="_introduction"/>
-      <w:r>
-        <w:t xml:space="preserve">Introduction</w:t>
-      </w:r>
-      <w:bookmarkEnd w:id="9"/>
+        <w:keepNext/>
+        <w:keepLines/>
+        <w:spacing w:before="560" w:after="360" w:line="340" w:lineRule="exact"/>
+        <w:ind w:left="0" w:firstLine="0"/>
+        <w:jc w:val="center"/>
+      </w:pPr>
+      <w:r>
+        <w:rPr>
+          <w:b/>
+          <w:bCs/>
+        </w:rPr>
+        <w:t xml:space="preserve">INTRODUCTION</w:t>
+      </w:r>
     </w:p>
     <w:p>
       <w:pPr>
@@ -71,19 +3028,26 @@
     <w:p>
       <w:pPr>
         <w:pStyle w:val="Heading1"/>
-      </w:pPr>
-      <w:bookmarkStart w:id="10" w:name="_efefd2e0e732cf04054ec6dbbfa73841f9837db"/>
-      <w:r>
-        <w:t xml:space="preserve">Statement of Jurisdiction</w:t>
-      </w:r>
-      <w:bookmarkEnd w:id="10"/>
-    </w:p>
-    <w:p>
-      <w:pPr>
-        <w:pStyle w:val="FirstParagraph"/>
-      </w:pPr>
-      <w:r>
-        <w:t xml:space="preserve">The district court had jurisdiction over the underlying suit under 28 U.S.C. § 1331. The court entered final judgment in that suit on November 16, 2022. ER-139. On December 11, 2025, the district court largely denied the government’s motion for relief from the judgment under Rule 60(b).</w:t>
+        <w:keepNext/>
+        <w:keepLines/>
+        <w:spacing w:before="560" w:after="360" w:line="340" w:lineRule="exact"/>
+        <w:ind w:left="0" w:firstLine="0"/>
+        <w:jc w:val="center"/>
+      </w:pPr>
+      <w:r>
+        <w:rPr>
+          <w:b/>
+          <w:bCs/>
+        </w:rPr>
+        <w:t xml:space="preserve">STATEMENT OF JURISDICTION</w:t>
+      </w:r>
+    </w:p>
+    <w:p>
+      <w:pPr>
+        <w:pStyle w:val="BodyText"/>
+      </w:pPr>
+      <w:r>
+        <w:t xml:space="preserve">The district court had jurisdiction over the underlying suit under 28 U.S.C. § 1331. The court entered final judgment in that suit on November 16, 2022. ER-139. On December 11, 2025, the district court largely denied the government’s motion for relief from the judgment under Rule 60(b).</w:t>
       </w:r>
       <w:r>
         <w:t xml:space="preserve"> </w:t>
@@ -195,22 +3159,29 @@
         <w:t xml:space="preserve"> </w:t>
       </w:r>
       <w:r>
-        <w:t xml:space="preserve">ER-093-94. This Court has appellate jurisdiction under 28 U.S.C. § 1291.</w:t>
+        <w:t xml:space="preserve">ER-093-94. This Court has appellate jurisdiction under 28 U.S.C. § 1291.</w:t>
       </w:r>
     </w:p>
     <w:p>
       <w:pPr>
         <w:pStyle w:val="Heading1"/>
-      </w:pPr>
-      <w:bookmarkStart w:id="11" w:name="_0942a3442896c942c9642aba0163503f293526f"/>
-      <w:r>
-        <w:t xml:space="preserve">Statement of the Issue</w:t>
-      </w:r>
-      <w:bookmarkEnd w:id="11"/>
-    </w:p>
-    <w:p>
-      <w:pPr>
-        <w:pStyle w:val="FirstParagraph"/>
+        <w:keepNext/>
+        <w:keepLines/>
+        <w:spacing w:before="560" w:after="360" w:line="340" w:lineRule="exact"/>
+        <w:ind w:left="0" w:firstLine="0"/>
+        <w:jc w:val="center"/>
+      </w:pPr>
+      <w:r>
+        <w:rPr>
+          <w:b/>
+          <w:bCs/>
+        </w:rPr>
+        <w:t xml:space="preserve">STATEMENT OF THE ISSUE</w:t>
+      </w:r>
+    </w:p>
+    <w:p>
+      <w:pPr>
+        <w:pStyle w:val="BodyText"/>
       </w:pPr>
       <w:r>
         <w:t xml:space="preserve">The issue presented is whether the district court abused its discretion by largely refusing to modify its final judgment to extend the deadline for the Department to adjudicate post-class applications.</w:t>
@@ -219,26 +3190,95 @@
     <w:p>
       <w:pPr>
         <w:pStyle w:val="Heading1"/>
-      </w:pPr>
-      <w:bookmarkStart w:id="12" w:name="_9ce86cd89e816c495213921bce711286420babc"/>
-      <w:r>
-        <w:t xml:space="preserve">Statement of the Case</w:t>
-      </w:r>
-      <w:bookmarkEnd w:id="12"/>
+        <w:keepNext/>
+        <w:keepLines/>
+        <w:spacing w:before="560" w:after="360" w:line="340" w:lineRule="exact"/>
+        <w:ind w:left="0" w:firstLine="0"/>
+        <w:jc w:val="center"/>
+      </w:pPr>
+      <w:r>
+        <w:rPr>
+          <w:b/>
+          <w:bCs/>
+        </w:rPr>
+        <w:t xml:space="preserve">STATEMENT OF THE CASE</w:t>
+      </w:r>
     </w:p>
     <w:p>
       <w:pPr>
         <w:pStyle w:val="Heading2"/>
-      </w:pPr>
-      <w:bookmarkStart w:id="13" w:name="_3329ac38858b68fcc7c639c246de5857389483a"/>
-      <w:r>
-        <w:t xml:space="preserve">A. Legal and Factual Background</w:t>
-      </w:r>
-      <w:bookmarkEnd w:id="13"/>
-    </w:p>
-    <w:p>
-      <w:pPr>
-        <w:pStyle w:val="FirstParagraph"/>
+        <w:keepNext/>
+        <w:keepLines/>
+        <w:spacing w:before="440" w:after="360" w:line="340" w:lineRule="exact"/>
+        <w:ind w:left="1440" w:hanging="720"/>
+      </w:pPr>
+      <w:r>
+        <w:rPr>
+          <w:b/>
+          <w:bCs/>
+        </w:rPr>
+        <w:t xml:space="preserve">A.</w:t>
+      </w:r>
+      <w:r>
+        <w:rPr>
+          <w:b/>
+          <w:bCs/>
+        </w:rPr>
+        <w:tab/>
+      </w:r>
+      <w:r>
+        <w:rPr>
+          <w:b/>
+          <w:bCs/>
+        </w:rPr>
+        <w:t xml:space="preserve">Legal</w:t>
+      </w:r>
+      <w:r>
+        <w:rPr>
+          <w:b/>
+          <w:bCs/>
+        </w:rPr>
+        <w:t xml:space="preserve"> </w:t>
+      </w:r>
+      <w:r>
+        <w:rPr>
+          <w:b/>
+          <w:bCs/>
+        </w:rPr>
+        <w:t xml:space="preserve">and</w:t>
+      </w:r>
+      <w:r>
+        <w:rPr>
+          <w:b/>
+          <w:bCs/>
+        </w:rPr>
+        <w:t xml:space="preserve"> </w:t>
+      </w:r>
+      <w:r>
+        <w:rPr>
+          <w:b/>
+          <w:bCs/>
+        </w:rPr>
+        <w:t xml:space="preserve">Factual</w:t>
+      </w:r>
+      <w:r>
+        <w:rPr>
+          <w:b/>
+          <w:bCs/>
+        </w:rPr>
+        <w:t xml:space="preserve"> </w:t>
+      </w:r>
+      <w:r>
+        <w:rPr>
+          <w:b/>
+          <w:bCs/>
+        </w:rPr>
+        <w:t xml:space="preserve">Background</w:t>
+      </w:r>
+    </w:p>
+    <w:p>
+      <w:pPr>
+        <w:pStyle w:val="BodyText"/>
       </w:pPr>
       <w:r>
         <w:t xml:space="preserve">1. “Congress has allowed for the cancellation of federal student loans in certain cases of school misconduct” pursuant to a process known as borrower defense.</w:t>
@@ -275,7 +3315,7 @@
         <w:t xml:space="preserve">See generally, e.g.</w:t>
       </w:r>
       <w:r>
-        <w:t xml:space="preserve">, 34 C.F.R. § 685.222 (2020).</w:t>
+        <w:t xml:space="preserve">, 34 C.F.R. § 685.222 (2020).</w:t>
       </w:r>
     </w:p>
     <w:p>
@@ -418,16 +3458,50 @@
     <w:p>
       <w:pPr>
         <w:pStyle w:val="Heading2"/>
-      </w:pPr>
-      <w:bookmarkStart w:id="14" w:name="_90f5271dcb445e857aa1b3fdf4316bd6e5303b0"/>
-      <w:r>
-        <w:t xml:space="preserve">B. Procedural Background</w:t>
-      </w:r>
-      <w:bookmarkEnd w:id="14"/>
-    </w:p>
-    <w:p>
-      <w:pPr>
-        <w:pStyle w:val="FirstParagraph"/>
+        <w:keepNext/>
+        <w:keepLines/>
+        <w:spacing w:before="440" w:after="360" w:line="340" w:lineRule="exact"/>
+        <w:ind w:left="1440" w:hanging="720"/>
+      </w:pPr>
+      <w:r>
+        <w:rPr>
+          <w:b/>
+          <w:bCs/>
+        </w:rPr>
+        <w:t xml:space="preserve">B.</w:t>
+      </w:r>
+      <w:r>
+        <w:rPr>
+          <w:b/>
+          <w:bCs/>
+        </w:rPr>
+        <w:tab/>
+      </w:r>
+      <w:r>
+        <w:rPr>
+          <w:b/>
+          <w:bCs/>
+        </w:rPr>
+        <w:t xml:space="preserve">Procedural</w:t>
+      </w:r>
+      <w:r>
+        <w:rPr>
+          <w:b/>
+          <w:bCs/>
+        </w:rPr>
+        <w:t xml:space="preserve"> </w:t>
+      </w:r>
+      <w:r>
+        <w:rPr>
+          <w:b/>
+          <w:bCs/>
+        </w:rPr>
+        <w:t xml:space="preserve">Background</w:t>
+      </w:r>
+    </w:p>
+    <w:p>
+      <w:pPr>
+        <w:pStyle w:val="BodyText"/>
       </w:pPr>
       <w:r>
         <w:t xml:space="preserve">1. Following years of litigation, the government and the plaintiff class reached a settlement in June 2022. That settlement provides a framework for comprehensively addressing the backlog of hundreds of thousands of borrower-defense applications by breaking up applicants into different groups. First, the settlement explains that the relevant “plaintiff class” is those who meet the district court’s certified class definition “as of the Execution Date”—that is, the date that the parties signed the agreement.</w:t>
@@ -674,16 +3748,23 @@
     <w:p>
       <w:pPr>
         <w:pStyle w:val="Heading1"/>
-      </w:pPr>
-      <w:bookmarkStart w:id="15" w:name="_46604d111831f1e81d7ad6a7ac73e8c7d2c5dc8"/>
-      <w:r>
-        <w:t xml:space="preserve">Summary of Argument</w:t>
-      </w:r>
-      <w:bookmarkEnd w:id="15"/>
-    </w:p>
-    <w:p>
-      <w:pPr>
-        <w:pStyle w:val="FirstParagraph"/>
+        <w:keepNext/>
+        <w:keepLines/>
+        <w:spacing w:before="560" w:after="360" w:line="340" w:lineRule="exact"/>
+        <w:ind w:left="0" w:firstLine="0"/>
+        <w:jc w:val="center"/>
+      </w:pPr>
+      <w:r>
+        <w:rPr>
+          <w:b/>
+          <w:bCs/>
+        </w:rPr>
+        <w:t xml:space="preserve">SUMMARY OF ARGUMENT</w:t>
+      </w:r>
+    </w:p>
+    <w:p>
+      <w:pPr>
+        <w:pStyle w:val="BodyText"/>
       </w:pPr>
       <w:r>
         <w:t xml:space="preserve">As the district court correctly recognized, a court may properly modify its final judgment—including a settlement agreement incorporated into a final judgment—in certain situations, including where circumstances have materially changed and continued enforcement of the original judgment is no longer equitable or where extraordinary circumstances otherwise justify relief. And as the court also did not dispute, the threshold requirements for modification are met in this case, because a combination of unforeseen circumstances has resulted in the settlement’s post-class applicant provisions being substantially more burdensome than anticipated for the Department and more costly than anticipated for the taxpayer.</w:t>
@@ -724,16 +3805,23 @@
     <w:p>
       <w:pPr>
         <w:pStyle w:val="Heading1"/>
-      </w:pPr>
-      <w:bookmarkStart w:id="16" w:name="_9339ea4a612847623b5ac5d9b950ce636f60fb0"/>
-      <w:r>
-        <w:t xml:space="preserve">Standard of Review</w:t>
-      </w:r>
-      <w:bookmarkEnd w:id="16"/>
-    </w:p>
-    <w:p>
-      <w:pPr>
-        <w:pStyle w:val="FirstParagraph"/>
+        <w:keepNext/>
+        <w:keepLines/>
+        <w:spacing w:before="560" w:after="360" w:line="340" w:lineRule="exact"/>
+        <w:ind w:left="0" w:firstLine="0"/>
+        <w:jc w:val="center"/>
+      </w:pPr>
+      <w:r>
+        <w:rPr>
+          <w:b/>
+          <w:bCs/>
+        </w:rPr>
+        <w:t xml:space="preserve">STANDARD OF REVIEW</w:t>
+      </w:r>
+    </w:p>
+    <w:p>
+      <w:pPr>
+        <w:pStyle w:val="BodyText"/>
       </w:pPr>
       <w:r>
         <w:t xml:space="preserve">This Court “review[s] for an abuse of discretion the district court’s decision to deny a Rule 60(b) motion.”</w:t>
@@ -768,26 +3856,271 @@
     <w:p>
       <w:pPr>
         <w:pStyle w:val="Heading1"/>
-      </w:pPr>
-      <w:bookmarkStart w:id="17" w:name="_argument"/>
-      <w:r>
-        <w:t xml:space="preserve">Argument</w:t>
-      </w:r>
-      <w:bookmarkEnd w:id="17"/>
+        <w:keepNext/>
+        <w:keepLines/>
+        <w:spacing w:before="560" w:after="360" w:line="340" w:lineRule="exact"/>
+        <w:ind w:left="0" w:firstLine="0"/>
+        <w:jc w:val="center"/>
+      </w:pPr>
+      <w:r>
+        <w:rPr>
+          <w:b/>
+          <w:bCs/>
+        </w:rPr>
+        <w:t xml:space="preserve">ARGUMENT</w:t>
+      </w:r>
     </w:p>
     <w:p>
       <w:pPr>
         <w:pStyle w:val="Heading2"/>
-      </w:pPr>
-      <w:bookmarkStart w:id="18" w:name="_324a6c91ffeea754d92e719821add91817b506e"/>
-      <w:r>
-        <w:t xml:space="preserve">I. The District Court Abused Its Discretion in Denying the Department’s Motions to Modify the Post-Class Applicant Deadline</w:t>
-      </w:r>
-      <w:bookmarkEnd w:id="18"/>
-    </w:p>
-    <w:p>
-      <w:pPr>
-        <w:pStyle w:val="FirstParagraph"/>
+        <w:keepNext/>
+        <w:keepLines/>
+        <w:spacing w:before="480" w:after="360" w:line="340" w:lineRule="exact"/>
+        <w:ind w:left="0" w:firstLine="0"/>
+        <w:jc w:val="center"/>
+      </w:pPr>
+      <w:r>
+        <w:rPr>
+          <w:b/>
+          <w:bCs/>
+        </w:rPr>
+        <w:t xml:space="preserve">I. </w:t>
+      </w:r>
+      <w:r>
+        <w:rPr>
+          <w:b/>
+          <w:bCs/>
+        </w:rPr>
+        <w:t xml:space="preserve">The</w:t>
+      </w:r>
+      <w:r>
+        <w:rPr>
+          <w:b/>
+          <w:bCs/>
+        </w:rPr>
+        <w:t xml:space="preserve"> </w:t>
+      </w:r>
+      <w:r>
+        <w:rPr>
+          <w:b/>
+          <w:bCs/>
+        </w:rPr>
+        <w:t xml:space="preserve">District</w:t>
+      </w:r>
+      <w:r>
+        <w:rPr>
+          <w:b/>
+          <w:bCs/>
+        </w:rPr>
+        <w:t xml:space="preserve"> </w:t>
+      </w:r>
+      <w:r>
+        <w:rPr>
+          <w:b/>
+          <w:bCs/>
+        </w:rPr>
+        <w:t xml:space="preserve">Court</w:t>
+      </w:r>
+      <w:r>
+        <w:rPr>
+          <w:b/>
+          <w:bCs/>
+        </w:rPr>
+        <w:t xml:space="preserve"> </w:t>
+      </w:r>
+      <w:r>
+        <w:rPr>
+          <w:b/>
+          <w:bCs/>
+        </w:rPr>
+        <w:t xml:space="preserve">Abused</w:t>
+      </w:r>
+      <w:r>
+        <w:rPr>
+          <w:b/>
+          <w:bCs/>
+        </w:rPr>
+        <w:t xml:space="preserve"> </w:t>
+      </w:r>
+      <w:r>
+        <w:rPr>
+          <w:b/>
+          <w:bCs/>
+        </w:rPr>
+        <w:t xml:space="preserve">Its</w:t>
+      </w:r>
+      <w:r>
+        <w:rPr>
+          <w:b/>
+          <w:bCs/>
+        </w:rPr>
+        <w:t xml:space="preserve"> </w:t>
+      </w:r>
+      <w:r>
+        <w:rPr>
+          <w:b/>
+          <w:bCs/>
+        </w:rPr>
+        <w:t xml:space="preserve">Discretion</w:t>
+      </w:r>
+      <w:r>
+        <w:rPr>
+          <w:b/>
+          <w:bCs/>
+        </w:rPr>
+        <w:t xml:space="preserve"> </w:t>
+      </w:r>
+      <w:r>
+        <w:rPr>
+          <w:b/>
+          <w:bCs/>
+        </w:rPr>
+        <w:t xml:space="preserve">in</w:t>
+      </w:r>
+      <w:r>
+        <w:rPr>
+          <w:b/>
+          <w:bCs/>
+        </w:rPr>
+        <w:t xml:space="preserve"> </w:t>
+      </w:r>
+      <w:r>
+        <w:rPr>
+          <w:b/>
+          <w:bCs/>
+        </w:rPr>
+        <w:t xml:space="preserve">Denying</w:t>
+      </w:r>
+      <w:r>
+        <w:rPr>
+          <w:b/>
+          <w:bCs/>
+        </w:rPr>
+        <w:t xml:space="preserve"> </w:t>
+      </w:r>
+      <w:r>
+        <w:rPr>
+          <w:b/>
+          <w:bCs/>
+        </w:rPr>
+        <w:t xml:space="preserve">the</w:t>
+      </w:r>
+      <w:r>
+        <w:rPr>
+          <w:b/>
+          <w:bCs/>
+        </w:rPr>
+        <w:t xml:space="preserve"> </w:t>
+      </w:r>
+      <w:r>
+        <w:rPr>
+          <w:b/>
+          <w:bCs/>
+        </w:rPr>
+        <w:t xml:space="preserve">Department’s</w:t>
+      </w:r>
+      <w:r>
+        <w:rPr>
+          <w:b/>
+          <w:bCs/>
+        </w:rPr>
+        <w:t xml:space="preserve"> </w:t>
+      </w:r>
+      <w:r>
+        <w:rPr>
+          <w:b/>
+          <w:bCs/>
+        </w:rPr>
+        <w:t xml:space="preserve">Motions</w:t>
+      </w:r>
+      <w:r>
+        <w:rPr>
+          <w:b/>
+          <w:bCs/>
+        </w:rPr>
+        <w:t xml:space="preserve"> </w:t>
+      </w:r>
+      <w:r>
+        <w:rPr>
+          <w:b/>
+          <w:bCs/>
+        </w:rPr>
+        <w:t xml:space="preserve">to</w:t>
+      </w:r>
+      <w:r>
+        <w:rPr>
+          <w:b/>
+          <w:bCs/>
+        </w:rPr>
+        <w:t xml:space="preserve"> </w:t>
+      </w:r>
+      <w:r>
+        <w:rPr>
+          <w:b/>
+          <w:bCs/>
+        </w:rPr>
+        <w:t xml:space="preserve">Modify</w:t>
+      </w:r>
+      <w:r>
+        <w:rPr>
+          <w:b/>
+          <w:bCs/>
+        </w:rPr>
+        <w:t xml:space="preserve"> </w:t>
+      </w:r>
+      <w:r>
+        <w:rPr>
+          <w:b/>
+          <w:bCs/>
+        </w:rPr>
+        <w:t xml:space="preserve">the</w:t>
+      </w:r>
+      <w:r>
+        <w:rPr>
+          <w:b/>
+          <w:bCs/>
+        </w:rPr>
+        <w:t xml:space="preserve"> </w:t>
+      </w:r>
+      <w:r>
+        <w:rPr>
+          <w:b/>
+          <w:bCs/>
+        </w:rPr>
+        <w:t xml:space="preserve">Post-Class</w:t>
+      </w:r>
+      <w:r>
+        <w:rPr>
+          <w:b/>
+          <w:bCs/>
+        </w:rPr>
+        <w:t xml:space="preserve"> </w:t>
+      </w:r>
+      <w:r>
+        <w:rPr>
+          <w:b/>
+          <w:bCs/>
+        </w:rPr>
+        <w:t xml:space="preserve">Applicant</w:t>
+      </w:r>
+      <w:r>
+        <w:rPr>
+          <w:b/>
+          <w:bCs/>
+        </w:rPr>
+        <w:t xml:space="preserve"> </w:t>
+      </w:r>
+      <w:r>
+        <w:rPr>
+          <w:b/>
+          <w:bCs/>
+        </w:rPr>
+        <w:t xml:space="preserve">Deadline</w:t>
+      </w:r>
+    </w:p>
+    <w:p>
+      <w:pPr>
+        <w:pStyle w:val="BodyText"/>
       </w:pPr>
       <w:r>
         <w:t xml:space="preserve">As the district court properly did not dispute, courts retain authority following the entry of final judgment to modify the judgment in certain circumstances. These include if applying the judgment “prospectively is no longer equitable,” Fed. R. Civ. P. 60(b)(5), or for “any other reason that justifies relief,” Fed. R. Civ. P. 60(b)(6).</w:t>
@@ -929,16 +4262,148 @@
     <w:p>
       <w:pPr>
         <w:pStyle w:val="Heading3"/>
-      </w:pPr>
-      <w:bookmarkStart w:id="19" w:name="_f596d671a9246850572031d28178d2b250e2283"/>
-      <w:r>
-        <w:t xml:space="preserve">A. The Equities Strongly Favored Modifying the Post-Class Applicant Deadline</w:t>
-      </w:r>
-      <w:bookmarkEnd w:id="19"/>
-    </w:p>
-    <w:p>
-      <w:pPr>
-        <w:pStyle w:val="FirstParagraph"/>
+        <w:keepNext/>
+        <w:keepLines/>
+        <w:spacing w:before="440" w:after="360" w:line="340" w:lineRule="exact"/>
+        <w:ind w:left="1440" w:hanging="720"/>
+      </w:pPr>
+      <w:r>
+        <w:rPr>
+          <w:b/>
+          <w:bCs/>
+        </w:rPr>
+        <w:t xml:space="preserve">A.</w:t>
+      </w:r>
+      <w:r>
+        <w:rPr>
+          <w:b/>
+          <w:bCs/>
+        </w:rPr>
+        <w:tab/>
+      </w:r>
+      <w:r>
+        <w:rPr>
+          <w:b/>
+          <w:bCs/>
+        </w:rPr>
+        <w:t xml:space="preserve">The</w:t>
+      </w:r>
+      <w:r>
+        <w:rPr>
+          <w:b/>
+          <w:bCs/>
+        </w:rPr>
+        <w:t xml:space="preserve"> </w:t>
+      </w:r>
+      <w:r>
+        <w:rPr>
+          <w:b/>
+          <w:bCs/>
+        </w:rPr>
+        <w:t xml:space="preserve">Equities</w:t>
+      </w:r>
+      <w:r>
+        <w:rPr>
+          <w:b/>
+          <w:bCs/>
+        </w:rPr>
+        <w:t xml:space="preserve"> </w:t>
+      </w:r>
+      <w:r>
+        <w:rPr>
+          <w:b/>
+          <w:bCs/>
+        </w:rPr>
+        <w:t xml:space="preserve">Strongly</w:t>
+      </w:r>
+      <w:r>
+        <w:rPr>
+          <w:b/>
+          <w:bCs/>
+        </w:rPr>
+        <w:t xml:space="preserve"> </w:t>
+      </w:r>
+      <w:r>
+        <w:rPr>
+          <w:b/>
+          <w:bCs/>
+        </w:rPr>
+        <w:t xml:space="preserve">Favored</w:t>
+      </w:r>
+      <w:r>
+        <w:rPr>
+          <w:b/>
+          <w:bCs/>
+        </w:rPr>
+        <w:t xml:space="preserve"> </w:t>
+      </w:r>
+      <w:r>
+        <w:rPr>
+          <w:b/>
+          <w:bCs/>
+        </w:rPr>
+        <w:t xml:space="preserve">Modifying</w:t>
+      </w:r>
+      <w:r>
+        <w:rPr>
+          <w:b/>
+          <w:bCs/>
+        </w:rPr>
+        <w:t xml:space="preserve"> </w:t>
+      </w:r>
+      <w:r>
+        <w:rPr>
+          <w:b/>
+          <w:bCs/>
+        </w:rPr>
+        <w:t xml:space="preserve">the</w:t>
+      </w:r>
+      <w:r>
+        <w:rPr>
+          <w:b/>
+          <w:bCs/>
+        </w:rPr>
+        <w:t xml:space="preserve"> </w:t>
+      </w:r>
+      <w:r>
+        <w:rPr>
+          <w:b/>
+          <w:bCs/>
+        </w:rPr>
+        <w:t xml:space="preserve">Post-Class</w:t>
+      </w:r>
+      <w:r>
+        <w:rPr>
+          <w:b/>
+          <w:bCs/>
+        </w:rPr>
+        <w:t xml:space="preserve"> </w:t>
+      </w:r>
+      <w:r>
+        <w:rPr>
+          <w:b/>
+          <w:bCs/>
+        </w:rPr>
+        <w:t xml:space="preserve">Applicant</w:t>
+      </w:r>
+      <w:r>
+        <w:rPr>
+          <w:b/>
+          <w:bCs/>
+        </w:rPr>
+        <w:t xml:space="preserve"> </w:t>
+      </w:r>
+      <w:r>
+        <w:rPr>
+          <w:b/>
+          <w:bCs/>
+        </w:rPr>
+        <w:t xml:space="preserve">Deadline</w:t>
+      </w:r>
+    </w:p>
+    <w:p>
+      <w:pPr>
+        <w:pStyle w:val="BodyText"/>
       </w:pPr>
       <w:r>
         <w:t xml:space="preserve">1. The harm to the government and the public from enforcement of the January 2026 post-class deadline is manifest. At the time the Department moved for relief, the Department estimated that it would be able to adjudicate approximately 60,000 of the post-class applications before the deadline—but that more than 190,000 would remain. Absent modification, the Department would be required to provide those applicants with automatic discharges and refunds regardless of whether they could establish any entitlement to relief on the merits.</w:t>
@@ -947,16 +4412,176 @@
     <w:p>
       <w:pPr>
         <w:pStyle w:val="Heading3"/>
-      </w:pPr>
-      <w:bookmarkStart w:id="20" w:name="_d3a3a7a8ff9fc19e81d2a54a3409f611a7964ac"/>
-      <w:r>
-        <w:t xml:space="preserve">B. Relevant Circumstances Materially Changed After the Department Agreed to the Settlement</w:t>
-      </w:r>
-      <w:bookmarkEnd w:id="20"/>
-    </w:p>
-    <w:p>
-      <w:pPr>
-        <w:pStyle w:val="FirstParagraph"/>
+        <w:keepNext/>
+        <w:keepLines/>
+        <w:spacing w:before="440" w:after="360" w:line="340" w:lineRule="exact"/>
+        <w:ind w:left="1440" w:hanging="720"/>
+      </w:pPr>
+      <w:r>
+        <w:rPr>
+          <w:b/>
+          <w:bCs/>
+        </w:rPr>
+        <w:t xml:space="preserve">B.</w:t>
+      </w:r>
+      <w:r>
+        <w:rPr>
+          <w:b/>
+          <w:bCs/>
+        </w:rPr>
+        <w:tab/>
+      </w:r>
+      <w:r>
+        <w:rPr>
+          <w:b/>
+          <w:bCs/>
+        </w:rPr>
+        <w:t xml:space="preserve">Relevant</w:t>
+      </w:r>
+      <w:r>
+        <w:rPr>
+          <w:b/>
+          <w:bCs/>
+        </w:rPr>
+        <w:t xml:space="preserve"> </w:t>
+      </w:r>
+      <w:r>
+        <w:rPr>
+          <w:b/>
+          <w:bCs/>
+        </w:rPr>
+        <w:t xml:space="preserve">Circumstances</w:t>
+      </w:r>
+      <w:r>
+        <w:rPr>
+          <w:b/>
+          <w:bCs/>
+        </w:rPr>
+        <w:t xml:space="preserve"> </w:t>
+      </w:r>
+      <w:r>
+        <w:rPr>
+          <w:b/>
+          <w:bCs/>
+        </w:rPr>
+        <w:t xml:space="preserve">Materially</w:t>
+      </w:r>
+      <w:r>
+        <w:rPr>
+          <w:b/>
+          <w:bCs/>
+        </w:rPr>
+        <w:t xml:space="preserve"> </w:t>
+      </w:r>
+      <w:r>
+        <w:rPr>
+          <w:b/>
+          <w:bCs/>
+        </w:rPr>
+        <w:t xml:space="preserve">Changed</w:t>
+      </w:r>
+      <w:r>
+        <w:rPr>
+          <w:b/>
+          <w:bCs/>
+        </w:rPr>
+        <w:t xml:space="preserve"> </w:t>
+      </w:r>
+      <w:r>
+        <w:rPr>
+          <w:b/>
+          <w:bCs/>
+        </w:rPr>
+        <w:t xml:space="preserve">After</w:t>
+      </w:r>
+      <w:r>
+        <w:rPr>
+          <w:b/>
+          <w:bCs/>
+        </w:rPr>
+        <w:t xml:space="preserve"> </w:t>
+      </w:r>
+      <w:r>
+        <w:rPr>
+          <w:b/>
+          <w:bCs/>
+        </w:rPr>
+        <w:t xml:space="preserve">the</w:t>
+      </w:r>
+      <w:r>
+        <w:rPr>
+          <w:b/>
+          <w:bCs/>
+        </w:rPr>
+        <w:t xml:space="preserve"> </w:t>
+      </w:r>
+      <w:r>
+        <w:rPr>
+          <w:b/>
+          <w:bCs/>
+        </w:rPr>
+        <w:t xml:space="preserve">Department</w:t>
+      </w:r>
+      <w:r>
+        <w:rPr>
+          <w:b/>
+          <w:bCs/>
+        </w:rPr>
+        <w:t xml:space="preserve"> </w:t>
+      </w:r>
+      <w:r>
+        <w:rPr>
+          <w:b/>
+          <w:bCs/>
+        </w:rPr>
+        <w:t xml:space="preserve">Agreed</w:t>
+      </w:r>
+      <w:r>
+        <w:rPr>
+          <w:b/>
+          <w:bCs/>
+        </w:rPr>
+        <w:t xml:space="preserve"> </w:t>
+      </w:r>
+      <w:r>
+        <w:rPr>
+          <w:b/>
+          <w:bCs/>
+        </w:rPr>
+        <w:t xml:space="preserve">to</w:t>
+      </w:r>
+      <w:r>
+        <w:rPr>
+          <w:b/>
+          <w:bCs/>
+        </w:rPr>
+        <w:t xml:space="preserve"> </w:t>
+      </w:r>
+      <w:r>
+        <w:rPr>
+          <w:b/>
+          <w:bCs/>
+        </w:rPr>
+        <w:t xml:space="preserve">the</w:t>
+      </w:r>
+      <w:r>
+        <w:rPr>
+          <w:b/>
+          <w:bCs/>
+        </w:rPr>
+        <w:t xml:space="preserve"> </w:t>
+      </w:r>
+      <w:r>
+        <w:rPr>
+          <w:b/>
+          <w:bCs/>
+        </w:rPr>
+        <w:t xml:space="preserve">Settlement</w:t>
+      </w:r>
+    </w:p>
+    <w:p>
+      <w:pPr>
+        <w:pStyle w:val="BodyText"/>
       </w:pPr>
       <w:r>
         <w:t xml:space="preserve">The unanticipated number of applications substantially increased the burden of adjudicating the post-class applications. Resolving each post-class application requires the Department to engage in an individualized review of the application “to determine whether the borrower establishes a borrower defense by a preponderance of the evidence.” ER-119. And once that individualized determination is made, the Department must engage in further individualized work either to determine the amount of appropriate relief or to “draft[] a detailed denial letter describing each allegation made, the legal standard applied to the allegation, and why the allegation did not meet the legal standard.” ER-119-20.</w:t>
@@ -973,16 +4598,288 @@
     <w:p>
       <w:pPr>
         <w:pStyle w:val="Heading3"/>
-      </w:pPr>
-      <w:bookmarkStart w:id="21" w:name="_fd601894a252a99cc54092ec076213f4f0022f7"/>
-      <w:r>
-        <w:t xml:space="preserve">C. The District Court’s Additional Reasons for Denying Modification Reflect Clear Legal and Factual Errors Constituting an Abuse of Discretion</w:t>
-      </w:r>
-      <w:bookmarkEnd w:id="21"/>
-    </w:p>
-    <w:p>
-      <w:pPr>
-        <w:pStyle w:val="FirstParagraph"/>
+        <w:keepNext/>
+        <w:keepLines/>
+        <w:spacing w:before="440" w:after="360" w:line="340" w:lineRule="exact"/>
+        <w:ind w:left="1440" w:hanging="720"/>
+      </w:pPr>
+      <w:r>
+        <w:rPr>
+          <w:b/>
+          <w:bCs/>
+        </w:rPr>
+        <w:t xml:space="preserve">C.</w:t>
+      </w:r>
+      <w:r>
+        <w:rPr>
+          <w:b/>
+          <w:bCs/>
+        </w:rPr>
+        <w:tab/>
+      </w:r>
+      <w:r>
+        <w:rPr>
+          <w:b/>
+          <w:bCs/>
+        </w:rPr>
+        <w:t xml:space="preserve">The</w:t>
+      </w:r>
+      <w:r>
+        <w:rPr>
+          <w:b/>
+          <w:bCs/>
+        </w:rPr>
+        <w:t xml:space="preserve"> </w:t>
+      </w:r>
+      <w:r>
+        <w:rPr>
+          <w:b/>
+          <w:bCs/>
+        </w:rPr>
+        <w:t xml:space="preserve">District</w:t>
+      </w:r>
+      <w:r>
+        <w:rPr>
+          <w:b/>
+          <w:bCs/>
+        </w:rPr>
+        <w:t xml:space="preserve"> </w:t>
+      </w:r>
+      <w:r>
+        <w:rPr>
+          <w:b/>
+          <w:bCs/>
+        </w:rPr>
+        <w:t xml:space="preserve">Court’s</w:t>
+      </w:r>
+      <w:r>
+        <w:rPr>
+          <w:b/>
+          <w:bCs/>
+        </w:rPr>
+        <w:t xml:space="preserve"> </w:t>
+      </w:r>
+      <w:r>
+        <w:rPr>
+          <w:b/>
+          <w:bCs/>
+        </w:rPr>
+        <w:t xml:space="preserve">Additional</w:t>
+      </w:r>
+      <w:r>
+        <w:rPr>
+          <w:b/>
+          <w:bCs/>
+        </w:rPr>
+        <w:t xml:space="preserve"> </w:t>
+      </w:r>
+      <w:r>
+        <w:rPr>
+          <w:b/>
+          <w:bCs/>
+        </w:rPr>
+        <w:t xml:space="preserve">Reasons</w:t>
+      </w:r>
+      <w:r>
+        <w:rPr>
+          <w:b/>
+          <w:bCs/>
+        </w:rPr>
+        <w:t xml:space="preserve"> </w:t>
+      </w:r>
+      <w:r>
+        <w:rPr>
+          <w:b/>
+          <w:bCs/>
+        </w:rPr>
+        <w:t xml:space="preserve">for</w:t>
+      </w:r>
+      <w:r>
+        <w:rPr>
+          <w:b/>
+          <w:bCs/>
+        </w:rPr>
+        <w:t xml:space="preserve"> </w:t>
+      </w:r>
+      <w:r>
+        <w:rPr>
+          <w:b/>
+          <w:bCs/>
+        </w:rPr>
+        <w:t xml:space="preserve">Denying</w:t>
+      </w:r>
+      <w:r>
+        <w:rPr>
+          <w:b/>
+          <w:bCs/>
+        </w:rPr>
+        <w:t xml:space="preserve"> </w:t>
+      </w:r>
+      <w:r>
+        <w:rPr>
+          <w:b/>
+          <w:bCs/>
+        </w:rPr>
+        <w:t xml:space="preserve">Modification</w:t>
+      </w:r>
+      <w:r>
+        <w:rPr>
+          <w:b/>
+          <w:bCs/>
+        </w:rPr>
+        <w:t xml:space="preserve"> </w:t>
+      </w:r>
+      <w:r>
+        <w:rPr>
+          <w:b/>
+          <w:bCs/>
+        </w:rPr>
+        <w:t xml:space="preserve">Reflect</w:t>
+      </w:r>
+      <w:r>
+        <w:rPr>
+          <w:b/>
+          <w:bCs/>
+        </w:rPr>
+        <w:t xml:space="preserve"> </w:t>
+      </w:r>
+      <w:r>
+        <w:rPr>
+          <w:b/>
+          <w:bCs/>
+        </w:rPr>
+        <w:t xml:space="preserve">Clear</w:t>
+      </w:r>
+      <w:r>
+        <w:rPr>
+          <w:b/>
+          <w:bCs/>
+        </w:rPr>
+        <w:t xml:space="preserve"> </w:t>
+      </w:r>
+      <w:r>
+        <w:rPr>
+          <w:b/>
+          <w:bCs/>
+        </w:rPr>
+        <w:t xml:space="preserve">Legal</w:t>
+      </w:r>
+      <w:r>
+        <w:rPr>
+          <w:b/>
+          <w:bCs/>
+        </w:rPr>
+        <w:t xml:space="preserve"> </w:t>
+      </w:r>
+      <w:r>
+        <w:rPr>
+          <w:b/>
+          <w:bCs/>
+        </w:rPr>
+        <w:t xml:space="preserve">and</w:t>
+      </w:r>
+      <w:r>
+        <w:rPr>
+          <w:b/>
+          <w:bCs/>
+        </w:rPr>
+        <w:t xml:space="preserve"> </w:t>
+      </w:r>
+      <w:r>
+        <w:rPr>
+          <w:b/>
+          <w:bCs/>
+        </w:rPr>
+        <w:t xml:space="preserve">Factual</w:t>
+      </w:r>
+      <w:r>
+        <w:rPr>
+          <w:b/>
+          <w:bCs/>
+        </w:rPr>
+        <w:t xml:space="preserve"> </w:t>
+      </w:r>
+      <w:r>
+        <w:rPr>
+          <w:b/>
+          <w:bCs/>
+        </w:rPr>
+        <w:t xml:space="preserve">Errors</w:t>
+      </w:r>
+      <w:r>
+        <w:rPr>
+          <w:b/>
+          <w:bCs/>
+        </w:rPr>
+        <w:t xml:space="preserve"> </w:t>
+      </w:r>
+      <w:r>
+        <w:rPr>
+          <w:b/>
+          <w:bCs/>
+        </w:rPr>
+        <w:t xml:space="preserve">Constituting</w:t>
+      </w:r>
+      <w:r>
+        <w:rPr>
+          <w:b/>
+          <w:bCs/>
+        </w:rPr>
+        <w:t xml:space="preserve"> </w:t>
+      </w:r>
+      <w:r>
+        <w:rPr>
+          <w:b/>
+          <w:bCs/>
+        </w:rPr>
+        <w:t xml:space="preserve">an</w:t>
+      </w:r>
+      <w:r>
+        <w:rPr>
+          <w:b/>
+          <w:bCs/>
+        </w:rPr>
+        <w:t xml:space="preserve"> </w:t>
+      </w:r>
+      <w:r>
+        <w:rPr>
+          <w:b/>
+          <w:bCs/>
+        </w:rPr>
+        <w:t xml:space="preserve">Abuse</w:t>
+      </w:r>
+      <w:r>
+        <w:rPr>
+          <w:b/>
+          <w:bCs/>
+        </w:rPr>
+        <w:t xml:space="preserve"> </w:t>
+      </w:r>
+      <w:r>
+        <w:rPr>
+          <w:b/>
+          <w:bCs/>
+        </w:rPr>
+        <w:t xml:space="preserve">of</w:t>
+      </w:r>
+      <w:r>
+        <w:rPr>
+          <w:b/>
+          <w:bCs/>
+        </w:rPr>
+        <w:t xml:space="preserve"> </w:t>
+      </w:r>
+      <w:r>
+        <w:rPr>
+          <w:b/>
+          <w:bCs/>
+        </w:rPr>
+        <w:t xml:space="preserve">Discretion</w:t>
+      </w:r>
+    </w:p>
+    <w:p>
+      <w:pPr>
+        <w:pStyle w:val="BodyText"/>
       </w:pPr>
       <w:r>
         <w:t xml:space="preserve">1. As an initial matter, in denying the Department’s original motion to modify the deadline, the district court relied on its belief that the Department could—in the “six weeks” between the hearing and the deadline—adjudicate approximately 170,000 remaining post-class applications. ER-088;</w:t>
@@ -1092,28 +4989,981 @@
     <w:p>
       <w:pPr>
         <w:pStyle w:val="Heading1"/>
-      </w:pPr>
-      <w:bookmarkStart w:id="22" w:name="_conclusion"/>
-      <w:r>
-        <w:t xml:space="preserve">Conclusion</w:t>
-      </w:r>
-      <w:bookmarkEnd w:id="22"/>
-    </w:p>
-    <w:p>
-      <w:pPr>
-        <w:pStyle w:val="FirstParagraph"/>
-      </w:pPr>
-      <w:r>
-        <w:t xml:space="preserve">For the foregoing reasons, the district court’s denials in large part of the government’s motions seeking an extension of the post-class applicant deadline to July 28, 2027, should be reversed.</w:t>
+        <w:keepNext/>
+        <w:keepLines/>
+        <w:spacing w:before="560" w:after="360" w:line="340" w:lineRule="exact"/>
+        <w:ind w:left="0" w:firstLine="0"/>
+        <w:jc w:val="center"/>
+      </w:pPr>
+      <w:r>
+        <w:rPr>
+          <w:b/>
+          <w:bCs/>
+        </w:rPr>
+        <w:t xml:space="preserve">CONCLUSION</w:t>
+      </w:r>
+    </w:p>
+    <w:p>
+      <w:pPr>
+        <w:keepNext/>
+        <w:keepLines/>
+        <w:spacing w:before="0" w:after="0" w:line="629" w:lineRule="exact"/>
+        <w:ind w:left="0" w:firstLine="720"/>
+      </w:pPr>
+      <w:r>
+        <w:t xml:space="preserve">For</w:t>
+      </w:r>
+      <w:r>
+        <w:t xml:space="preserve"> </w:t>
+      </w:r>
+      <w:r>
+        <w:t xml:space="preserve">the</w:t>
+      </w:r>
+      <w:r>
+        <w:t xml:space="preserve"> </w:t>
+      </w:r>
+      <w:r>
+        <w:t xml:space="preserve">foregoing</w:t>
+      </w:r>
+      <w:r>
+        <w:t xml:space="preserve"> </w:t>
+      </w:r>
+      <w:r>
+        <w:t xml:space="preserve">reasons,</w:t>
+      </w:r>
+      <w:r>
+        <w:t xml:space="preserve"> </w:t>
+      </w:r>
+      <w:r>
+        <w:t xml:space="preserve">the</w:t>
+      </w:r>
+      <w:r>
+        <w:t xml:space="preserve"> </w:t>
+      </w:r>
+      <w:r>
+        <w:t xml:space="preserve">district</w:t>
+      </w:r>
+      <w:r>
+        <w:t xml:space="preserve"> </w:t>
+      </w:r>
+      <w:r>
+        <w:t xml:space="preserve">court’s</w:t>
+      </w:r>
+      <w:r>
+        <w:t xml:space="preserve"> </w:t>
+      </w:r>
+      <w:r>
+        <w:t xml:space="preserve">denials</w:t>
+      </w:r>
+      <w:r>
+        <w:t xml:space="preserve"> </w:t>
+      </w:r>
+      <w:r>
+        <w:t xml:space="preserve">in</w:t>
+      </w:r>
+      <w:r>
+        <w:t xml:space="preserve"> </w:t>
+      </w:r>
+      <w:r>
+        <w:t xml:space="preserve">large</w:t>
+      </w:r>
+      <w:r>
+        <w:t xml:space="preserve"> </w:t>
+      </w:r>
+      <w:r>
+        <w:t xml:space="preserve">part</w:t>
+      </w:r>
+      <w:r>
+        <w:t xml:space="preserve"> </w:t>
+      </w:r>
+      <w:r>
+        <w:t xml:space="preserve">of</w:t>
+      </w:r>
+      <w:r>
+        <w:t xml:space="preserve"> </w:t>
+      </w:r>
+      <w:r>
+        <w:t xml:space="preserve">the</w:t>
+      </w:r>
+      <w:r>
+        <w:t xml:space="preserve"> </w:t>
+      </w:r>
+      <w:r>
+        <w:t xml:space="preserve">government’s</w:t>
+      </w:r>
+      <w:r>
+        <w:t xml:space="preserve"> </w:t>
+      </w:r>
+      <w:r>
+        <w:t xml:space="preserve">motions</w:t>
+      </w:r>
+      <w:r>
+        <w:t xml:space="preserve"> </w:t>
+      </w:r>
+      <w:r>
+        <w:t xml:space="preserve">seeking</w:t>
+      </w:r>
+      <w:r>
+        <w:t xml:space="preserve"> </w:t>
+      </w:r>
+      <w:r>
+        <w:t xml:space="preserve">an</w:t>
+      </w:r>
+      <w:r>
+        <w:t xml:space="preserve"> </w:t>
+      </w:r>
+      <w:r>
+        <w:t xml:space="preserve">extension</w:t>
+      </w:r>
+      <w:r>
+        <w:t xml:space="preserve"> </w:t>
+      </w:r>
+      <w:r>
+        <w:t xml:space="preserve">of</w:t>
+      </w:r>
+      <w:r>
+        <w:t xml:space="preserve"> </w:t>
+      </w:r>
+      <w:r>
+        <w:t xml:space="preserve">the</w:t>
+      </w:r>
+      <w:r>
+        <w:t xml:space="preserve"> </w:t>
+      </w:r>
+      <w:r>
+        <w:t xml:space="preserve">post-class</w:t>
+      </w:r>
+      <w:r>
+        <w:t xml:space="preserve"> </w:t>
+      </w:r>
+      <w:r>
+        <w:t xml:space="preserve">applicant</w:t>
+      </w:r>
+      <w:r>
+        <w:t xml:space="preserve"> </w:t>
+      </w:r>
+      <w:r>
+        <w:t xml:space="preserve">deadline</w:t>
+      </w:r>
+      <w:r>
+        <w:t xml:space="preserve"> </w:t>
+      </w:r>
+      <w:r>
+        <w:t xml:space="preserve">to</w:t>
+      </w:r>
+      <w:r>
+        <w:t xml:space="preserve"> </w:t>
+      </w:r>
+      <w:r>
+        <w:t xml:space="preserve">July</w:t>
+      </w:r>
+      <w:r>
+        <w:t xml:space="preserve"> </w:t>
+      </w:r>
+      <w:r>
+        <w:t xml:space="preserve">28,</w:t>
+      </w:r>
+      <w:r>
+        <w:t xml:space="preserve"> </w:t>
+      </w:r>
+      <w:r>
+        <w:t xml:space="preserve">2027,</w:t>
+      </w:r>
+      <w:r>
+        <w:t xml:space="preserve"> </w:t>
+      </w:r>
+      <w:r>
+        <w:t xml:space="preserve">should</w:t>
+      </w:r>
+      <w:r>
+        <w:t xml:space="preserve"> </w:t>
+      </w:r>
+      <w:r>
+        <w:t xml:space="preserve">be</w:t>
+      </w:r>
+      <w:r>
+        <w:t xml:space="preserve"> </w:t>
+      </w:r>
+      <w:r>
+        <w:t xml:space="preserve">reversed.</w:t>
+      </w:r>
+    </w:p>
+    <w:p>
+      <w:pPr>
+        <w:keepNext/>
+        <w:keepLines/>
+        <w:spacing w:before="560" w:after="0" w:line="340" w:lineRule="exact"/>
+        <w:ind w:left="4680"/>
+      </w:pPr>
+      <w:r>
+        <w:t xml:space="preserve">Respectfully submitted,</w:t>
+      </w:r>
+    </w:p>
+    <w:p>
+      <w:pPr>
+        <w:keepNext/>
+        <w:keepLines/>
+        <w:spacing w:before="400" w:after="0" w:line="340" w:lineRule="exact"/>
+        <w:ind w:left="4680"/>
+      </w:pPr>
+      <w:r>
+        <w:t xml:space="preserve">s/ Sean R. Janda</w:t>
+      </w:r>
+    </w:p>
+    <w:p>
+      <w:pPr>
+        <w:keepNext/>
+        <w:keepLines/>
+        <w:spacing w:before="0" w:after="0" w:line="340" w:lineRule="exact"/>
+        <w:ind w:left="4680"/>
+      </w:pPr>
+      <w:r>
+        <w:t xml:space="preserve">SEAN R. JANDA</w:t>
+      </w:r>
+    </w:p>
+    <w:p>
+      <w:pPr>
+        <w:keepNext/>
+        <w:keepLines/>
+        <w:spacing w:before="0" w:after="0" w:line="340" w:lineRule="exact"/>
+        <w:ind w:left="4820"/>
+      </w:pPr>
+      <w:r>
+        <w:rPr>
+          <w:i/>
+          <w:iCs/>
+        </w:rPr>
+        <w:t xml:space="preserve">Attorneys,</w:t>
+      </w:r>
+      <w:r>
+        <w:rPr>
+          <w:i/>
+          <w:iCs/>
+        </w:rPr>
+        <w:t xml:space="preserve"> </w:t>
+      </w:r>
+      <w:r>
+        <w:rPr>
+          <w:i/>
+          <w:iCs/>
+        </w:rPr>
+        <w:t xml:space="preserve">Appellate</w:t>
+      </w:r>
+      <w:r>
+        <w:rPr>
+          <w:i/>
+          <w:iCs/>
+        </w:rPr>
+        <w:t xml:space="preserve"> </w:t>
+      </w:r>
+      <w:r>
+        <w:rPr>
+          <w:i/>
+          <w:iCs/>
+        </w:rPr>
+        <w:t xml:space="preserve">Staff</w:t>
+      </w:r>
+    </w:p>
+    <w:p>
+      <w:pPr>
+        <w:keepNext/>
+        <w:keepLines/>
+        <w:spacing w:before="0" w:after="0" w:line="340" w:lineRule="exact"/>
+        <w:ind w:left="4820"/>
+      </w:pPr>
+      <w:r>
+        <w:rPr>
+          <w:i/>
+          <w:iCs/>
+        </w:rPr>
+        <w:t xml:space="preserve">Civil</w:t>
+      </w:r>
+      <w:r>
+        <w:rPr>
+          <w:i/>
+          <w:iCs/>
+        </w:rPr>
+        <w:t xml:space="preserve"> </w:t>
+      </w:r>
+      <w:r>
+        <w:rPr>
+          <w:i/>
+          <w:iCs/>
+        </w:rPr>
+        <w:t xml:space="preserve">Division,</w:t>
+      </w:r>
+      <w:r>
+        <w:rPr>
+          <w:i/>
+          <w:iCs/>
+        </w:rPr>
+        <w:t xml:space="preserve"> </w:t>
+      </w:r>
+      <w:r>
+        <w:rPr>
+          <w:i/>
+          <w:iCs/>
+        </w:rPr>
+        <w:t xml:space="preserve">Room</w:t>
+      </w:r>
+      <w:r>
+        <w:rPr>
+          <w:i/>
+          <w:iCs/>
+        </w:rPr>
+        <w:t xml:space="preserve"> </w:t>
+      </w:r>
+      <w:r>
+        <w:rPr>
+          <w:i/>
+          <w:iCs/>
+        </w:rPr>
+        <w:t xml:space="preserve">7260</w:t>
+      </w:r>
+    </w:p>
+    <w:p>
+      <w:pPr>
+        <w:keepNext/>
+        <w:keepLines/>
+        <w:spacing w:before="0" w:after="0" w:line="340" w:lineRule="exact"/>
+        <w:ind w:left="4820"/>
+      </w:pPr>
+      <w:r>
+        <w:rPr>
+          <w:i/>
+          <w:iCs/>
+        </w:rPr>
+        <w:t xml:space="preserve">U.S.</w:t>
+      </w:r>
+      <w:r>
+        <w:rPr>
+          <w:i/>
+          <w:iCs/>
+        </w:rPr>
+        <w:t xml:space="preserve"> </w:t>
+      </w:r>
+      <w:r>
+        <w:rPr>
+          <w:i/>
+          <w:iCs/>
+        </w:rPr>
+        <w:t xml:space="preserve">Department</w:t>
+      </w:r>
+      <w:r>
+        <w:rPr>
+          <w:i/>
+          <w:iCs/>
+        </w:rPr>
+        <w:t xml:space="preserve"> </w:t>
+      </w:r>
+      <w:r>
+        <w:rPr>
+          <w:i/>
+          <w:iCs/>
+        </w:rPr>
+        <w:t xml:space="preserve">of</w:t>
+      </w:r>
+      <w:r>
+        <w:rPr>
+          <w:i/>
+          <w:iCs/>
+        </w:rPr>
+        <w:t xml:space="preserve"> </w:t>
+      </w:r>
+      <w:r>
+        <w:rPr>
+          <w:i/>
+          <w:iCs/>
+        </w:rPr>
+        <w:t xml:space="preserve">Justice</w:t>
+      </w:r>
+    </w:p>
+    <w:p>
+      <w:pPr>
+        <w:keepNext/>
+        <w:keepLines/>
+        <w:spacing w:before="0" w:after="0" w:line="340" w:lineRule="exact"/>
+        <w:ind w:left="4820"/>
+      </w:pPr>
+      <w:r>
+        <w:rPr>
+          <w:i/>
+          <w:iCs/>
+        </w:rPr>
+        <w:t xml:space="preserve">950</w:t>
+      </w:r>
+      <w:r>
+        <w:rPr>
+          <w:i/>
+          <w:iCs/>
+        </w:rPr>
+        <w:t xml:space="preserve"> </w:t>
+      </w:r>
+      <w:r>
+        <w:rPr>
+          <w:i/>
+          <w:iCs/>
+        </w:rPr>
+        <w:t xml:space="preserve">Pennsylvania</w:t>
+      </w:r>
+      <w:r>
+        <w:rPr>
+          <w:i/>
+          <w:iCs/>
+        </w:rPr>
+        <w:t xml:space="preserve"> </w:t>
+      </w:r>
+      <w:r>
+        <w:rPr>
+          <w:i/>
+          <w:iCs/>
+        </w:rPr>
+        <w:t xml:space="preserve">Avenue</w:t>
+      </w:r>
+      <w:r>
+        <w:rPr>
+          <w:i/>
+          <w:iCs/>
+        </w:rPr>
+        <w:t xml:space="preserve"> </w:t>
+      </w:r>
+      <w:r>
+        <w:rPr>
+          <w:i/>
+          <w:iCs/>
+        </w:rPr>
+        <w:t xml:space="preserve">NW</w:t>
+      </w:r>
+    </w:p>
+    <w:p>
+      <w:pPr>
+        <w:keepNext/>
+        <w:keepLines/>
+        <w:spacing w:before="0" w:after="0" w:line="340" w:lineRule="exact"/>
+        <w:ind w:left="4820"/>
+      </w:pPr>
+      <w:r>
+        <w:rPr>
+          <w:i/>
+          <w:iCs/>
+        </w:rPr>
+        <w:t xml:space="preserve">Washington,</w:t>
+      </w:r>
+      <w:r>
+        <w:rPr>
+          <w:i/>
+          <w:iCs/>
+        </w:rPr>
+        <w:t xml:space="preserve"> </w:t>
+      </w:r>
+      <w:r>
+        <w:rPr>
+          <w:i/>
+          <w:iCs/>
+        </w:rPr>
+        <w:t xml:space="preserve">DC</w:t>
+      </w:r>
+      <w:r>
+        <w:rPr>
+          <w:i/>
+          <w:iCs/>
+        </w:rPr>
+        <w:t xml:space="preserve"> </w:t>
+      </w:r>
+      <w:r>
+        <w:rPr>
+          <w:i/>
+          <w:iCs/>
+        </w:rPr>
+        <w:t xml:space="preserve">20530</w:t>
+      </w:r>
+    </w:p>
+    <w:p>
+      <w:pPr>
+        <w:keepNext/>
+        <w:keepLines/>
+        <w:spacing w:before="0" w:after="0" w:line="340" w:lineRule="exact"/>
+        <w:ind w:left="4820"/>
+      </w:pPr>
+      <w:r>
+        <w:rPr>
+          <w:i/>
+          <w:iCs/>
+        </w:rPr>
+        <w:t xml:space="preserve">(202)</w:t>
+      </w:r>
+      <w:r>
+        <w:rPr>
+          <w:i/>
+          <w:iCs/>
+        </w:rPr>
+        <w:t xml:space="preserve"> </w:t>
+      </w:r>
+      <w:r>
+        <w:rPr>
+          <w:i/>
+          <w:iCs/>
+        </w:rPr>
+        <w:t xml:space="preserve">514-3388</w:t>
+      </w:r>
+    </w:p>
+    <w:p>
+      <w:pPr>
+        <w:keepNext/>
+        <w:keepLines/>
+        <w:spacing w:before="0" w:after="0" w:line="340" w:lineRule="exact"/>
+        <w:ind w:left="4820"/>
+      </w:pPr>
+      <w:r>
+        <w:rPr>
+          <w:i/>
+          <w:iCs/>
+        </w:rPr>
+        <w:t xml:space="preserve">sean.r.janda@usdoj.gov</w:t>
+      </w:r>
+    </w:p>
+    <w:p>
+      <w:pPr>
+        <w:keepLines/>
+        <w:spacing w:before="280" w:after="0" w:line="340" w:lineRule="exact"/>
+        <w:ind w:left="0"/>
+      </w:pPr>
+      <w:r>
+        <w:t xml:space="preserve">April</w:t>
+      </w:r>
+      <w:r>
+        <w:t xml:space="preserve"> </w:t>
+      </w:r>
+      <w:r>
+        <w:t xml:space="preserve">2026</w:t>
+      </w:r>
+    </w:p>
+    <w:p>
+      <w:pPr>
+        <w:pStyle w:val="Heading1"/>
+        <w:keepNext/>
+        <w:keepLines/>
+        <w:pageBreakBefore/>
+        <w:spacing w:before="0" w:after="360" w:line="340" w:lineRule="exact"/>
+        <w:ind w:left="0" w:firstLine="0"/>
+        <w:jc w:val="center"/>
+      </w:pPr>
+      <w:r>
+        <w:rPr>
+          <w:b/>
+          <w:bCs/>
+        </w:rPr>
+        <w:t xml:space="preserve">STATEMENT OF RELATED CASES</w:t>
+      </w:r>
+    </w:p>
+    <w:p>
+      <w:pPr>
+        <w:spacing w:before="0" w:after="280" w:line="340" w:lineRule="exact"/>
+        <w:ind w:left="0"/>
+      </w:pPr>
+      <w:r>
+        <w:t xml:space="preserve">9th Cir. Case Number(s) </w:t>
+      </w:r>
+      <w:r>
+        <w:t xml:space="preserve">26-1136</w:t>
+      </w:r>
+    </w:p>
+    <w:p>
+      <w:pPr>
+        <w:spacing w:before="0" w:after="0" w:line="340" w:lineRule="exact"/>
+        <w:ind w:left="0"/>
+      </w:pPr>
+      <w:r>
+        <w:t xml:space="preserve">The undersigned attorney or self-represented party states the following:</w:t>
+      </w:r>
+    </w:p>
+    <w:p>
+      <w:pPr>
+        <w:keepLines/>
+        <w:spacing w:before="160" w:after="0" w:line="340" w:lineRule="exact"/>
+        <w:ind w:left="540" w:hanging="540"/>
+      </w:pPr>
+      <w:r>
+        <w:rPr>
+          <w:bdr w:val="single" w:sz="6" w:space="0" w:color="000000"/>
+        </w:rPr>
+        <w:t xml:space="preserve">X</w:t>
+      </w:r>
+      <w:r>
+        <w:tab/>
+      </w:r>
+      <w:r>
+        <w:t xml:space="preserve">I am unaware of any related cases currently pending in this court.</w:t>
+      </w:r>
+    </w:p>
+    <w:p>
+      <w:pPr>
+        <w:keepLines/>
+        <w:spacing w:before="160" w:after="0" w:line="340" w:lineRule="exact"/>
+        <w:ind w:left="540" w:hanging="540"/>
+      </w:pPr>
+      <w:r>
+        <w:rPr>
+          <w:bdr w:val="single" w:sz="6" w:space="0" w:color="000000"/>
+        </w:rPr>
+        <w:t xml:space="preserve">   </w:t>
+      </w:r>
+      <w:r>
+        <w:tab/>
+      </w:r>
+      <w:r>
+        <w:t xml:space="preserve">I am unaware of any related cases currently pending in this court other than the case(s) identified in the initial brief(s) filed by the other party or parties.</w:t>
+      </w:r>
+    </w:p>
+    <w:p>
+      <w:pPr>
+        <w:keepNext/>
+        <w:keepLines/>
+        <w:spacing w:before="160" w:after="0" w:line="340" w:lineRule="exact"/>
+        <w:ind w:left="540" w:hanging="540"/>
+      </w:pPr>
+      <w:r>
+        <w:rPr>
+          <w:bdr w:val="single" w:sz="6" w:space="0" w:color="000000"/>
+        </w:rPr>
+        <w:t xml:space="preserve">   </w:t>
+      </w:r>
+      <w:r>
+        <w:tab/>
+      </w:r>
+      <w:r>
+        <w:t xml:space="preserve">I am aware of one or more related cases currently pending in this court. The case number and name of each related case and its relationship to this case are:</w:t>
+      </w:r>
+    </w:p>
+    <w:p>
+      <w:pPr>
+        <w:keepNext/>
+        <w:keepLines/>
+        <w:spacing w:before="560" w:after="0" w:line="340" w:lineRule="exact"/>
+        <w:ind w:left="4680"/>
+      </w:pPr>
+      <w:r>
+        <w:t xml:space="preserve">s/ Sean R. Janda</w:t>
+      </w:r>
+    </w:p>
+    <w:p>
+      <w:pPr>
+        <w:keepNext/>
+        <w:keepLines/>
+        <w:spacing w:before="0" w:after="0" w:line="340" w:lineRule="exact"/>
+        <w:ind w:left="4680"/>
+      </w:pPr>
+      <w:r>
+        <w:t xml:space="preserve">Signature</w:t>
+      </w:r>
+    </w:p>
+    <w:p>
+      <w:pPr>
+        <w:keepLines/>
+        <w:spacing w:before="280" w:after="0" w:line="340" w:lineRule="exact"/>
+        <w:ind w:left="4680"/>
+      </w:pPr>
+      <w:r>
+        <w:t xml:space="preserve">April</w:t>
+      </w:r>
+      <w:r>
+        <w:t xml:space="preserve"> </w:t>
+      </w:r>
+      <w:r>
+        <w:t xml:space="preserve">2026</w:t>
+      </w:r>
+    </w:p>
+    <w:p>
+      <w:pPr>
+        <w:pStyle w:val="Heading1"/>
+        <w:keepNext/>
+        <w:keepLines/>
+        <w:pageBreakBefore/>
+        <w:spacing w:before="0" w:after="360" w:line="340" w:lineRule="exact"/>
+        <w:ind w:left="0" w:firstLine="0"/>
+        <w:jc w:val="center"/>
+      </w:pPr>
+      <w:r>
+        <w:rPr>
+          <w:b/>
+          <w:bCs/>
+        </w:rPr>
+        <w:t xml:space="preserve">CERTIFICATE OF COMPLIANCE</w:t>
+      </w:r>
+    </w:p>
+    <w:p>
+      <w:pPr>
+        <w:spacing w:before="0" w:after="280" w:line="340" w:lineRule="exact"/>
+        <w:ind w:left="0"/>
+      </w:pPr>
+      <w:r>
+        <w:t xml:space="preserve">9th Cir. Case Number(s) </w:t>
+      </w:r>
+      <w:r>
+        <w:t xml:space="preserve">26-1136</w:t>
+      </w:r>
+    </w:p>
+    <w:p>
+      <w:pPr>
+        <w:spacing w:before="0" w:after="280" w:line="340" w:lineRule="exact"/>
+        <w:ind w:left="0"/>
+      </w:pPr>
+      <w:r>
+        <w:t xml:space="preserve">I am the attorney or self-represented party.</w:t>
+      </w:r>
+    </w:p>
+    <w:p>
+      <w:pPr>
+        <w:spacing w:before="0" w:after="280" w:line="340" w:lineRule="exact"/>
+        <w:ind w:left="0"/>
+      </w:pPr>
+      <w:r>
+        <w:t xml:space="preserve">This brief contains 3,919 words, including 0 words manually counted in any visual images, and excluding the items exempted by FRAP 32(f). The brief’s type size and typeface comply with FRAP 32(a)(5) and (6).</w:t>
+      </w:r>
+    </w:p>
+    <w:p>
+      <w:pPr>
+        <w:spacing w:before="0" w:after="0" w:line="340" w:lineRule="exact"/>
+        <w:ind w:left="0"/>
+      </w:pPr>
+      <w:r>
+        <w:t xml:space="preserve">I certify that this brief (select only one):</w:t>
+      </w:r>
+    </w:p>
+    <w:p>
+      <w:pPr>
+        <w:keepLines/>
+        <w:spacing w:before="160" w:after="0" w:line="340" w:lineRule="exact"/>
+        <w:ind w:left="540" w:hanging="540"/>
+      </w:pPr>
+      <w:r>
+        <w:rPr>
+          <w:bdr w:val="single" w:sz="6" w:space="0" w:color="000000"/>
+        </w:rPr>
+        <w:t xml:space="preserve">X</w:t>
+      </w:r>
+      <w:r>
+        <w:tab/>
+      </w:r>
+      <w:r>
+        <w:t xml:space="preserve">complies with the word limit of Cir. R. 32-1.</w:t>
+      </w:r>
+    </w:p>
+    <w:p>
+      <w:pPr>
+        <w:keepLines/>
+        <w:spacing w:before="160" w:after="0" w:line="340" w:lineRule="exact"/>
+        <w:ind w:left="540" w:hanging="540"/>
+      </w:pPr>
+      <w:r>
+        <w:rPr>
+          <w:bdr w:val="single" w:sz="6" w:space="0" w:color="000000"/>
+        </w:rPr>
+        <w:t xml:space="preserve">   </w:t>
+      </w:r>
+      <w:r>
+        <w:tab/>
+      </w:r>
+      <w:r>
+        <w:t xml:space="preserve">is a cross-appeal brief and complies with the word limit of Cir. R. 28.1-1.</w:t>
+      </w:r>
+    </w:p>
+    <w:p>
+      <w:pPr>
+        <w:keepLines/>
+        <w:spacing w:before="160" w:after="0" w:line="340" w:lineRule="exact"/>
+        <w:ind w:left="540" w:hanging="540"/>
+      </w:pPr>
+      <w:r>
+        <w:rPr>
+          <w:bdr w:val="single" w:sz="6" w:space="0" w:color="000000"/>
+        </w:rPr>
+        <w:t xml:space="preserve">   </w:t>
+      </w:r>
+      <w:r>
+        <w:tab/>
+      </w:r>
+      <w:r>
+        <w:t xml:space="preserve">is an amicus brief and complies with the word limit of FRAP 29(a)(5), Cir. R. 29-2(c)(2), or Cir. R. 29-2(c)(3).</w:t>
+      </w:r>
+    </w:p>
+    <w:p>
+      <w:pPr>
+        <w:keepLines/>
+        <w:spacing w:before="160" w:after="0" w:line="340" w:lineRule="exact"/>
+        <w:ind w:left="540" w:hanging="540"/>
+      </w:pPr>
+      <w:r>
+        <w:rPr>
+          <w:bdr w:val="single" w:sz="6" w:space="0" w:color="000000"/>
+        </w:rPr>
+        <w:t xml:space="preserve">   </w:t>
+      </w:r>
+      <w:r>
+        <w:tab/>
+      </w:r>
+      <w:r>
+        <w:t xml:space="preserve">is for a death penalty case and complies with the word limit of Cir. R. 32-4.</w:t>
+      </w:r>
+    </w:p>
+    <w:p>
+      <w:pPr>
+        <w:keepLines/>
+        <w:spacing w:before="160" w:after="0" w:line="340" w:lineRule="exact"/>
+        <w:ind w:left="540" w:hanging="540"/>
+      </w:pPr>
+      <w:r>
+        <w:rPr>
+          <w:bdr w:val="single" w:sz="6" w:space="0" w:color="000000"/>
+        </w:rPr>
+        <w:t xml:space="preserve">   </w:t>
+      </w:r>
+      <w:r>
+        <w:tab/>
+      </w:r>
+      <w:r>
+        <w:t xml:space="preserve">complies with the longer length limit permitted by Cir. R. 32-2(b) because (select only one):</w:t>
+      </w:r>
+    </w:p>
+    <w:p>
+      <w:pPr>
+        <w:keepLines/>
+        <w:spacing w:before="160" w:after="0" w:line="340" w:lineRule="exact"/>
+        <w:ind w:left="540" w:hanging="540"/>
+      </w:pPr>
+      <w:r>
+        <w:rPr>
+          <w:bdr w:val="single" w:sz="6" w:space="0" w:color="000000"/>
+        </w:rPr>
+        <w:t xml:space="preserve">   </w:t>
+      </w:r>
+      <w:r>
+        <w:tab/>
+      </w:r>
+      <w:r>
+        <w:t xml:space="preserve">it is a joint brief submitted by separately represented parties.</w:t>
+      </w:r>
+    </w:p>
+    <w:p>
+      <w:pPr>
+        <w:keepLines/>
+        <w:spacing w:before="160" w:after="0" w:line="340" w:lineRule="exact"/>
+        <w:ind w:left="540" w:hanging="540"/>
+      </w:pPr>
+      <w:r>
+        <w:rPr>
+          <w:bdr w:val="single" w:sz="6" w:space="0" w:color="000000"/>
+        </w:rPr>
+        <w:t xml:space="preserve">   </w:t>
+      </w:r>
+      <w:r>
+        <w:tab/>
+      </w:r>
+      <w:r>
+        <w:t xml:space="preserve">a party or parties are filing a single brief in response to multiple briefs.</w:t>
+      </w:r>
+    </w:p>
+    <w:p>
+      <w:pPr>
+        <w:keepLines/>
+        <w:spacing w:before="160" w:after="0" w:line="340" w:lineRule="exact"/>
+        <w:ind w:left="540" w:hanging="540"/>
+      </w:pPr>
+      <w:r>
+        <w:rPr>
+          <w:bdr w:val="single" w:sz="6" w:space="0" w:color="000000"/>
+        </w:rPr>
+        <w:t xml:space="preserve">   </w:t>
+      </w:r>
+      <w:r>
+        <w:tab/>
+      </w:r>
+      <w:r>
+        <w:t xml:space="preserve">a party or parties are filing a single brief in response to a longer joint brief.</w:t>
+      </w:r>
+    </w:p>
+    <w:p>
+      <w:pPr>
+        <w:keepLines/>
+        <w:spacing w:before="160" w:after="0" w:line="340" w:lineRule="exact"/>
+        <w:ind w:left="540" w:hanging="540"/>
+      </w:pPr>
+      <w:r>
+        <w:rPr>
+          <w:bdr w:val="single" w:sz="6" w:space="0" w:color="000000"/>
+        </w:rPr>
+        <w:t xml:space="preserve">   </w:t>
+      </w:r>
+      <w:r>
+        <w:tab/>
+      </w:r>
+      <w:r>
+        <w:t xml:space="preserve">complies with the length limit designated by court order dated __________.</w:t>
+      </w:r>
+    </w:p>
+    <w:p>
+      <w:pPr>
+        <w:keepNext/>
+        <w:keepLines/>
+        <w:spacing w:before="160" w:after="0" w:line="340" w:lineRule="exact"/>
+        <w:ind w:left="540" w:hanging="540"/>
+      </w:pPr>
+      <w:r>
+        <w:rPr>
+          <w:bdr w:val="single" w:sz="6" w:space="0" w:color="000000"/>
+        </w:rPr>
+        <w:t xml:space="preserve">   </w:t>
+      </w:r>
+      <w:r>
+        <w:tab/>
+      </w:r>
+      <w:r>
+        <w:t xml:space="preserve">is accompanied by a motion to file a longer brief pursuant to Cir. R. 32-2(a).</w:t>
+      </w:r>
+    </w:p>
+    <w:p>
+      <w:pPr>
+        <w:keepNext/>
+        <w:keepLines/>
+        <w:spacing w:before="560" w:after="0" w:line="340" w:lineRule="exact"/>
+        <w:ind w:left="4680"/>
+      </w:pPr>
+      <w:r>
+        <w:t xml:space="preserve">s/ Sean R. Janda</w:t>
+      </w:r>
+    </w:p>
+    <w:p>
+      <w:pPr>
+        <w:keepNext/>
+        <w:keepLines/>
+        <w:spacing w:before="0" w:after="0" w:line="340" w:lineRule="exact"/>
+        <w:ind w:left="4680"/>
+      </w:pPr>
+      <w:r>
+        <w:t xml:space="preserve">Signature</w:t>
+      </w:r>
+    </w:p>
+    <w:p>
+      <w:pPr>
+        <w:keepLines/>
+        <w:spacing w:before="280" w:after="0" w:line="340" w:lineRule="exact"/>
+        <w:ind w:left="4680"/>
+      </w:pPr>
+      <w:r>
+        <w:t xml:space="preserve">April</w:t>
+      </w:r>
+      <w:r>
+        <w:t xml:space="preserve"> </w:t>
+      </w:r>
+      <w:r>
+        <w:t xml:space="preserve">2026</w:t>
       </w:r>
     </w:p>
     <w:sectPr>
-      <w:footerReference w:type="default" r:id="rIdFooter1"/>
-      <w:footnotePr>
-        <w:numRestart w:val="eachSect"/>
-      </w:footnotePr>
+      <w:footerReference w:type="default" r:id="rIdFtrPage"/>
       <w:pgSz w:w="12240" w:h="15840"/>
-      <w:pgMar w:top="1440" w:right="1440" w:bottom="1440" w:left="1440" w:header="720" w:footer="432" w:gutter="0"/>
+      <w:pgMar w:top="1440" w:right="1440" w:bottom="1440" w:left="1440" w:header="720" w:footer="576" w:gutter="0"/>
+      <w:pgNumType w:fmt="decimal" w:start="1"/>
     </w:sectPr>
   </w:body>
 </w:document>
@@ -1167,6 +6017,72 @@
 </w:footnotes>
 </file>
 
+<file path=word/ftr-add.xml><?xml version="1.0" encoding="utf-8"?>
+<w:ftr xmlns:w="http://schemas.openxmlformats.org/wordprocessingml/2006/main" xmlns:r="http://schemas.openxmlformats.org/officeDocument/2006/relationships">
+  <w:p>
+    <w:pPr>
+      <w:spacing w:before="0" w:after="0"/>
+      <w:jc w:val="center"/>
+    </w:pPr>
+    <w:r>
+      <w:t>Add-</w:t>
+    </w:r>
+    <w:r>
+      <w:fldChar w:fldCharType="begin"/>
+    </w:r>
+    <w:r>
+      <w:instrText xml:space="preserve"> PAGE </w:instrText>
+    </w:r>
+    <w:r>
+      <w:fldChar w:fldCharType="separate"/>
+    </w:r>
+    <w:r>
+      <w:t>1</w:t>
+    </w:r>
+    <w:r>
+      <w:fldChar w:fldCharType="end"/>
+    </w:r>
+  </w:p>
+</w:ftr>
+</file>
+
+<file path=word/ftr-none.xml><?xml version="1.0" encoding="utf-8"?>
+<w:ftr xmlns:w="http://schemas.openxmlformats.org/wordprocessingml/2006/main" xmlns:r="http://schemas.openxmlformats.org/officeDocument/2006/relationships">
+  <w:p>
+    <w:pPr>
+      <w:spacing w:before="0" w:after="0"/>
+      <w:jc w:val="center"/>
+    </w:pPr>
+  </w:p>
+</w:ftr>
+</file>
+
+<file path=word/ftr-page.xml><?xml version="1.0" encoding="utf-8"?>
+<w:ftr xmlns:w="http://schemas.openxmlformats.org/wordprocessingml/2006/main" xmlns:r="http://schemas.openxmlformats.org/officeDocument/2006/relationships">
+  <w:p>
+    <w:pPr>
+      <w:spacing w:before="0" w:after="0"/>
+      <w:jc w:val="center"/>
+    </w:pPr>
+    <w:r>
+      <w:fldChar w:fldCharType="begin"/>
+    </w:r>
+    <w:r>
+      <w:instrText xml:space="preserve"> PAGE </w:instrText>
+    </w:r>
+    <w:r>
+      <w:fldChar w:fldCharType="separate"/>
+    </w:r>
+    <w:r>
+      <w:t>1</w:t>
+    </w:r>
+    <w:r>
+      <w:fldChar w:fldCharType="end"/>
+    </w:r>
+  </w:p>
+</w:ftr>
+</file>
+
 <file path=word/numbering.xml><?xml version="1.0" encoding="utf-8"?>
 <w:numbering xmlns:w="http://schemas.openxmlformats.org/wordprocessingml/2006/main">
   <w:abstractNum w:abstractNumId="990">
@@ -1256,7 +6172,7 @@
   <w:docDefaults>
     <w:rPrDefault>
       <w:rPr>
-        <w:rFonts w:ascii="EB Garamond" w:hAnsi="EB Garamond" w:eastAsia="EB Garamond" w:cs="EB Garamond"/>
+        <w:rFonts w:ascii="Times New Roman" w:hAnsi="Times New Roman" w:eastAsia="Times New Roman" w:cs="Times New Roman"/>
         <w:sz w:val="28"/>
         <w:szCs w:val="28"/>
         <w:lang w:val="en-US" w:eastAsia="zh-CN" w:bidi="ar-SA"/>
@@ -1447,7 +6363,7 @@
       <w:outlineLvl w:val="0"/>
     </w:pPr>
     <w:rPr>
-      <w:rFonts w:ascii="EB Garamond" w:hAnsi="EB Garamond" w:eastAsia="EB Garamond" w:cs="EB Garamond"/>
+      <w:rFonts w:ascii="Times New Roman" w:hAnsi="Times New Roman" w:eastAsia="Times New Roman" w:cs="Times New Roman"/>
       <w:b/>
       <w:bCs/>
       <w:caps/>
@@ -1474,7 +6390,7 @@
       <w:outlineLvl w:val="1"/>
     </w:pPr>
     <w:rPr>
-      <w:rFonts w:ascii="EB Garamond" w:hAnsi="EB Garamond" w:eastAsia="EB Garamond" w:cs="EB Garamond"/>
+      <w:rFonts w:ascii="Times New Roman" w:hAnsi="Times New Roman" w:eastAsia="Times New Roman" w:cs="Times New Roman"/>
       <w:b/>
       <w:bCs/>
       <w:color w:val="000000"/>
@@ -1500,7 +6416,7 @@
       <w:outlineLvl w:val="2"/>
     </w:pPr>
     <w:rPr>
-      <w:rFonts w:ascii="EB Garamond" w:hAnsi="EB Garamond" w:eastAsia="EB Garamond" w:cs="EB Garamond"/>
+      <w:rFonts w:ascii="Times New Roman" w:hAnsi="Times New Roman" w:eastAsia="Times New Roman" w:cs="Times New Roman"/>
       <w:b/>
       <w:bCs/>
       <w:color w:val="000000"/>
@@ -1526,7 +6442,7 @@
       <w:outlineLvl w:val="3"/>
     </w:pPr>
     <w:rPr>
-      <w:rFonts w:ascii="EB Garamond" w:hAnsi="EB Garamond" w:eastAsia="EB Garamond" w:cs="EB Garamond"/>
+      <w:rFonts w:ascii="Times New Roman" w:hAnsi="Times New Roman" w:eastAsia="Times New Roman" w:cs="Times New Roman"/>
       <w:b/>
       <w:bCs/>
       <w:i/>
@@ -1553,7 +6469,7 @@
       <w:outlineLvl w:val="4"/>
     </w:pPr>
     <w:rPr>
-      <w:rFonts w:ascii="EB Garamond" w:hAnsi="EB Garamond" w:eastAsia="EB Garamond" w:cs="EB Garamond"/>
+      <w:rFonts w:ascii="Times New Roman" w:hAnsi="Times New Roman" w:eastAsia="Times New Roman" w:cs="Times New Roman"/>
       <w:b/>
       <w:bCs/>
       <w:i/>
@@ -1777,7 +6693,7 @@
     <w:unhideWhenUsed/>
     <w:qFormat/>
     <w:pPr>
-      <w:spacing w:before="0" w:after="180" w:line="399" w:lineRule="exact"/>
+      <w:spacing w:before="280" w:after="280" w:line="340" w:lineRule="exact"/>
       <w:ind w:firstLine="0" w:left="720" w:right="720"/>
     </w:pPr>
   </w:style>
@@ -1789,7 +6705,8 @@
     <w:unhideWhenUsed/>
     <w:qFormat/>
     <w:pPr>
-      <w:spacing w:before="0" w:after="120" w:line="399" w:lineRule="exact"/>
+      <w:keepLines/>
+      <w:spacing w:before="0" w:after="120" w:line="340" w:lineRule="exact"/>
     </w:pPr>
     <w:rPr>
       <w:sz w:val="28"/>
@@ -1913,7 +6830,7 @@
     <w:name w:val="Hyperlink"/>
     <w:basedOn w:val="BodyTextChar"/>
     <w:rPr>
-      <w:color w:val="4F81BD" w:themeColor="accent1"/>
+      <w:color w:val="000000"/>
     </w:rPr>
   </w:style>
   <w:style w:type="paragraph" w:styleId="TOCHeading">

--- a/courts/ninth-circuit/court-of-appeals/usage/OUTPUT-opening-brief.docx
+++ b/courts/ninth-circuit/court-of-appeals/usage/OUTPUT-opening-brief.docx
@@ -21,7 +21,9 @@
           <w:b/>
           <w:bCs/>
         </w:rPr>
-        <w:t xml:space="preserve">26-1136</w:t>
+        <w:t xml:space="preserve">26</w:t>
+        <w:noBreakHyphen/>
+        <w:t xml:space="preserve">1136</w:t>
       </w:r>
     </w:p>
     <w:p>
@@ -36,7 +38,6 @@
     <w:p>
       <w:pPr>
         <w:spacing w:before="320" w:after="0" w:line="340" w:lineRule="exact"/>
-        <w:ind w:left="1656" w:right="1656"/>
         <w:jc w:val="center"/>
       </w:pPr>
       <w:r>
@@ -44,7 +45,17 @@
           <w:b/>
           <w:bCs/>
         </w:rPr>
-        <w:t xml:space="preserve">IN THE UNITED STATES COURT OF APPEALS FOR THE NINTH CIRCUIT</w:t>
+        <w:t xml:space="preserve">IN THE UNITED STATES COURT OF APPEALS</w:t>
+      </w:r>
+      <w:r>
+        <w:br/>
+      </w:r>
+      <w:r>
+        <w:rPr>
+          <w:b/>
+          <w:bCs/>
+        </w:rPr>
+        <w:t xml:space="preserve">FOR THE NINTH CIRCUIT</w:t>
       </w:r>
     </w:p>
     <w:p>
@@ -791,7 +802,9 @@
           <w:i/>
           <w:iCs/>
         </w:rPr>
-        <w:t xml:space="preserve">514-3388</w:t>
+        <w:t xml:space="preserve">514</w:t>
+        <w:noBreakHyphen/>
+        <w:t xml:space="preserve">3388</w:t>
       </w:r>
     </w:p>
     <w:p>
@@ -817,13 +830,16 @@
       <w:pPr>
         <w:keepNext/>
         <w:keepLines/>
-        <w:spacing w:before="0" w:after="0" w:line="340" w:lineRule="exact"/>
+        <w:spacing w:before="0" w:after="308" w:line="400" w:lineRule="exact"/>
+        <w:ind w:left="0" w:firstLine="0"/>
         <w:jc w:val="center"/>
       </w:pPr>
       <w:r>
         <w:rPr>
           <w:b/>
           <w:bCs/>
+          <w:sz w:val="32"/>
+          <w:szCs w:val="32"/>
         </w:rPr>
         <w:t xml:space="preserve">TABLE OF CONTENTS</w:t>
       </w:r>
@@ -832,7 +848,7 @@
       <w:pPr>
         <w:keepNext/>
         <w:keepLines/>
-        <w:spacing w:before="120" w:after="60" w:line="340" w:lineRule="exact"/>
+        <w:spacing w:before="84" w:after="0" w:line="340" w:lineRule="exact"/>
         <w:ind w:left="0" w:right="20"/>
         <w:jc w:val="right"/>
       </w:pPr>
@@ -851,11 +867,11 @@
         <w:tabs>
           <w:tab w:val="right" w:leader="dot" w:pos="9340"/>
         </w:tabs>
-        <w:spacing w:before="100" w:after="0" w:line="340" w:lineRule="exact"/>
+        <w:spacing w:before="168" w:after="0" w:line="340" w:lineRule="exact"/>
         <w:ind w:left="0" w:right="720"/>
       </w:pPr>
       <w:r>
-        <w:t xml:space="preserve">TABLE OF AUTHORITIES </w:t>
+        <w:t xml:space="preserve">TABLE OF AUTHORITIES</w:t>
       </w:r>
       <w:r>
         <w:tab/>
@@ -870,11 +886,11 @@
         <w:tabs>
           <w:tab w:val="right" w:leader="dot" w:pos="9340"/>
         </w:tabs>
-        <w:spacing w:before="100" w:after="0" w:line="340" w:lineRule="exact"/>
+        <w:spacing w:before="168" w:after="0" w:line="340" w:lineRule="exact"/>
         <w:ind w:left="0" w:right="720"/>
       </w:pPr>
       <w:r>
-        <w:t xml:space="preserve">INTRODUCTION </w:t>
+        <w:t xml:space="preserve">INTRODUCTION</w:t>
       </w:r>
       <w:r>
         <w:tab/>
@@ -889,17 +905,17 @@
         <w:tabs>
           <w:tab w:val="right" w:leader="dot" w:pos="9340"/>
         </w:tabs>
-        <w:spacing w:before="100" w:after="0" w:line="340" w:lineRule="exact"/>
+        <w:spacing w:before="168" w:after="0" w:line="340" w:lineRule="exact"/>
         <w:ind w:left="0" w:right="720"/>
       </w:pPr>
       <w:r>
-        <w:t xml:space="preserve">STATEMENT OF JURISDICTION </w:t>
+        <w:t xml:space="preserve">STATEMENT OF JURISDICTION</w:t>
       </w:r>
       <w:r>
         <w:tab/>
       </w:r>
       <w:r>
-        <w:t xml:space="preserve">4</w:t>
+        <w:t xml:space="preserve">3</w:t>
       </w:r>
     </w:p>
     <w:p>
@@ -908,11 +924,11 @@
         <w:tabs>
           <w:tab w:val="right" w:leader="dot" w:pos="9340"/>
         </w:tabs>
-        <w:spacing w:before="100" w:after="0" w:line="340" w:lineRule="exact"/>
+        <w:spacing w:before="168" w:after="0" w:line="340" w:lineRule="exact"/>
         <w:ind w:left="0" w:right="720"/>
       </w:pPr>
       <w:r>
-        <w:t xml:space="preserve">STATEMENT OF THE ISSUE </w:t>
+        <w:t xml:space="preserve">STATEMENT OF THE ISSUE</w:t>
       </w:r>
       <w:r>
         <w:tab/>
@@ -927,17 +943,17 @@
         <w:tabs>
           <w:tab w:val="right" w:leader="dot" w:pos="9340"/>
         </w:tabs>
-        <w:spacing w:before="100" w:after="0" w:line="340" w:lineRule="exact"/>
+        <w:spacing w:before="168" w:after="0" w:line="340" w:lineRule="exact"/>
         <w:ind w:left="0" w:right="720"/>
       </w:pPr>
       <w:r>
-        <w:t xml:space="preserve">STATEMENT OF THE CASE </w:t>
+        <w:t xml:space="preserve">STATEMENT OF THE CASE</w:t>
       </w:r>
       <w:r>
         <w:tab/>
       </w:r>
       <w:r>
-        <w:t xml:space="preserve">5</w:t>
+        <w:t xml:space="preserve">4</w:t>
       </w:r>
     </w:p>
     <w:p>
@@ -946,7 +962,7 @@
         <w:tabs>
           <w:tab w:val="right" w:leader="dot" w:pos="9340"/>
         </w:tabs>
-        <w:spacing w:before="100" w:after="0" w:line="340" w:lineRule="exact"/>
+        <w:spacing w:before="98" w:after="0" w:line="340" w:lineRule="exact"/>
         <w:ind w:left="1440" w:right="720" w:hanging="720"/>
       </w:pPr>
       <w:r>
@@ -956,13 +972,13 @@
         <w:tab/>
       </w:r>
       <w:r>
-        <w:t xml:space="preserve">Legal and Factual Background </w:t>
+        <w:t xml:space="preserve">Legal and Factual Background</w:t>
       </w:r>
       <w:r>
         <w:tab/>
       </w:r>
       <w:r>
-        <w:t xml:space="preserve">5</w:t>
+        <w:t xml:space="preserve">4</w:t>
       </w:r>
     </w:p>
     <w:p>
@@ -971,7 +987,7 @@
         <w:tabs>
           <w:tab w:val="right" w:leader="dot" w:pos="9340"/>
         </w:tabs>
-        <w:spacing w:before="100" w:after="0" w:line="340" w:lineRule="exact"/>
+        <w:spacing w:before="98" w:after="0" w:line="340" w:lineRule="exact"/>
         <w:ind w:left="1440" w:right="720" w:hanging="720"/>
       </w:pPr>
       <w:r>
@@ -981,13 +997,13 @@
         <w:tab/>
       </w:r>
       <w:r>
-        <w:t xml:space="preserve">Procedural Background </w:t>
+        <w:t xml:space="preserve">Procedural Background</w:t>
       </w:r>
       <w:r>
         <w:tab/>
       </w:r>
       <w:r>
-        <w:t xml:space="preserve">7</w:t>
+        <w:t xml:space="preserve">6</w:t>
       </w:r>
     </w:p>
     <w:p>
@@ -996,17 +1012,17 @@
         <w:tabs>
           <w:tab w:val="right" w:leader="dot" w:pos="9340"/>
         </w:tabs>
-        <w:spacing w:before="100" w:after="0" w:line="340" w:lineRule="exact"/>
+        <w:spacing w:before="168" w:after="0" w:line="340" w:lineRule="exact"/>
         <w:ind w:left="0" w:right="720"/>
       </w:pPr>
       <w:r>
-        <w:t xml:space="preserve">SUMMARY OF ARGUMENT </w:t>
+        <w:t xml:space="preserve">SUMMARY OF ARGUMENT</w:t>
       </w:r>
       <w:r>
         <w:tab/>
       </w:r>
       <w:r>
-        <w:t xml:space="preserve">10</w:t>
+        <w:t xml:space="preserve">9</w:t>
       </w:r>
     </w:p>
     <w:p>
@@ -1015,17 +1031,17 @@
         <w:tabs>
           <w:tab w:val="right" w:leader="dot" w:pos="9340"/>
         </w:tabs>
-        <w:spacing w:before="100" w:after="0" w:line="340" w:lineRule="exact"/>
+        <w:spacing w:before="168" w:after="0" w:line="340" w:lineRule="exact"/>
         <w:ind w:left="0" w:right="720"/>
       </w:pPr>
       <w:r>
-        <w:t xml:space="preserve">STANDARD OF REVIEW </w:t>
+        <w:t xml:space="preserve">STANDARD OF REVIEW</w:t>
       </w:r>
       <w:r>
         <w:tab/>
       </w:r>
       <w:r>
-        <w:t xml:space="preserve">12</w:t>
+        <w:t xml:space="preserve">11</w:t>
       </w:r>
     </w:p>
     <w:p>
@@ -1034,17 +1050,17 @@
         <w:tabs>
           <w:tab w:val="right" w:leader="dot" w:pos="9340"/>
         </w:tabs>
-        <w:spacing w:before="100" w:after="0" w:line="340" w:lineRule="exact"/>
+        <w:spacing w:before="168" w:after="0" w:line="340" w:lineRule="exact"/>
         <w:ind w:left="0" w:right="720"/>
       </w:pPr>
       <w:r>
-        <w:t xml:space="preserve">ARGUMENT </w:t>
+        <w:t xml:space="preserve">ARGUMENT</w:t>
       </w:r>
       <w:r>
         <w:tab/>
       </w:r>
       <w:r>
-        <w:t xml:space="preserve">12</w:t>
+        <w:t xml:space="preserve">11</w:t>
       </w:r>
     </w:p>
     <w:p>
@@ -1053,7 +1069,7 @@
         <w:tabs>
           <w:tab w:val="right" w:leader="dot" w:pos="9340"/>
         </w:tabs>
-        <w:spacing w:before="100" w:after="0" w:line="340" w:lineRule="exact"/>
+        <w:spacing w:before="98" w:after="0" w:line="340" w:lineRule="exact"/>
         <w:ind w:left="720" w:right="720" w:hanging="720"/>
       </w:pPr>
       <w:r>
@@ -1063,13 +1079,13 @@
         <w:tab/>
       </w:r>
       <w:r>
-        <w:t xml:space="preserve">The District Court Abused Its Discretion in Denying the Department’s Motions to Modify the Post-Class Applicant Deadline </w:t>
+        <w:t xml:space="preserve">The District Court Abused Its Discretion in Denying the Department’s Motions to Modify the Post-Class Applicant Deadline</w:t>
       </w:r>
       <w:r>
         <w:tab/>
       </w:r>
       <w:r>
-        <w:t xml:space="preserve">12</w:t>
+        <w:t xml:space="preserve">11</w:t>
       </w:r>
     </w:p>
     <w:p>
@@ -1078,7 +1094,7 @@
         <w:tabs>
           <w:tab w:val="right" w:leader="dot" w:pos="9340"/>
         </w:tabs>
-        <w:spacing w:before="100" w:after="0" w:line="340" w:lineRule="exact"/>
+        <w:spacing w:before="98" w:after="0" w:line="340" w:lineRule="exact"/>
         <w:ind w:left="1440" w:right="720" w:hanging="720"/>
       </w:pPr>
       <w:r>
@@ -1088,13 +1104,13 @@
         <w:tab/>
       </w:r>
       <w:r>
-        <w:t xml:space="preserve">The Equities Strongly Favored Modifying the Post-Class Applicant Deadline </w:t>
+        <w:t xml:space="preserve">The Equities Strongly Favored Modifying the Post-Class Applicant Deadline</w:t>
       </w:r>
       <w:r>
         <w:tab/>
       </w:r>
       <w:r>
-        <w:t xml:space="preserve">15</w:t>
+        <w:t xml:space="preserve">14</w:t>
       </w:r>
     </w:p>
     <w:p>
@@ -1103,7 +1119,7 @@
         <w:tabs>
           <w:tab w:val="right" w:leader="dot" w:pos="9340"/>
         </w:tabs>
-        <w:spacing w:before="100" w:after="0" w:line="340" w:lineRule="exact"/>
+        <w:spacing w:before="98" w:after="0" w:line="340" w:lineRule="exact"/>
         <w:ind w:left="1440" w:right="720" w:hanging="720"/>
       </w:pPr>
       <w:r>
@@ -1113,13 +1129,13 @@
         <w:tab/>
       </w:r>
       <w:r>
-        <w:t xml:space="preserve">Relevant Circumstances Materially Changed After the Department Agreed to the Settlement </w:t>
+        <w:t xml:space="preserve">Relevant Circumstances Materially Changed After the Department Agreed to the Settlement</w:t>
       </w:r>
       <w:r>
         <w:tab/>
       </w:r>
       <w:r>
-        <w:t xml:space="preserve">15</w:t>
+        <w:t xml:space="preserve">14</w:t>
       </w:r>
     </w:p>
     <w:p>
@@ -1128,7 +1144,7 @@
         <w:tabs>
           <w:tab w:val="right" w:leader="dot" w:pos="9340"/>
         </w:tabs>
-        <w:spacing w:before="100" w:after="0" w:line="340" w:lineRule="exact"/>
+        <w:spacing w:before="98" w:after="0" w:line="340" w:lineRule="exact"/>
         <w:ind w:left="1440" w:right="720" w:hanging="720"/>
       </w:pPr>
       <w:r>
@@ -1138,13 +1154,13 @@
         <w:tab/>
       </w:r>
       <w:r>
-        <w:t xml:space="preserve">The District Court’s Additional Reasons for Denying Modification Reflect Clear Legal and Factual Errors Constituting an Abuse of Discretion </w:t>
+        <w:t xml:space="preserve">The District Court’s Additional Reasons for Denying Modification Reflect Clear Legal and Factual Errors Constituting an Abuse of Discretion</w:t>
       </w:r>
       <w:r>
         <w:tab/>
       </w:r>
       <w:r>
-        <w:t xml:space="preserve">16</w:t>
+        <w:t xml:space="preserve">15</w:t>
       </w:r>
     </w:p>
     <w:p>
@@ -1153,17 +1169,17 @@
         <w:tabs>
           <w:tab w:val="right" w:leader="dot" w:pos="9340"/>
         </w:tabs>
-        <w:spacing w:before="100" w:after="0" w:line="340" w:lineRule="exact"/>
+        <w:spacing w:before="168" w:after="0" w:line="340" w:lineRule="exact"/>
         <w:ind w:left="0" w:right="720"/>
       </w:pPr>
       <w:r>
-        <w:t xml:space="preserve">CONCLUSION </w:t>
+        <w:t xml:space="preserve">CONCLUSION</w:t>
       </w:r>
       <w:r>
         <w:tab/>
       </w:r>
       <w:r>
-        <w:t xml:space="preserve">19</w:t>
+        <w:t xml:space="preserve">18</w:t>
       </w:r>
     </w:p>
     <w:p>
@@ -1172,17 +1188,17 @@
         <w:tabs>
           <w:tab w:val="right" w:leader="dot" w:pos="9340"/>
         </w:tabs>
-        <w:spacing w:before="100" w:after="0" w:line="340" w:lineRule="exact"/>
+        <w:spacing w:before="168" w:after="0" w:line="340" w:lineRule="exact"/>
         <w:ind w:left="0" w:right="720"/>
       </w:pPr>
       <w:r>
-        <w:t xml:space="preserve">STATEMENT OF RELATED CASES </w:t>
+        <w:t xml:space="preserve">STATEMENT OF RELATED CASES</w:t>
       </w:r>
       <w:r>
         <w:tab/>
       </w:r>
       <w:r>
-        <w:t xml:space="preserve">20</w:t>
+        <w:t xml:space="preserve">19</w:t>
       </w:r>
     </w:p>
     <w:p>
@@ -1191,31 +1207,35 @@
         <w:tabs>
           <w:tab w:val="right" w:leader="dot" w:pos="9340"/>
         </w:tabs>
-        <w:spacing w:before="100" w:after="0" w:line="340" w:lineRule="exact"/>
+        <w:spacing w:before="168" w:after="0" w:line="340" w:lineRule="exact"/>
         <w:ind w:left="0" w:right="720"/>
       </w:pPr>
       <w:r>
-        <w:t xml:space="preserve">CERTIFICATE OF COMPLIANCE </w:t>
+        <w:t xml:space="preserve">CERTIFICATE OF COMPLIANCE</w:t>
       </w:r>
       <w:r>
         <w:tab/>
       </w:r>
       <w:r>
-        <w:t xml:space="preserve">21</w:t>
-      </w:r>
-    </w:p>
-    <w:p>
-      <w:pPr>
+        <w:t xml:space="preserve">20</w:t>
+      </w:r>
+    </w:p>
+    <w:p>
+      <w:pPr>
+        <w:pStyle w:val="Heading1"/>
         <w:keepNext/>
         <w:keepLines/>
         <w:pageBreakBefore/>
-        <w:spacing w:before="0" w:after="0" w:line="340" w:lineRule="exact"/>
+        <w:spacing w:before="0" w:after="308" w:line="400" w:lineRule="exact"/>
+        <w:ind w:left="0" w:firstLine="0"/>
         <w:jc w:val="center"/>
       </w:pPr>
       <w:r>
         <w:rPr>
           <w:b/>
           <w:bCs/>
+          <w:sz w:val="32"/>
+          <w:szCs w:val="32"/>
         </w:rPr>
         <w:t xml:space="preserve">TABLE OF AUTHORITIES</w:t>
       </w:r>
@@ -1224,10 +1244,21 @@
       <w:pPr>
         <w:keepNext/>
         <w:keepLines/>
-        <w:spacing w:before="120" w:after="0" w:line="340" w:lineRule="exact"/>
-        <w:ind w:left="0" w:right="20"/>
-        <w:jc w:val="right"/>
-      </w:pPr>
+        <w:tabs>
+          <w:tab w:val="right" w:pos="9340"/>
+        </w:tabs>
+        <w:spacing w:before="280" w:after="56" w:line="340" w:lineRule="exact"/>
+      </w:pPr>
+      <w:r>
+        <w:rPr>
+          <w:b/>
+          <w:bCs/>
+        </w:rPr>
+        <w:t xml:space="preserve">Cases:</w:t>
+      </w:r>
+      <w:r>
+        <w:tab/>
+      </w:r>
       <w:r>
         <w:rPr>
           <w:b/>
@@ -1235,20 +1266,6 @@
           <w:u w:val="single"/>
         </w:rPr>
         <w:t xml:space="preserve">Page(s)</w:t>
-      </w:r>
-    </w:p>
-    <w:p>
-      <w:pPr>
-        <w:keepNext/>
-        <w:keepLines/>
-        <w:spacing w:before="400" w:after="0" w:line="340" w:lineRule="exact"/>
-      </w:pPr>
-      <w:r>
-        <w:rPr>
-          <w:b/>
-          <w:bCs/>
-        </w:rPr>
-        <w:t xml:space="preserve">Cases:</w:t>
       </w:r>
     </w:p>
     <w:p>
@@ -1257,7 +1274,7 @@
         <w:tabs>
           <w:tab w:val="right" w:leader="dot" w:pos="9340"/>
         </w:tabs>
-        <w:spacing w:before="200" w:after="0" w:line="340" w:lineRule="exact"/>
+        <w:spacing w:before="196" w:after="0" w:line="340" w:lineRule="exact"/>
         <w:ind w:left="504" w:right="1120" w:hanging="504"/>
       </w:pPr>
       <w:r>
@@ -1296,7 +1313,10 @@
         <w:t xml:space="preserve">DeVos</w:t>
       </w:r>
       <w:r>
-        <w:t xml:space="preserve">, </w:t>
+        <w:t xml:space="preserve">,</w:t>
+      </w:r>
+      <w:r>
+        <w:br/>
       </w:r>
       <w:r>
         <w:t xml:space="preserve">332</w:t>
@@ -1338,13 +1358,10 @@
         <w:t xml:space="preserve">2018)</w:t>
       </w:r>
       <w:r>
-        <w:t xml:space="preserve"> </w:t>
-      </w:r>
-      <w:r>
         <w:tab/>
       </w:r>
       <w:r>
-        <w:t xml:space="preserve">6</w:t>
+        <w:t xml:space="preserve">5</w:t>
       </w:r>
     </w:p>
     <w:p>
@@ -1353,7 +1370,7 @@
         <w:tabs>
           <w:tab w:val="right" w:leader="dot" w:pos="9340"/>
         </w:tabs>
-        <w:spacing w:before="200" w:after="0" w:line="340" w:lineRule="exact"/>
+        <w:spacing w:before="196" w:after="0" w:line="340" w:lineRule="exact"/>
         <w:ind w:left="504" w:right="1120" w:hanging="504"/>
       </w:pPr>
       <w:r>
@@ -1462,7 +1479,10 @@
         <w:t xml:space="preserve">DeVos</w:t>
       </w:r>
       <w:r>
-        <w:t xml:space="preserve">, </w:t>
+        <w:t xml:space="preserve">,</w:t>
+      </w:r>
+      <w:r>
+        <w:br/>
       </w:r>
       <w:r>
         <w:t xml:space="preserve">344</w:t>
@@ -1504,13 +1524,10 @@
         <w:t xml:space="preserve">2018)</w:t>
       </w:r>
       <w:r>
-        <w:t xml:space="preserve"> </w:t>
-      </w:r>
-      <w:r>
         <w:tab/>
       </w:r>
       <w:r>
-        <w:t xml:space="preserve">6</w:t>
+        <w:t xml:space="preserve">5</w:t>
       </w:r>
     </w:p>
     <w:p>
@@ -1519,7 +1536,7 @@
         <w:tabs>
           <w:tab w:val="right" w:leader="dot" w:pos="9340"/>
         </w:tabs>
-        <w:spacing w:before="200" w:after="0" w:line="340" w:lineRule="exact"/>
+        <w:spacing w:before="196" w:after="0" w:line="340" w:lineRule="exact"/>
         <w:ind w:left="504" w:right="1120" w:hanging="504"/>
       </w:pPr>
       <w:r>
@@ -1614,7 +1631,10 @@
         <w:t xml:space="preserve">EPA</w:t>
       </w:r>
       <w:r>
-        <w:t xml:space="preserve">, </w:t>
+        <w:t xml:space="preserve">,</w:t>
+      </w:r>
+      <w:r>
+        <w:br/>
       </w:r>
       <w:r>
         <w:t xml:space="preserve">978</w:t>
@@ -1650,13 +1670,10 @@
         <w:t xml:space="preserve">2020)</w:t>
       </w:r>
       <w:r>
-        <w:t xml:space="preserve"> </w:t>
-      </w:r>
-      <w:r>
         <w:tab/>
       </w:r>
       <w:r>
-        <w:t xml:space="preserve">12, 13</w:t>
+        <w:t xml:space="preserve">11</w:t>
       </w:r>
     </w:p>
     <w:p>
@@ -1665,7 +1682,7 @@
         <w:tabs>
           <w:tab w:val="right" w:leader="dot" w:pos="9340"/>
         </w:tabs>
-        <w:spacing w:before="200" w:after="0" w:line="340" w:lineRule="exact"/>
+        <w:spacing w:before="196" w:after="0" w:line="340" w:lineRule="exact"/>
         <w:ind w:left="504" w:right="1120" w:hanging="504"/>
       </w:pPr>
       <w:r>
@@ -1718,7 +1735,10 @@
         <w:t xml:space="preserve">DeVos</w:t>
       </w:r>
       <w:r>
-        <w:t xml:space="preserve">, </w:t>
+        <w:t xml:space="preserve">,</w:t>
+      </w:r>
+      <w:r>
+        <w:br/>
       </w:r>
       <w:r>
         <w:t xml:space="preserve">345</w:t>
@@ -1766,13 +1786,10 @@
         <w:t xml:space="preserve">2018)</w:t>
       </w:r>
       <w:r>
-        <w:t xml:space="preserve"> </w:t>
-      </w:r>
-      <w:r>
         <w:tab/>
       </w:r>
       <w:r>
-        <w:t xml:space="preserve">6</w:t>
+        <w:t xml:space="preserve">5</w:t>
       </w:r>
     </w:p>
     <w:p>
@@ -1781,7 +1798,7 @@
         <w:tabs>
           <w:tab w:val="right" w:leader="dot" w:pos="9340"/>
         </w:tabs>
-        <w:spacing w:before="200" w:after="0" w:line="340" w:lineRule="exact"/>
+        <w:spacing w:before="196" w:after="0" w:line="340" w:lineRule="exact"/>
         <w:ind w:left="504" w:right="1120" w:hanging="504"/>
       </w:pPr>
       <w:r>
@@ -1862,7 +1879,10 @@
         <w:t xml:space="preserve">Inc.</w:t>
       </w:r>
       <w:r>
-        <w:t xml:space="preserve">, </w:t>
+        <w:t xml:space="preserve">,</w:t>
+      </w:r>
+      <w:r>
+        <w:br/>
       </w:r>
       <w:r>
         <w:t xml:space="preserve">943</w:t>
@@ -1898,13 +1918,10 @@
         <w:t xml:space="preserve">2019)</w:t>
       </w:r>
       <w:r>
-        <w:t xml:space="preserve"> </w:t>
-      </w:r>
-      <w:r>
         <w:tab/>
       </w:r>
       <w:r>
-        <w:t xml:space="preserve">12, 13, 14</w:t>
+        <w:t xml:space="preserve">11, 12</w:t>
       </w:r>
     </w:p>
     <w:p>
@@ -1913,7 +1930,7 @@
         <w:tabs>
           <w:tab w:val="right" w:leader="dot" w:pos="9340"/>
         </w:tabs>
-        <w:spacing w:before="200" w:after="0" w:line="340" w:lineRule="exact"/>
+        <w:spacing w:before="196" w:after="0" w:line="340" w:lineRule="exact"/>
         <w:ind w:left="504" w:right="1120" w:hanging="504"/>
       </w:pPr>
       <w:r>
@@ -1952,7 +1969,10 @@
         <w:t xml:space="preserve">Flores</w:t>
       </w:r>
       <w:r>
-        <w:t xml:space="preserve">, </w:t>
+        <w:t xml:space="preserve">,</w:t>
+      </w:r>
+      <w:r>
+        <w:br/>
       </w:r>
       <w:r>
         <w:t xml:space="preserve">557</w:t>
@@ -1976,13 +1996,10 @@
         <w:t xml:space="preserve">(2009)</w:t>
       </w:r>
       <w:r>
-        <w:t xml:space="preserve"> </w:t>
-      </w:r>
-      <w:r>
         <w:tab/>
       </w:r>
       <w:r>
-        <w:t xml:space="preserve">13</w:t>
+        <w:t xml:space="preserve">12</w:t>
       </w:r>
     </w:p>
     <w:p>
@@ -1991,7 +2008,7 @@
         <w:tabs>
           <w:tab w:val="right" w:leader="dot" w:pos="9340"/>
         </w:tabs>
-        <w:spacing w:before="200" w:after="0" w:line="340" w:lineRule="exact"/>
+        <w:spacing w:before="196" w:after="0" w:line="340" w:lineRule="exact"/>
         <w:ind w:left="504" w:right="1120" w:hanging="504"/>
       </w:pPr>
       <w:r>
@@ -2072,7 +2089,10 @@
         <w:t xml:space="preserve">Educ.</w:t>
       </w:r>
       <w:r>
-        <w:t xml:space="preserve">, </w:t>
+        <w:t xml:space="preserve">,</w:t>
+      </w:r>
+      <w:r>
+        <w:br/>
       </w:r>
       <w:r>
         <w:t xml:space="preserve">25</w:t>
@@ -2108,13 +2128,10 @@
         <w:t xml:space="preserve">2022)</w:t>
       </w:r>
       <w:r>
-        <w:t xml:space="preserve"> </w:t>
-      </w:r>
-      <w:r>
         <w:tab/>
       </w:r>
       <w:r>
-        <w:t xml:space="preserve">5, 6</w:t>
+        <w:t xml:space="preserve">4, 5, 6</w:t>
       </w:r>
     </w:p>
     <w:p>
@@ -2123,7 +2140,7 @@
         <w:tabs>
           <w:tab w:val="right" w:leader="dot" w:pos="9340"/>
         </w:tabs>
-        <w:spacing w:before="200" w:after="0" w:line="340" w:lineRule="exact"/>
+        <w:spacing w:before="196" w:after="0" w:line="340" w:lineRule="exact"/>
         <w:ind w:left="504" w:right="1120" w:hanging="504"/>
       </w:pPr>
       <w:r>
@@ -2162,7 +2179,10 @@
         <w:t xml:space="preserve">Wengler</w:t>
       </w:r>
       <w:r>
-        <w:t xml:space="preserve">, </w:t>
+        <w:t xml:space="preserve">,</w:t>
+      </w:r>
+      <w:r>
+        <w:br/>
       </w:r>
       <w:r>
         <w:t xml:space="preserve">822</w:t>
@@ -2198,13 +2218,10 @@
         <w:t xml:space="preserve">2016)</w:t>
       </w:r>
       <w:r>
-        <w:t xml:space="preserve"> </w:t>
-      </w:r>
-      <w:r>
         <w:tab/>
       </w:r>
       <w:r>
-        <w:t xml:space="preserve">14</w:t>
+        <w:t xml:space="preserve">12</w:t>
       </w:r>
     </w:p>
     <w:p>
@@ -2213,7 +2230,7 @@
         <w:tabs>
           <w:tab w:val="right" w:leader="dot" w:pos="9340"/>
         </w:tabs>
-        <w:spacing w:before="200" w:after="0" w:line="340" w:lineRule="exact"/>
+        <w:spacing w:before="196" w:after="0" w:line="340" w:lineRule="exact"/>
         <w:ind w:left="504" w:right="1120" w:hanging="504"/>
       </w:pPr>
       <w:r>
@@ -2308,7 +2325,10 @@
         <w:t xml:space="preserve">Jail</w:t>
       </w:r>
       <w:r>
-        <w:t xml:space="preserve">, </w:t>
+        <w:t xml:space="preserve">,</w:t>
+      </w:r>
+      <w:r>
+        <w:br/>
       </w:r>
       <w:r>
         <w:t xml:space="preserve">502</w:t>
@@ -2332,13 +2352,10 @@
         <w:t xml:space="preserve">(1992)</w:t>
       </w:r>
       <w:r>
-        <w:t xml:space="preserve"> </w:t>
-      </w:r>
-      <w:r>
         <w:tab/>
       </w:r>
       <w:r>
-        <w:t xml:space="preserve">13</w:t>
+        <w:t xml:space="preserve">12</w:t>
       </w:r>
     </w:p>
     <w:p>
@@ -2347,7 +2364,7 @@
         <w:tabs>
           <w:tab w:val="right" w:leader="dot" w:pos="9340"/>
         </w:tabs>
-        <w:spacing w:before="200" w:after="0" w:line="340" w:lineRule="exact"/>
+        <w:spacing w:before="196" w:after="0" w:line="340" w:lineRule="exact"/>
         <w:ind w:left="504" w:right="1120" w:hanging="504"/>
       </w:pPr>
       <w:r>
@@ -2428,7 +2445,10 @@
         <w:t xml:space="preserve">Ctr.</w:t>
       </w:r>
       <w:r>
-        <w:t xml:space="preserve">, </w:t>
+        <w:t xml:space="preserve">,</w:t>
+      </w:r>
+      <w:r>
+        <w:br/>
       </w:r>
       <w:r>
         <w:t xml:space="preserve">909</w:t>
@@ -2464,20 +2484,20 @@
         <w:t xml:space="preserve">2018)</w:t>
       </w:r>
       <w:r>
-        <w:t xml:space="preserve"> </w:t>
-      </w:r>
-      <w:r>
         <w:tab/>
       </w:r>
       <w:r>
-        <w:t xml:space="preserve">18</w:t>
+        <w:t xml:space="preserve">17</w:t>
       </w:r>
     </w:p>
     <w:p>
       <w:pPr>
         <w:keepNext/>
         <w:keepLines/>
-        <w:spacing w:before="400" w:after="0" w:line="340" w:lineRule="exact"/>
+        <w:tabs>
+          <w:tab w:val="right" w:pos="9340"/>
+        </w:tabs>
+        <w:spacing w:before="392" w:after="56" w:line="340" w:lineRule="exact"/>
       </w:pPr>
       <w:r>
         <w:rPr>
@@ -2493,7 +2513,7 @@
         <w:tabs>
           <w:tab w:val="right" w:leader="dot" w:pos="9340"/>
         </w:tabs>
-        <w:spacing w:before="200" w:after="0" w:line="340" w:lineRule="exact"/>
+        <w:spacing w:before="196" w:after="0" w:line="340" w:lineRule="exact"/>
         <w:ind w:left="504" w:right="1120" w:hanging="504"/>
       </w:pPr>
       <w:r>
@@ -2512,13 +2532,10 @@
         <w:t xml:space="preserve">§</w:t>
       </w:r>
       <w:r>
-        <w:t xml:space="preserve"> </w:t>
+        <w:t xml:space="preserve"> </w:t>
       </w:r>
       <w:r>
         <w:t xml:space="preserve">1291</w:t>
-      </w:r>
-      <w:r>
-        <w:t xml:space="preserve"> </w:t>
       </w:r>
       <w:r>
         <w:tab/>
@@ -2533,7 +2550,7 @@
         <w:tabs>
           <w:tab w:val="right" w:leader="dot" w:pos="9340"/>
         </w:tabs>
-        <w:spacing w:before="200" w:after="0" w:line="340" w:lineRule="exact"/>
+        <w:spacing w:before="196" w:after="0" w:line="340" w:lineRule="exact"/>
         <w:ind w:left="504" w:right="1120" w:hanging="504"/>
       </w:pPr>
       <w:r>
@@ -2552,26 +2569,26 @@
         <w:t xml:space="preserve">§</w:t>
       </w:r>
       <w:r>
-        <w:t xml:space="preserve"> </w:t>
+        <w:t xml:space="preserve"> </w:t>
       </w:r>
       <w:r>
         <w:t xml:space="preserve">1331</w:t>
       </w:r>
       <w:r>
-        <w:t xml:space="preserve"> </w:t>
-      </w:r>
-      <w:r>
         <w:tab/>
       </w:r>
       <w:r>
-        <w:t xml:space="preserve">4</w:t>
+        <w:t xml:space="preserve">3</w:t>
       </w:r>
     </w:p>
     <w:p>
       <w:pPr>
         <w:keepNext/>
         <w:keepLines/>
-        <w:spacing w:before="400" w:after="0" w:line="340" w:lineRule="exact"/>
+        <w:tabs>
+          <w:tab w:val="right" w:pos="9340"/>
+        </w:tabs>
+        <w:spacing w:before="392" w:after="56" w:line="340" w:lineRule="exact"/>
       </w:pPr>
       <w:r>
         <w:rPr>
@@ -2587,7 +2604,7 @@
         <w:tabs>
           <w:tab w:val="right" w:leader="dot" w:pos="9340"/>
         </w:tabs>
-        <w:spacing w:before="200" w:after="0" w:line="340" w:lineRule="exact"/>
+        <w:spacing w:before="196" w:after="0" w:line="340" w:lineRule="exact"/>
         <w:ind w:left="504" w:right="1120" w:hanging="504"/>
       </w:pPr>
       <w:r>
@@ -2606,7 +2623,7 @@
         <w:t xml:space="preserve">§</w:t>
       </w:r>
       <w:r>
-        <w:t xml:space="preserve"> </w:t>
+        <w:t xml:space="preserve"> </w:t>
       </w:r>
       <w:r>
         <w:t xml:space="preserve">685.222</w:t>
@@ -2618,9 +2635,6 @@
         <w:t xml:space="preserve">(2020)</w:t>
       </w:r>
       <w:r>
-        <w:t xml:space="preserve"> </w:t>
-      </w:r>
-      <w:r>
         <w:tab/>
       </w:r>
       <w:r>
@@ -2631,7 +2645,10 @@
       <w:pPr>
         <w:keepNext/>
         <w:keepLines/>
-        <w:spacing w:before="400" w:after="0" w:line="340" w:lineRule="exact"/>
+        <w:tabs>
+          <w:tab w:val="right" w:pos="9340"/>
+        </w:tabs>
+        <w:spacing w:before="392" w:after="56" w:line="340" w:lineRule="exact"/>
       </w:pPr>
       <w:r>
         <w:rPr>
@@ -2647,7 +2664,7 @@
         <w:tabs>
           <w:tab w:val="right" w:leader="dot" w:pos="9340"/>
         </w:tabs>
-        <w:spacing w:before="200" w:after="0" w:line="340" w:lineRule="exact"/>
+        <w:spacing w:before="196" w:after="0" w:line="340" w:lineRule="exact"/>
         <w:ind w:left="504" w:right="1120" w:hanging="504"/>
       </w:pPr>
       <w:r>
@@ -2678,13 +2695,10 @@
         <w:t xml:space="preserve">4(a)(5)</w:t>
       </w:r>
       <w:r>
-        <w:t xml:space="preserve"> </w:t>
-      </w:r>
-      <w:r>
         <w:tab/>
       </w:r>
       <w:r>
-        <w:t xml:space="preserve">4</w:t>
+        <w:t xml:space="preserve">3</w:t>
       </w:r>
     </w:p>
     <w:p>
@@ -2693,7 +2707,7 @@
         <w:tabs>
           <w:tab w:val="right" w:leader="dot" w:pos="9340"/>
         </w:tabs>
-        <w:spacing w:before="200" w:after="0" w:line="340" w:lineRule="exact"/>
+        <w:spacing w:before="196" w:after="0" w:line="340" w:lineRule="exact"/>
         <w:ind w:left="504" w:right="1120" w:hanging="504"/>
       </w:pPr>
       <w:r>
@@ -2724,13 +2738,10 @@
         <w:t xml:space="preserve">23(c)(1)(C)</w:t>
       </w:r>
       <w:r>
-        <w:t xml:space="preserve"> </w:t>
-      </w:r>
-      <w:r>
         <w:tab/>
       </w:r>
       <w:r>
-        <w:t xml:space="preserve">18</w:t>
+        <w:t xml:space="preserve">17</w:t>
       </w:r>
     </w:p>
     <w:p>
@@ -2739,7 +2750,7 @@
         <w:tabs>
           <w:tab w:val="right" w:leader="dot" w:pos="9340"/>
         </w:tabs>
-        <w:spacing w:before="200" w:after="0" w:line="340" w:lineRule="exact"/>
+        <w:spacing w:before="196" w:after="0" w:line="340" w:lineRule="exact"/>
         <w:ind w:left="504" w:right="1120" w:hanging="504"/>
       </w:pPr>
       <w:r>
@@ -2770,13 +2781,10 @@
         <w:t xml:space="preserve">60(b)(5)</w:t>
       </w:r>
       <w:r>
-        <w:t xml:space="preserve"> </w:t>
-      </w:r>
-      <w:r>
         <w:tab/>
       </w:r>
       <w:r>
-        <w:t xml:space="preserve">13</w:t>
+        <w:t xml:space="preserve">11</w:t>
       </w:r>
     </w:p>
     <w:p>
@@ -2785,7 +2793,7 @@
         <w:tabs>
           <w:tab w:val="right" w:leader="dot" w:pos="9340"/>
         </w:tabs>
-        <w:spacing w:before="200" w:after="0" w:line="340" w:lineRule="exact"/>
+        <w:spacing w:before="196" w:after="0" w:line="340" w:lineRule="exact"/>
         <w:ind w:left="504" w:right="1120" w:hanging="504"/>
       </w:pPr>
       <w:r>
@@ -2816,20 +2824,20 @@
         <w:t xml:space="preserve">60(b)(6)</w:t>
       </w:r>
       <w:r>
-        <w:t xml:space="preserve"> </w:t>
-      </w:r>
-      <w:r>
         <w:tab/>
       </w:r>
       <w:r>
-        <w:t xml:space="preserve">13</w:t>
+        <w:t xml:space="preserve">11</w:t>
       </w:r>
     </w:p>
     <w:p>
       <w:pPr>
         <w:keepNext/>
         <w:keepLines/>
-        <w:spacing w:before="400" w:after="0" w:line="340" w:lineRule="exact"/>
+        <w:tabs>
+          <w:tab w:val="right" w:pos="9340"/>
+        </w:tabs>
+        <w:spacing w:before="392" w:after="56" w:line="340" w:lineRule="exact"/>
       </w:pPr>
       <w:r>
         <w:rPr>
@@ -2845,7 +2853,7 @@
         <w:tabs>
           <w:tab w:val="right" w:leader="dot" w:pos="9340"/>
         </w:tabs>
-        <w:spacing w:before="200" w:after="0" w:line="340" w:lineRule="exact"/>
+        <w:spacing w:before="196" w:after="0" w:line="340" w:lineRule="exact"/>
         <w:ind w:left="504" w:right="1120" w:hanging="504"/>
       </w:pPr>
       <w:r>
@@ -2886,9 +2894,6 @@
       </w:r>
       <w:r>
         <w:t xml:space="preserve">2016)</w:t>
-      </w:r>
-      <w:r>
-        <w:t xml:space="preserve"> </w:t>
       </w:r>
       <w:r>
         <w:tab/>
@@ -2903,7 +2908,7 @@
         <w:tabs>
           <w:tab w:val="right" w:leader="dot" w:pos="9340"/>
         </w:tabs>
-        <w:spacing w:before="200" w:after="0" w:line="340" w:lineRule="exact"/>
+        <w:spacing w:before="196" w:after="0" w:line="340" w:lineRule="exact"/>
         <w:ind w:left="504" w:right="1120" w:hanging="504"/>
       </w:pPr>
       <w:r>
@@ -2931,7 +2936,13 @@
         <w:t xml:space="preserve"> </w:t>
       </w:r>
       <w:r>
-        <w:t xml:space="preserve">(Nov. 1,</w:t>
+        <w:t xml:space="preserve">(Nov.</w:t>
+      </w:r>
+      <w:r>
+        <w:t xml:space="preserve"> </w:t>
+      </w:r>
+      <w:r>
+        <w:t xml:space="preserve">1,</w:t>
       </w:r>
       <w:r>
         <w:t xml:space="preserve"> </w:t>
@@ -2940,13 +2951,10 @@
         <w:t xml:space="preserve">2016)</w:t>
       </w:r>
       <w:r>
-        <w:t xml:space="preserve"> </w:t>
-      </w:r>
-      <w:r>
         <w:tab/>
       </w:r>
       <w:r>
-        <w:t xml:space="preserve">10</w:t>
+        <w:t xml:space="preserve">9</w:t>
       </w:r>
     </w:p>
     <w:p>
@@ -2965,7 +2973,7 @@
         <w:pStyle w:val="Heading1"/>
         <w:keepNext/>
         <w:keepLines/>
-        <w:spacing w:before="560" w:after="360" w:line="340" w:lineRule="exact"/>
+        <w:spacing w:before="420" w:after="308" w:line="400" w:lineRule="exact"/>
         <w:ind w:left="0" w:firstLine="0"/>
         <w:jc w:val="center"/>
       </w:pPr>
@@ -2973,6 +2981,8 @@
         <w:rPr>
           <w:b/>
           <w:bCs/>
+          <w:sz w:val="32"/>
+          <w:szCs w:val="32"/>
         </w:rPr>
         <w:t xml:space="preserve">INTRODUCTION</w:t>
       </w:r>
@@ -3030,7 +3040,7 @@
         <w:pStyle w:val="Heading1"/>
         <w:keepNext/>
         <w:keepLines/>
-        <w:spacing w:before="560" w:after="360" w:line="340" w:lineRule="exact"/>
+        <w:spacing w:before="420" w:after="308" w:line="400" w:lineRule="exact"/>
         <w:ind w:left="0" w:firstLine="0"/>
         <w:jc w:val="center"/>
       </w:pPr>
@@ -3038,6 +3048,8 @@
         <w:rPr>
           <w:b/>
           <w:bCs/>
+          <w:sz w:val="32"/>
+          <w:szCs w:val="32"/>
         </w:rPr>
         <w:t xml:space="preserve">STATEMENT OF JURISDICTION</w:t>
       </w:r>
@@ -3047,7 +3059,13 @@
         <w:pStyle w:val="BodyText"/>
       </w:pPr>
       <w:r>
-        <w:t xml:space="preserve">The district court had jurisdiction over the underlying suit under 28 U.S.C. § 1331. The court entered final judgment in that suit on November 16, 2022. ER-139. On December 11, 2025, the district court largely denied the government’s motion for relief from the judgment under Rule 60(b).</w:t>
+        <w:t xml:space="preserve">The district court had jurisdiction over the underlying suit under 28 U.S.C. § 1331. The court entered final judgment in that suit on November 16, 2022. ER</w:t>
+      </w:r>
+      <w:r>
+        <w:noBreakHyphen/>
+      </w:r>
+      <w:r>
+        <w:t xml:space="preserve">139. On December 11, 2025, the district court largely denied the government’s motion for relief from the judgment under Rule 60(b).</w:t>
       </w:r>
       <w:r>
         <w:t xml:space="preserve"> </w:t>
@@ -3063,7 +3081,7 @@
         <w:t xml:space="preserve"> </w:t>
       </w:r>
       <w:r>
-        <w:t xml:space="preserve">Dkt. No. 508 (minute order);</w:t>
+        <w:t xml:space="preserve">Dkt. No. 508 (minute order);</w:t>
       </w:r>
       <w:r>
         <w:t xml:space="preserve"> </w:t>
@@ -3079,7 +3097,19 @@
         <w:t xml:space="preserve"> </w:t>
       </w:r>
       <w:r>
-        <w:t xml:space="preserve">ER-088-91. On February 9, 2026, the district court extended the deadline for the government to file a notice of appeal from that denial by 14 days, to February 23, 2026.</w:t>
+        <w:t xml:space="preserve">ER</w:t>
+      </w:r>
+      <w:r>
+        <w:noBreakHyphen/>
+      </w:r>
+      <w:r>
+        <w:t xml:space="preserve">088</w:t>
+      </w:r>
+      <w:r>
+        <w:noBreakHyphen/>
+      </w:r>
+      <w:r>
+        <w:t xml:space="preserve">91. On February 9, 2026, the district court extended the deadline for the government to file a notice of appeal from that denial by 14 days, to February 23, 2026.</w:t>
       </w:r>
       <w:r>
         <w:t xml:space="preserve"> </w:t>
@@ -3095,7 +3125,7 @@
         <w:t xml:space="preserve"> </w:t>
       </w:r>
       <w:r>
-        <w:t xml:space="preserve">Dkt. No. 526 (minute order);</w:t>
+        <w:t xml:space="preserve">Dkt. No. 526 (minute order);</w:t>
       </w:r>
       <w:r>
         <w:t xml:space="preserve"> </w:t>
@@ -3127,7 +3157,7 @@
         <w:t xml:space="preserve"> </w:t>
       </w:r>
       <w:r>
-        <w:t xml:space="preserve">Dkt. No. 528 (minute order). On February 24, 2026, the district court entered an order denying the government’s second motion for relief under Rule 60(b).</w:t>
+        <w:t xml:space="preserve">Dkt. No. 528 (minute order). On February 24, 2026, the district court entered an order denying the government’s second motion for relief under Rule 60(b).</w:t>
       </w:r>
       <w:r>
         <w:t xml:space="preserve"> </w:t>
@@ -3143,7 +3173,13 @@
         <w:t xml:space="preserve"> </w:t>
       </w:r>
       <w:r>
-        <w:t xml:space="preserve">ER-009. Also on February 24, 2026, the government filed a timely notice of appeal of both Rule 60(b) denials.</w:t>
+        <w:t xml:space="preserve">ER</w:t>
+      </w:r>
+      <w:r>
+        <w:noBreakHyphen/>
+      </w:r>
+      <w:r>
+        <w:t xml:space="preserve">009. Also on February 24, 2026, the government filed a timely notice of appeal of both Rule 60(b) denials.</w:t>
       </w:r>
       <w:r>
         <w:t xml:space="preserve"> </w:t>
@@ -3159,7 +3195,19 @@
         <w:t xml:space="preserve"> </w:t>
       </w:r>
       <w:r>
-        <w:t xml:space="preserve">ER-093-94. This Court has appellate jurisdiction under 28 U.S.C. § 1291.</w:t>
+        <w:t xml:space="preserve">ER</w:t>
+      </w:r>
+      <w:r>
+        <w:noBreakHyphen/>
+      </w:r>
+      <w:r>
+        <w:t xml:space="preserve">093</w:t>
+      </w:r>
+      <w:r>
+        <w:noBreakHyphen/>
+      </w:r>
+      <w:r>
+        <w:t xml:space="preserve">94. This Court has appellate jurisdiction under 28 U.S.C. § 1291.</w:t>
       </w:r>
     </w:p>
     <w:p>
@@ -3167,7 +3215,7 @@
         <w:pStyle w:val="Heading1"/>
         <w:keepNext/>
         <w:keepLines/>
-        <w:spacing w:before="560" w:after="360" w:line="340" w:lineRule="exact"/>
+        <w:spacing w:before="420" w:after="308" w:line="400" w:lineRule="exact"/>
         <w:ind w:left="0" w:firstLine="0"/>
         <w:jc w:val="center"/>
       </w:pPr>
@@ -3175,6 +3223,8 @@
         <w:rPr>
           <w:b/>
           <w:bCs/>
+          <w:sz w:val="32"/>
+          <w:szCs w:val="32"/>
         </w:rPr>
         <w:t xml:space="preserve">STATEMENT OF THE ISSUE</w:t>
       </w:r>
@@ -3192,7 +3242,7 @@
         <w:pStyle w:val="Heading1"/>
         <w:keepNext/>
         <w:keepLines/>
-        <w:spacing w:before="560" w:after="360" w:line="340" w:lineRule="exact"/>
+        <w:spacing w:before="420" w:after="308" w:line="400" w:lineRule="exact"/>
         <w:ind w:left="0" w:firstLine="0"/>
         <w:jc w:val="center"/>
       </w:pPr>
@@ -3200,6 +3250,8 @@
         <w:rPr>
           <w:b/>
           <w:bCs/>
+          <w:sz w:val="32"/>
+          <w:szCs w:val="32"/>
         </w:rPr>
         <w:t xml:space="preserve">STATEMENT OF THE CASE</w:t>
       </w:r>
@@ -3209,7 +3261,7 @@
         <w:pStyle w:val="Heading2"/>
         <w:keepNext/>
         <w:keepLines/>
-        <w:spacing w:before="440" w:after="360" w:line="340" w:lineRule="exact"/>
+        <w:spacing w:before="308" w:after="252" w:line="340" w:lineRule="exact"/>
         <w:ind w:left="1440" w:hanging="720"/>
       </w:pPr>
       <w:r>
@@ -3349,7 +3401,13 @@
         <w:t xml:space="preserve"> </w:t>
       </w:r>
       <w:r>
-        <w:t xml:space="preserve">at 39,330-31, 39,335. Over the following four years, the Department revised its regulations twice (in 2016 and 2019) and worked to develop internal processes and infrastructure to allow the consistent and timely adjudication of claims, all while responding to multiple district court decisions, some of which required the implementation of different borrower-defense regulations or enjoined established procedures.</w:t>
+        <w:t xml:space="preserve">at 39,330</w:t>
+      </w:r>
+      <w:r>
+        <w:noBreakHyphen/>
+      </w:r>
+      <w:r>
+        <w:t xml:space="preserve">31, 39,335. Over the following four years, the Department revised its regulations twice (in 2016 and 2019) and worked to develop internal processes and infrastructure to allow the consistent and timely adjudication of claims, all while responding to multiple district court decisions, some of which required the implementation of different borrower-defense regulations or enjoined established procedures.</w:t>
       </w:r>
       <w:r>
         <w:t xml:space="preserve"> </w:t>
@@ -3421,7 +3479,13 @@
         <w:t xml:space="preserve">U.S. Dep’t of Educ.</w:t>
       </w:r>
       <w:r>
-        <w:t xml:space="preserve">, 25 F.4th at 695-96.</w:t>
+        <w:t xml:space="preserve">, 25 F.4th at 695</w:t>
+      </w:r>
+      <w:r>
+        <w:noBreakHyphen/>
+      </w:r>
+      <w:r>
+        <w:t xml:space="preserve">96.</w:t>
       </w:r>
     </w:p>
     <w:p>
@@ -3452,7 +3516,13 @@
         <w:t xml:space="preserve">U.S. Dep’t of Educ.</w:t>
       </w:r>
       <w:r>
-        <w:t xml:space="preserve">, 25 F.4th at 696. Plaintiffs—a class of borrowers with pending applications—alleged that the Department had unlawfully withheld, or was unreasonably delaying, adjudications. The district court initially certified a class under Federal Rule of Civil Procedure 23(b)(2) consisting of “[a]ll people who borrowed a Direct Loan or [Family Education] loan to pay for a program of higher education, who have asserted a borrower defense to repayment to the U.S. Department of Education, whose borrower defense has not been granted or denied on the merits, and who is not a class member in” another suit seeking borrower-defense relief in connection with a particular set of schools. ER-142 (quotation omitted).</w:t>
+        <w:t xml:space="preserve">, 25 F.4th at 696. Plaintiffs—a class of borrowers with pending applications—alleged that the Department had unlawfully withheld, or was unreasonably delaying, adjudications. The district court initially certified a class under Federal Rule of Civil Procedure 23(b)(2) consisting of “[a]ll people who borrowed a Direct Loan or [Family Education] loan to pay for a program of higher education, who have asserted a borrower defense to repayment to the U.S. Department of Education, whose borrower defense has not been granted or denied on the merits, and who is not a class member in” another suit seeking borrower-defense relief in connection with a particular set of schools. ER</w:t>
+      </w:r>
+      <w:r>
+        <w:noBreakHyphen/>
+      </w:r>
+      <w:r>
+        <w:t xml:space="preserve">142 (quotation omitted).</w:t>
       </w:r>
     </w:p>
     <w:p>
@@ -3460,7 +3530,7 @@
         <w:pStyle w:val="Heading2"/>
         <w:keepNext/>
         <w:keepLines/>
-        <w:spacing w:before="440" w:after="360" w:line="340" w:lineRule="exact"/>
+        <w:spacing w:before="308" w:after="252" w:line="340" w:lineRule="exact"/>
         <w:ind w:left="1440" w:hanging="720"/>
       </w:pPr>
       <w:r>
@@ -3520,7 +3590,19 @@
         <w:t xml:space="preserve"> </w:t>
       </w:r>
       <w:r>
-        <w:t xml:space="preserve">ER-176-77;</w:t>
+        <w:t xml:space="preserve">ER</w:t>
+      </w:r>
+      <w:r>
+        <w:noBreakHyphen/>
+      </w:r>
+      <w:r>
+        <w:t xml:space="preserve">176</w:t>
+      </w:r>
+      <w:r>
+        <w:noBreakHyphen/>
+      </w:r>
+      <w:r>
+        <w:t xml:space="preserve">77;</w:t>
       </w:r>
       <w:r>
         <w:t xml:space="preserve"> </w:t>
@@ -3536,7 +3618,13 @@
         <w:t xml:space="preserve"> </w:t>
       </w:r>
       <w:r>
-        <w:t xml:space="preserve">ER-174. The settlement divided the class members into two different groups.</w:t>
+        <w:t xml:space="preserve">ER</w:t>
+      </w:r>
+      <w:r>
+        <w:noBreakHyphen/>
+      </w:r>
+      <w:r>
+        <w:t xml:space="preserve">174. The settlement divided the class members into two different groups.</w:t>
       </w:r>
     </w:p>
     <w:p>
@@ -3560,7 +3648,13 @@
         <w:t xml:space="preserve"> </w:t>
       </w:r>
       <w:r>
-        <w:t xml:space="preserve">ER-177. Under the settlement, these class members were entitled to both an automatic discharge of their remaining student loans associated with the school as well as a refund of amounts already paid to the Department toward those loans.</w:t>
+        <w:t xml:space="preserve">ER</w:t>
+      </w:r>
+      <w:r>
+        <w:noBreakHyphen/>
+      </w:r>
+      <w:r>
+        <w:t xml:space="preserve">177. Under the settlement, these class members were entitled to both an automatic discharge of their remaining student loans associated with the school as well as a refund of amounts already paid to the Department toward those loans.</w:t>
       </w:r>
       <w:r>
         <w:t xml:space="preserve"> </w:t>
@@ -3576,7 +3670,19 @@
         <w:t xml:space="preserve"> </w:t>
       </w:r>
       <w:r>
-        <w:t xml:space="preserve">ER-177-78.</w:t>
+        <w:t xml:space="preserve">ER</w:t>
+      </w:r>
+      <w:r>
+        <w:noBreakHyphen/>
+      </w:r>
+      <w:r>
+        <w:t xml:space="preserve">177</w:t>
+      </w:r>
+      <w:r>
+        <w:noBreakHyphen/>
+      </w:r>
+      <w:r>
+        <w:t xml:space="preserve">78.</w:t>
       </w:r>
     </w:p>
     <w:p>
@@ -3584,7 +3690,13 @@
         <w:pStyle w:val="BodyText"/>
       </w:pPr>
       <w:r>
-        <w:t xml:space="preserve">As the parties explained to the district court, the government and plaintiffs agreed to include institutions on Exhibit C that had a large volume of applications and for which there were sufficiently “strong indicia regarding substantial misconduct” to warrant “presumptive relief, for purposes of th[e] settlement.” ER-217. But the parties have also explained that actual misconduct for Exhibit C schools was only “in some instances proven,” while in others it was merely “credibly alleged.”</w:t>
+        <w:t xml:space="preserve">As the parties explained to the district court, the government and plaintiffs agreed to include institutions on Exhibit C that had a large volume of applications and for which there were sufficiently “strong indicia regarding substantial misconduct” to warrant “presumptive relief, for purposes of th[e] settlement.” ER</w:t>
+      </w:r>
+      <w:r>
+        <w:noBreakHyphen/>
+      </w:r>
+      <w:r>
+        <w:t xml:space="preserve">217. But the parties have also explained that actual misconduct for Exhibit C schools was only “in some instances proven,” while in others it was merely “credibly alleged.”</w:t>
       </w:r>
       <w:r>
         <w:t xml:space="preserve"> </w:t>
@@ -3616,7 +3728,19 @@
         <w:t xml:space="preserve"> </w:t>
       </w:r>
       <w:r>
-        <w:t xml:space="preserve">ER-170. Instead, the Department agreed to provide “presumptive relief” to class members who attended those schools because of “high rate[s] of class members with applications related to the listed schools” and because “[c]learing these claims through provision of expeditious upfront relief will significantly reduce the backlog of pending claims.” ER-217, 232.</w:t>
+        <w:t xml:space="preserve">ER</w:t>
+      </w:r>
+      <w:r>
+        <w:noBreakHyphen/>
+      </w:r>
+      <w:r>
+        <w:t xml:space="preserve">170. Instead, the Department agreed to provide “presumptive relief” to class members who attended those schools because of “high rate[s] of class members with applications related to the listed schools” and because “[c]learing these claims through provision of expeditious upfront relief will significantly reduce the backlog of pending claims.” ER</w:t>
+      </w:r>
+      <w:r>
+        <w:noBreakHyphen/>
+      </w:r>
+      <w:r>
+        <w:t xml:space="preserve">217, 232.</w:t>
       </w:r>
     </w:p>
     <w:p>
@@ -3640,7 +3764,19 @@
         <w:t xml:space="preserve"> </w:t>
       </w:r>
       <w:r>
-        <w:t xml:space="preserve">ER-178-82. The Department has substantially complied with its obligations with respect to both sets of class members, and their claims are not at issue here.</w:t>
+        <w:t xml:space="preserve">ER</w:t>
+      </w:r>
+      <w:r>
+        <w:noBreakHyphen/>
+      </w:r>
+      <w:r>
+        <w:t xml:space="preserve">178</w:t>
+      </w:r>
+      <w:r>
+        <w:noBreakHyphen/>
+      </w:r>
+      <w:r>
+        <w:t xml:space="preserve">82. The Department has substantially complied with its obligations with respect to both sets of class members, and their claims are not at issue here.</w:t>
       </w:r>
     </w:p>
     <w:p>
@@ -3664,7 +3800,13 @@
         <w:t xml:space="preserve"> </w:t>
       </w:r>
       <w:r>
-        <w:t xml:space="preserve">ER-182. It is this portion of the settlement that is at issue here.</w:t>
+        <w:t xml:space="preserve">ER</w:t>
+      </w:r>
+      <w:r>
+        <w:noBreakHyphen/>
+      </w:r>
+      <w:r>
+        <w:t xml:space="preserve">182. It is this portion of the settlement that is at issue here.</w:t>
       </w:r>
     </w:p>
     <w:p>
@@ -3688,7 +3830,19 @@
         <w:t xml:space="preserve"> </w:t>
       </w:r>
       <w:r>
-        <w:t xml:space="preserve">ER-174, 176-77, 182, 192. Nonetheless, as part of the settlement, the Department agreed to provide them some limited relief. Specifically, the Department agreed to issue a decision on each post-class application no later than January 28, 2026.</w:t>
+        <w:t xml:space="preserve">ER</w:t>
+      </w:r>
+      <w:r>
+        <w:noBreakHyphen/>
+      </w:r>
+      <w:r>
+        <w:t xml:space="preserve">174, 176</w:t>
+      </w:r>
+      <w:r>
+        <w:noBreakHyphen/>
+      </w:r>
+      <w:r>
+        <w:t xml:space="preserve">77, 182, 192. Nonetheless, as part of the settlement, the Department agreed to provide them some limited relief. Specifically, the Department agreed to issue a decision on each post-class application no later than January 28, 2026.</w:t>
       </w:r>
       <w:r>
         <w:t xml:space="preserve"> </w:t>
@@ -3704,7 +3858,13 @@
         <w:t xml:space="preserve"> </w:t>
       </w:r>
       <w:r>
-        <w:t xml:space="preserve">ER-182. Under the settlement, if the Department fails to issue “a timely decision” to any post-class applicant, the Department must provide a full discharge and refund.</w:t>
+        <w:t xml:space="preserve">ER</w:t>
+      </w:r>
+      <w:r>
+        <w:noBreakHyphen/>
+      </w:r>
+      <w:r>
+        <w:t xml:space="preserve">182. Under the settlement, if the Department fails to issue “a timely decision” to any post-class applicant, the Department must provide a full discharge and refund.</w:t>
       </w:r>
       <w:r>
         <w:t xml:space="preserve"> </w:t>
@@ -3722,7 +3882,13 @@
         <w:pStyle w:val="BodyText"/>
       </w:pPr>
       <w:r>
-        <w:t xml:space="preserve">In addition, the Department agreed that, in evaluating those applications, it would “apply the standards in the borrower defense regulations published by the Department on November 1, 2016.” ER-182. To receive relief under those standards, an applicant is generally required to establish that the school he attended “made a substantial misrepresentation” that “the borrower reasonably relied on to the borrower’s detriment when the borrower decided to attend, or to continue attending, the school.” 81 Fed. Reg. 75,926, 76,083 (Nov. 1, 2016). Or the applicant may establish that he has obtained “a nondefault, favorable contested judgment” against the school that meets certain criteria or that the school breached a contract with the student.</w:t>
+        <w:t xml:space="preserve">In addition, the Department agreed that, in evaluating those applications, it would “apply the standards in the borrower defense regulations published by the Department on November 1, 2016.” ER</w:t>
+      </w:r>
+      <w:r>
+        <w:noBreakHyphen/>
+      </w:r>
+      <w:r>
+        <w:t xml:space="preserve">182. To receive relief under those standards, an applicant is generally required to establish that the school he attended “made a substantial misrepresentation” that “the borrower reasonably relied on to the borrower’s detriment when the borrower decided to attend, or to continue attending, the school.” 81 Fed. Reg. 75,926, 76,083 (Nov. 1, 2016). Or the applicant may establish that he has obtained “a nondefault, favorable contested judgment” against the school that meets certain criteria or that the school breached a contract with the student.</w:t>
       </w:r>
       <w:r>
         <w:t xml:space="preserve"> </w:t>
@@ -3750,7 +3916,7 @@
         <w:pStyle w:val="Heading1"/>
         <w:keepNext/>
         <w:keepLines/>
-        <w:spacing w:before="560" w:after="360" w:line="340" w:lineRule="exact"/>
+        <w:spacing w:before="420" w:after="308" w:line="400" w:lineRule="exact"/>
         <w:ind w:left="0" w:firstLine="0"/>
         <w:jc w:val="center"/>
       </w:pPr>
@@ -3758,6 +3924,8 @@
         <w:rPr>
           <w:b/>
           <w:bCs/>
+          <w:sz w:val="32"/>
+          <w:szCs w:val="32"/>
         </w:rPr>
         <w:t xml:space="preserve">SUMMARY OF ARGUMENT</w:t>
       </w:r>
@@ -3807,7 +3975,7 @@
         <w:pStyle w:val="Heading1"/>
         <w:keepNext/>
         <w:keepLines/>
-        <w:spacing w:before="560" w:after="360" w:line="340" w:lineRule="exact"/>
+        <w:spacing w:before="420" w:after="308" w:line="400" w:lineRule="exact"/>
         <w:ind w:left="0" w:firstLine="0"/>
         <w:jc w:val="center"/>
       </w:pPr>
@@ -3815,6 +3983,8 @@
         <w:rPr>
           <w:b/>
           <w:bCs/>
+          <w:sz w:val="32"/>
+          <w:szCs w:val="32"/>
         </w:rPr>
         <w:t xml:space="preserve">STANDARD OF REVIEW</w:t>
       </w:r>
@@ -3858,7 +4028,7 @@
         <w:pStyle w:val="Heading1"/>
         <w:keepNext/>
         <w:keepLines/>
-        <w:spacing w:before="560" w:after="360" w:line="340" w:lineRule="exact"/>
+        <w:spacing w:before="420" w:after="308" w:line="400" w:lineRule="exact"/>
         <w:ind w:left="0" w:firstLine="0"/>
         <w:jc w:val="center"/>
       </w:pPr>
@@ -3866,6 +4036,8 @@
         <w:rPr>
           <w:b/>
           <w:bCs/>
+          <w:sz w:val="32"/>
+          <w:szCs w:val="32"/>
         </w:rPr>
         <w:t xml:space="preserve">ARGUMENT</w:t>
       </w:r>
@@ -3875,7 +4047,7 @@
         <w:pStyle w:val="Heading2"/>
         <w:keepNext/>
         <w:keepLines/>
-        <w:spacing w:before="480" w:after="360" w:line="340" w:lineRule="exact"/>
+        <w:spacing w:before="336" w:after="280" w:line="340" w:lineRule="exact"/>
         <w:ind w:left="0" w:firstLine="0"/>
         <w:jc w:val="center"/>
       </w:pPr>
@@ -4217,7 +4389,13 @@
         <w:t xml:space="preserve"> </w:t>
       </w:r>
       <w:r>
-        <w:t xml:space="preserve">at 443-44 (quotation omitted).</w:t>
+        <w:t xml:space="preserve">at 443</w:t>
+      </w:r>
+      <w:r>
+        <w:noBreakHyphen/>
+      </w:r>
+      <w:r>
+        <w:t xml:space="preserve">44 (quotation omitted).</w:t>
       </w:r>
     </w:p>
     <w:p>
@@ -4248,7 +4426,13 @@
         <w:t xml:space="preserve">Kelly v. Wengler</w:t>
       </w:r>
       <w:r>
-        <w:t xml:space="preserve">, 822 F.3d 1085, 1094-98 (9th Cir. 2016). Nor did the court dispute that the threshold requirements for relief under Rule 60(b)(5) or Rule 60(b)(6) were met—and indeed granted relief in part by extending the deadline for a small subset of post-class applications by three months. Nonetheless, the court largely declined to exercise its authority to extend the post-class application deadline, because the court believed that the equities did not support such an extension.</w:t>
+        <w:t xml:space="preserve">, 822 F.3d 1085, 1094</w:t>
+      </w:r>
+      <w:r>
+        <w:noBreakHyphen/>
+      </w:r>
+      <w:r>
+        <w:t xml:space="preserve">98 (9th Cir. 2016). Nor did the court dispute that the threshold requirements for relief under Rule 60(b)(5) or Rule 60(b)(6) were met—and indeed granted relief in part by extending the deadline for a small subset of post-class applications by three months. Nonetheless, the court largely declined to exercise its authority to extend the post-class application deadline, because the court believed that the equities did not support such an extension.</w:t>
       </w:r>
     </w:p>
     <w:p>
@@ -4264,7 +4448,7 @@
         <w:pStyle w:val="Heading3"/>
         <w:keepNext/>
         <w:keepLines/>
-        <w:spacing w:before="440" w:after="360" w:line="340" w:lineRule="exact"/>
+        <w:spacing w:before="308" w:after="252" w:line="340" w:lineRule="exact"/>
         <w:ind w:left="1440" w:hanging="720"/>
       </w:pPr>
       <w:r>
@@ -4414,7 +4598,7 @@
         <w:pStyle w:val="Heading3"/>
         <w:keepNext/>
         <w:keepLines/>
-        <w:spacing w:before="440" w:after="360" w:line="340" w:lineRule="exact"/>
+        <w:spacing w:before="308" w:after="252" w:line="340" w:lineRule="exact"/>
         <w:ind w:left="1440" w:hanging="720"/>
       </w:pPr>
       <w:r>
@@ -4584,7 +4768,25 @@
         <w:pStyle w:val="BodyText"/>
       </w:pPr>
       <w:r>
-        <w:t xml:space="preserve">The unanticipated number of applications substantially increased the burden of adjudicating the post-class applications. Resolving each post-class application requires the Department to engage in an individualized review of the application “to determine whether the borrower establishes a borrower defense by a preponderance of the evidence.” ER-119. And once that individualized determination is made, the Department must engage in further individualized work either to determine the amount of appropriate relief or to “draft[] a detailed denial letter describing each allegation made, the legal standard applied to the allegation, and why the allegation did not meet the legal standard.” ER-119-20.</w:t>
+        <w:t xml:space="preserve">The unanticipated number of applications substantially increased the burden of adjudicating the post-class applications. Resolving each post-class application requires the Department to engage in an individualized review of the application “to determine whether the borrower establishes a borrower defense by a preponderance of the evidence.” ER</w:t>
+      </w:r>
+      <w:r>
+        <w:noBreakHyphen/>
+      </w:r>
+      <w:r>
+        <w:t xml:space="preserve">119. And once that individualized determination is made, the Department must engage in further individualized work either to determine the amount of appropriate relief or to “draft[] a detailed denial letter describing each allegation made, the legal standard applied to the allegation, and why the allegation did not meet the legal standard.” ER</w:t>
+      </w:r>
+      <w:r>
+        <w:noBreakHyphen/>
+      </w:r>
+      <w:r>
+        <w:t xml:space="preserve">119</w:t>
+      </w:r>
+      <w:r>
+        <w:noBreakHyphen/>
+      </w:r>
+      <w:r>
+        <w:t xml:space="preserve">20.</w:t>
       </w:r>
     </w:p>
     <w:p>
@@ -4600,7 +4802,7 @@
         <w:pStyle w:val="Heading3"/>
         <w:keepNext/>
         <w:keepLines/>
-        <w:spacing w:before="440" w:after="360" w:line="340" w:lineRule="exact"/>
+        <w:spacing w:before="308" w:after="252" w:line="340" w:lineRule="exact"/>
         <w:ind w:left="1440" w:hanging="720"/>
       </w:pPr>
       <w:r>
@@ -4882,7 +5084,13 @@
         <w:pStyle w:val="BodyText"/>
       </w:pPr>
       <w:r>
-        <w:t xml:space="preserve">1. As an initial matter, in denying the Department’s original motion to modify the deadline, the district court relied on its belief that the Department could—in the “six weeks” between the hearing and the deadline—adjudicate approximately 170,000 remaining post-class applications. ER-088;</w:t>
+        <w:t xml:space="preserve">1. As an initial matter, in denying the Department’s original motion to modify the deadline, the district court relied on its belief that the Department could—in the “six weeks” between the hearing and the deadline—adjudicate approximately 170,000 remaining post-class applications. ER</w:t>
+      </w:r>
+      <w:r>
+        <w:noBreakHyphen/>
+      </w:r>
+      <w:r>
+        <w:t xml:space="preserve">088;</w:t>
       </w:r>
       <w:r>
         <w:t xml:space="preserve"> </w:t>
@@ -4898,7 +5106,19 @@
         <w:t xml:space="preserve"> </w:t>
       </w:r>
       <w:r>
-        <w:t xml:space="preserve">ER-088-89 (“I think it can be done. Don’t tell me holidays. . . . You can take Christmas off, maybe New Year’s Day off. But Government employees should work. When I worked for the Government, I worked on Christmas Day and New Year’s Day. So it’s possible to get this job done[.]”).</w:t>
+        <w:t xml:space="preserve">ER</w:t>
+      </w:r>
+      <w:r>
+        <w:noBreakHyphen/>
+      </w:r>
+      <w:r>
+        <w:t xml:space="preserve">088</w:t>
+      </w:r>
+      <w:r>
+        <w:noBreakHyphen/>
+      </w:r>
+      <w:r>
+        <w:t xml:space="preserve">89 (“I think it can be done. Don’t tell me holidays. . . . You can take Christmas off, maybe New Year’s Day off. But Government employees should work. When I worked for the Government, I worked on Christmas Day and New Year’s Day. So it’s possible to get this job done[.]”).</w:t>
       </w:r>
     </w:p>
     <w:p>
@@ -4930,7 +5150,13 @@
         <w:t xml:space="preserve"> </w:t>
       </w:r>
       <w:r>
-        <w:t xml:space="preserve">ER-007;</w:t>
+        <w:t xml:space="preserve">ER</w:t>
+      </w:r>
+      <w:r>
+        <w:noBreakHyphen/>
+      </w:r>
+      <w:r>
+        <w:t xml:space="preserve">007;</w:t>
       </w:r>
       <w:r>
         <w:t xml:space="preserve"> </w:t>
@@ -4946,7 +5172,19 @@
         <w:t xml:space="preserve"> </w:t>
       </w:r>
       <w:r>
-        <w:t xml:space="preserve">ER-160-61 (noting that the class definition adopted by the district court at the outset of the case did not have a temporal cutoff).</w:t>
+        <w:t xml:space="preserve">ER</w:t>
+      </w:r>
+      <w:r>
+        <w:noBreakHyphen/>
+      </w:r>
+      <w:r>
+        <w:t xml:space="preserve">160</w:t>
+      </w:r>
+      <w:r>
+        <w:noBreakHyphen/>
+      </w:r>
+      <w:r>
+        <w:t xml:space="preserve">61 (noting that the class definition adopted by the district court at the outset of the case did not have a temporal cutoff).</w:t>
       </w:r>
     </w:p>
     <w:p>
@@ -4991,7 +5229,7 @@
         <w:pStyle w:val="Heading1"/>
         <w:keepNext/>
         <w:keepLines/>
-        <w:spacing w:before="560" w:after="360" w:line="340" w:lineRule="exact"/>
+        <w:spacing w:before="420" w:after="308" w:line="400" w:lineRule="exact"/>
         <w:ind w:left="0" w:firstLine="0"/>
         <w:jc w:val="center"/>
       </w:pPr>
@@ -4999,6 +5237,8 @@
         <w:rPr>
           <w:b/>
           <w:bCs/>
+          <w:sz w:val="32"/>
+          <w:szCs w:val="32"/>
         </w:rPr>
         <w:t xml:space="preserve">CONCLUSION</w:t>
       </w:r>
@@ -5007,7 +5247,7 @@
       <w:pPr>
         <w:keepNext/>
         <w:keepLines/>
-        <w:spacing w:before="0" w:after="0" w:line="629" w:lineRule="exact"/>
+        <w:spacing w:before="0" w:after="0" w:line="588" w:lineRule="exact"/>
         <w:ind w:left="0" w:firstLine="720"/>
       </w:pPr>
       <w:r>
@@ -5192,7 +5432,7 @@
       <w:pPr>
         <w:keepNext/>
         <w:keepLines/>
-        <w:spacing w:before="560" w:after="0" w:line="340" w:lineRule="exact"/>
+        <w:spacing w:before="392" w:after="0" w:line="340" w:lineRule="exact"/>
         <w:ind w:left="4680"/>
       </w:pPr>
       <w:r>
@@ -5203,7 +5443,7 @@
       <w:pPr>
         <w:keepNext/>
         <w:keepLines/>
-        <w:spacing w:before="400" w:after="0" w:line="340" w:lineRule="exact"/>
+        <w:spacing w:before="336" w:after="0" w:line="340" w:lineRule="exact"/>
         <w:ind w:left="4680"/>
       </w:pPr>
       <w:r>
@@ -5226,7 +5466,7 @@
         <w:keepNext/>
         <w:keepLines/>
         <w:spacing w:before="0" w:after="0" w:line="340" w:lineRule="exact"/>
-        <w:ind w:left="4820"/>
+        <w:ind w:left="4680" w:firstLine="140"/>
       </w:pPr>
       <w:r>
         <w:rPr>
@@ -5269,7 +5509,7 @@
         <w:keepNext/>
         <w:keepLines/>
         <w:spacing w:before="0" w:after="0" w:line="340" w:lineRule="exact"/>
-        <w:ind w:left="4820"/>
+        <w:ind w:left="4680" w:firstLine="140"/>
       </w:pPr>
       <w:r>
         <w:rPr>
@@ -5326,7 +5566,7 @@
         <w:keepNext/>
         <w:keepLines/>
         <w:spacing w:before="0" w:after="0" w:line="340" w:lineRule="exact"/>
-        <w:ind w:left="4820"/>
+        <w:ind w:left="4680" w:firstLine="140"/>
       </w:pPr>
       <w:r>
         <w:rPr>
@@ -5383,7 +5623,7 @@
         <w:keepNext/>
         <w:keepLines/>
         <w:spacing w:before="0" w:after="0" w:line="340" w:lineRule="exact"/>
-        <w:ind w:left="4820"/>
+        <w:ind w:left="4680" w:firstLine="140"/>
       </w:pPr>
       <w:r>
         <w:rPr>
@@ -5440,7 +5680,7 @@
         <w:keepNext/>
         <w:keepLines/>
         <w:spacing w:before="0" w:after="0" w:line="340" w:lineRule="exact"/>
-        <w:ind w:left="4820"/>
+        <w:ind w:left="4680" w:firstLine="140"/>
       </w:pPr>
       <w:r>
         <w:rPr>
@@ -5483,7 +5723,7 @@
         <w:keepNext/>
         <w:keepLines/>
         <w:spacing w:before="0" w:after="0" w:line="340" w:lineRule="exact"/>
-        <w:ind w:left="4820"/>
+        <w:ind w:left="4680" w:firstLine="140"/>
       </w:pPr>
       <w:r>
         <w:rPr>
@@ -5504,7 +5744,9 @@
           <w:i/>
           <w:iCs/>
         </w:rPr>
-        <w:t xml:space="preserve">514-3388</w:t>
+        <w:t xml:space="preserve">514</w:t>
+        <w:noBreakHyphen/>
+        <w:t xml:space="preserve">3388</w:t>
       </w:r>
     </w:p>
     <w:p>
@@ -5512,7 +5754,7 @@
         <w:keepNext/>
         <w:keepLines/>
         <w:spacing w:before="0" w:after="0" w:line="340" w:lineRule="exact"/>
-        <w:ind w:left="4820"/>
+        <w:ind w:left="4680" w:firstLine="140"/>
       </w:pPr>
       <w:r>
         <w:rPr>
@@ -5525,7 +5767,7 @@
     <w:p>
       <w:pPr>
         <w:keepLines/>
-        <w:spacing w:before="280" w:after="0" w:line="340" w:lineRule="exact"/>
+        <w:spacing w:before="224" w:after="0" w:line="340" w:lineRule="exact"/>
         <w:ind w:left="0"/>
       </w:pPr>
       <w:r>
@@ -5544,7 +5786,7 @@
         <w:keepNext/>
         <w:keepLines/>
         <w:pageBreakBefore/>
-        <w:spacing w:before="0" w:after="360" w:line="340" w:lineRule="exact"/>
+        <w:spacing w:before="0" w:after="308" w:line="400" w:lineRule="exact"/>
         <w:ind w:left="0" w:firstLine="0"/>
         <w:jc w:val="center"/>
       </w:pPr>
@@ -5552,6 +5794,8 @@
         <w:rPr>
           <w:b/>
           <w:bCs/>
+          <w:sz w:val="32"/>
+          <w:szCs w:val="32"/>
         </w:rPr>
         <w:t xml:space="preserve">STATEMENT OF RELATED CASES</w:t>
       </w:r>
@@ -5565,7 +5809,9 @@
         <w:t xml:space="preserve">9th Cir. Case Number(s) </w:t>
       </w:r>
       <w:r>
-        <w:t xml:space="preserve">26-1136</w:t>
+        <w:t xml:space="preserve">26</w:t>
+        <w:noBreakHyphen/>
+        <w:t xml:space="preserve">1136</w:t>
       </w:r>
     </w:p>
     <w:p>
@@ -5580,8 +5826,8 @@
     <w:p>
       <w:pPr>
         <w:keepLines/>
-        <w:spacing w:before="160" w:after="0" w:line="340" w:lineRule="exact"/>
-        <w:ind w:left="540" w:hanging="540"/>
+        <w:spacing w:before="224" w:after="0" w:line="340" w:lineRule="exact"/>
+        <w:ind w:left="448" w:hanging="448"/>
       </w:pPr>
       <w:r>
         <w:rPr>
@@ -5599,8 +5845,8 @@
     <w:p>
       <w:pPr>
         <w:keepLines/>
-        <w:spacing w:before="160" w:after="0" w:line="340" w:lineRule="exact"/>
-        <w:ind w:left="540" w:hanging="540"/>
+        <w:spacing w:before="224" w:after="0" w:line="340" w:lineRule="exact"/>
+        <w:ind w:left="448" w:hanging="448"/>
       </w:pPr>
       <w:r>
         <w:rPr>
@@ -5619,8 +5865,8 @@
       <w:pPr>
         <w:keepNext/>
         <w:keepLines/>
-        <w:spacing w:before="160" w:after="0" w:line="340" w:lineRule="exact"/>
-        <w:ind w:left="540" w:hanging="540"/>
+        <w:spacing w:before="224" w:after="0" w:line="340" w:lineRule="exact"/>
+        <w:ind w:left="448" w:hanging="448"/>
       </w:pPr>
       <w:r>
         <w:rPr>
@@ -5639,38 +5885,45 @@
       <w:pPr>
         <w:keepNext/>
         <w:keepLines/>
-        <w:spacing w:before="560" w:after="0" w:line="340" w:lineRule="exact"/>
-        <w:ind w:left="4680"/>
+        <w:tabs>
+          <w:tab w:val="left" w:pos="4820"/>
+        </w:tabs>
+        <w:spacing w:before="448" w:after="0" w:line="340" w:lineRule="exact"/>
+        <w:ind w:left="0"/>
       </w:pPr>
       <w:r>
         <w:t xml:space="preserve">s/ Sean R. Janda</w:t>
       </w:r>
-    </w:p>
-    <w:p>
-      <w:pPr>
-        <w:keepNext/>
-        <w:keepLines/>
+      <w:r>
+        <w:tab/>
+      </w:r>
+      <w:r>
+        <w:t xml:space="preserve">April</w:t>
+      </w:r>
+      <w:r>
+        <w:t xml:space="preserve"> </w:t>
+      </w:r>
+      <w:r>
+        <w:t xml:space="preserve">2026</w:t>
+      </w:r>
+    </w:p>
+    <w:p>
+      <w:pPr>
+        <w:keepLines/>
+        <w:tabs>
+          <w:tab w:val="left" w:pos="4820"/>
+        </w:tabs>
         <w:spacing w:before="0" w:after="0" w:line="340" w:lineRule="exact"/>
-        <w:ind w:left="4680"/>
+        <w:ind w:left="0"/>
       </w:pPr>
       <w:r>
         <w:t xml:space="preserve">Signature</w:t>
       </w:r>
-    </w:p>
-    <w:p>
-      <w:pPr>
-        <w:keepLines/>
-        <w:spacing w:before="280" w:after="0" w:line="340" w:lineRule="exact"/>
-        <w:ind w:left="4680"/>
-      </w:pPr>
-      <w:r>
-        <w:t xml:space="preserve">April</w:t>
-      </w:r>
-      <w:r>
-        <w:t xml:space="preserve"> </w:t>
-      </w:r>
-      <w:r>
-        <w:t xml:space="preserve">2026</w:t>
+      <w:r>
+        <w:tab/>
+      </w:r>
+      <w:r>
+        <w:t xml:space="preserve">Date</w:t>
       </w:r>
     </w:p>
     <w:p>
@@ -5679,7 +5932,7 @@
         <w:keepNext/>
         <w:keepLines/>
         <w:pageBreakBefore/>
-        <w:spacing w:before="0" w:after="360" w:line="340" w:lineRule="exact"/>
+        <w:spacing w:before="0" w:after="308" w:line="400" w:lineRule="exact"/>
         <w:ind w:left="0" w:firstLine="0"/>
         <w:jc w:val="center"/>
       </w:pPr>
@@ -5687,6 +5940,8 @@
         <w:rPr>
           <w:b/>
           <w:bCs/>
+          <w:sz w:val="32"/>
+          <w:szCs w:val="32"/>
         </w:rPr>
         <w:t xml:space="preserve">CERTIFICATE OF COMPLIANCE</w:t>
       </w:r>
@@ -5700,7 +5955,9 @@
         <w:t xml:space="preserve">9th Cir. Case Number(s) </w:t>
       </w:r>
       <w:r>
-        <w:t xml:space="preserve">26-1136</w:t>
+        <w:t xml:space="preserve">26</w:t>
+        <w:noBreakHyphen/>
+        <w:t xml:space="preserve">1136</w:t>
       </w:r>
     </w:p>
     <w:p>
@@ -5733,8 +5990,8 @@
     <w:p>
       <w:pPr>
         <w:keepLines/>
-        <w:spacing w:before="160" w:after="0" w:line="340" w:lineRule="exact"/>
-        <w:ind w:left="540" w:hanging="540"/>
+        <w:spacing w:before="224" w:after="0" w:line="340" w:lineRule="exact"/>
+        <w:ind w:left="448" w:hanging="448"/>
       </w:pPr>
       <w:r>
         <w:rPr>
@@ -5746,14 +6003,16 @@
         <w:tab/>
       </w:r>
       <w:r>
-        <w:t xml:space="preserve">complies with the word limit of Cir. R. 32-1.</w:t>
-      </w:r>
-    </w:p>
-    <w:p>
-      <w:pPr>
-        <w:keepLines/>
-        <w:spacing w:before="160" w:after="0" w:line="340" w:lineRule="exact"/>
-        <w:ind w:left="540" w:hanging="540"/>
+        <w:t xml:space="preserve">complies with the word limit of Cir. R. 32</w:t>
+        <w:noBreakHyphen/>
+        <w:t xml:space="preserve">1.</w:t>
+      </w:r>
+    </w:p>
+    <w:p>
+      <w:pPr>
+        <w:keepLines/>
+        <w:spacing w:before="224" w:after="0" w:line="340" w:lineRule="exact"/>
+        <w:ind w:left="448" w:hanging="448"/>
       </w:pPr>
       <w:r>
         <w:rPr>
@@ -5765,14 +6024,16 @@
         <w:tab/>
       </w:r>
       <w:r>
-        <w:t xml:space="preserve">is a cross-appeal brief and complies with the word limit of Cir. R. 28.1-1.</w:t>
-      </w:r>
-    </w:p>
-    <w:p>
-      <w:pPr>
-        <w:keepLines/>
-        <w:spacing w:before="160" w:after="0" w:line="340" w:lineRule="exact"/>
-        <w:ind w:left="540" w:hanging="540"/>
+        <w:t xml:space="preserve">is a cross-appeal brief and complies with the word limit of Cir. R. 28.1</w:t>
+        <w:noBreakHyphen/>
+        <w:t xml:space="preserve">1.</w:t>
+      </w:r>
+    </w:p>
+    <w:p>
+      <w:pPr>
+        <w:keepLines/>
+        <w:spacing w:before="224" w:after="0" w:line="340" w:lineRule="exact"/>
+        <w:ind w:left="448" w:hanging="448"/>
       </w:pPr>
       <w:r>
         <w:rPr>
@@ -5784,14 +6045,18 @@
         <w:tab/>
       </w:r>
       <w:r>
-        <w:t xml:space="preserve">is an amicus brief and complies with the word limit of FRAP 29(a)(5), Cir. R. 29-2(c)(2), or Cir. R. 29-2(c)(3).</w:t>
-      </w:r>
-    </w:p>
-    <w:p>
-      <w:pPr>
-        <w:keepLines/>
-        <w:spacing w:before="160" w:after="0" w:line="340" w:lineRule="exact"/>
-        <w:ind w:left="540" w:hanging="540"/>
+        <w:t xml:space="preserve">is an amicus brief and complies with the word limit of FRAP 29(a)(5), Cir. R. 29</w:t>
+        <w:noBreakHyphen/>
+        <w:t xml:space="preserve">2(c)(2), or Cir. R. 29</w:t>
+        <w:noBreakHyphen/>
+        <w:t xml:space="preserve">2(c)(3).</w:t>
+      </w:r>
+    </w:p>
+    <w:p>
+      <w:pPr>
+        <w:keepLines/>
+        <w:spacing w:before="224" w:after="0" w:line="340" w:lineRule="exact"/>
+        <w:ind w:left="448" w:hanging="448"/>
       </w:pPr>
       <w:r>
         <w:rPr>
@@ -5803,14 +6068,16 @@
         <w:tab/>
       </w:r>
       <w:r>
-        <w:t xml:space="preserve">is for a death penalty case and complies with the word limit of Cir. R. 32-4.</w:t>
-      </w:r>
-    </w:p>
-    <w:p>
-      <w:pPr>
-        <w:keepLines/>
-        <w:spacing w:before="160" w:after="0" w:line="340" w:lineRule="exact"/>
-        <w:ind w:left="540" w:hanging="540"/>
+        <w:t xml:space="preserve">is for a death penalty case and complies with the word limit of Cir. R. 32</w:t>
+        <w:noBreakHyphen/>
+        <w:t xml:space="preserve">4.</w:t>
+      </w:r>
+    </w:p>
+    <w:p>
+      <w:pPr>
+        <w:keepLines/>
+        <w:spacing w:before="224" w:after="0" w:line="340" w:lineRule="exact"/>
+        <w:ind w:left="448" w:hanging="448"/>
       </w:pPr>
       <w:r>
         <w:rPr>
@@ -5822,15 +6089,23 @@
         <w:tab/>
       </w:r>
       <w:r>
-        <w:t xml:space="preserve">complies with the longer length limit permitted by Cir. R. 32-2(b) because (select only one):</w:t>
-      </w:r>
-    </w:p>
-    <w:p>
-      <w:pPr>
-        <w:keepLines/>
-        <w:spacing w:before="160" w:after="0" w:line="340" w:lineRule="exact"/>
-        <w:ind w:left="540" w:hanging="540"/>
-      </w:pPr>
+        <w:t xml:space="preserve">complies with the longer length limit permitted by Cir. R. 32</w:t>
+        <w:noBreakHyphen/>
+        <w:t xml:space="preserve">2(b) because (select only one):</w:t>
+      </w:r>
+    </w:p>
+    <w:p>
+      <w:pPr>
+        <w:keepLines/>
+        <w:tabs>
+          <w:tab w:val="left" w:pos="448"/>
+        </w:tabs>
+        <w:spacing w:before="224" w:after="0" w:line="340" w:lineRule="exact"/>
+        <w:ind w:left="896" w:hanging="896"/>
+      </w:pPr>
+      <w:r>
+        <w:tab/>
+      </w:r>
       <w:r>
         <w:rPr>
           <w:bdr w:val="single" w:sz="6" w:space="0" w:color="000000"/>
@@ -5847,9 +6122,15 @@
     <w:p>
       <w:pPr>
         <w:keepLines/>
-        <w:spacing w:before="160" w:after="0" w:line="340" w:lineRule="exact"/>
-        <w:ind w:left="540" w:hanging="540"/>
-      </w:pPr>
+        <w:tabs>
+          <w:tab w:val="left" w:pos="448"/>
+        </w:tabs>
+        <w:spacing w:before="224" w:after="0" w:line="340" w:lineRule="exact"/>
+        <w:ind w:left="896" w:hanging="896"/>
+      </w:pPr>
+      <w:r>
+        <w:tab/>
+      </w:r>
       <w:r>
         <w:rPr>
           <w:bdr w:val="single" w:sz="6" w:space="0" w:color="000000"/>
@@ -5866,9 +6147,15 @@
     <w:p>
       <w:pPr>
         <w:keepLines/>
-        <w:spacing w:before="160" w:after="0" w:line="340" w:lineRule="exact"/>
-        <w:ind w:left="540" w:hanging="540"/>
-      </w:pPr>
+        <w:tabs>
+          <w:tab w:val="left" w:pos="448"/>
+        </w:tabs>
+        <w:spacing w:before="224" w:after="0" w:line="340" w:lineRule="exact"/>
+        <w:ind w:left="896" w:hanging="896"/>
+      </w:pPr>
+      <w:r>
+        <w:tab/>
+      </w:r>
       <w:r>
         <w:rPr>
           <w:bdr w:val="single" w:sz="6" w:space="0" w:color="000000"/>
@@ -5885,8 +6172,8 @@
     <w:p>
       <w:pPr>
         <w:keepLines/>
-        <w:spacing w:before="160" w:after="0" w:line="340" w:lineRule="exact"/>
-        <w:ind w:left="540" w:hanging="540"/>
+        <w:spacing w:before="224" w:after="0" w:line="340" w:lineRule="exact"/>
+        <w:ind w:left="448" w:hanging="448"/>
       </w:pPr>
       <w:r>
         <w:rPr>
@@ -5905,8 +6192,8 @@
       <w:pPr>
         <w:keepNext/>
         <w:keepLines/>
-        <w:spacing w:before="160" w:after="0" w:line="340" w:lineRule="exact"/>
-        <w:ind w:left="540" w:hanging="540"/>
+        <w:spacing w:before="224" w:after="0" w:line="340" w:lineRule="exact"/>
+        <w:ind w:left="448" w:hanging="448"/>
       </w:pPr>
       <w:r>
         <w:rPr>
@@ -5918,45 +6205,54 @@
         <w:tab/>
       </w:r>
       <w:r>
-        <w:t xml:space="preserve">is accompanied by a motion to file a longer brief pursuant to Cir. R. 32-2(a).</w:t>
+        <w:t xml:space="preserve">is accompanied by a motion to file a longer brief pursuant to Cir. R. 32</w:t>
+        <w:noBreakHyphen/>
+        <w:t xml:space="preserve">2(a).</w:t>
       </w:r>
     </w:p>
     <w:p>
       <w:pPr>
         <w:keepNext/>
         <w:keepLines/>
-        <w:spacing w:before="560" w:after="0" w:line="340" w:lineRule="exact"/>
-        <w:ind w:left="4680"/>
+        <w:tabs>
+          <w:tab w:val="left" w:pos="4820"/>
+        </w:tabs>
+        <w:spacing w:before="448" w:after="0" w:line="340" w:lineRule="exact"/>
+        <w:ind w:left="0"/>
       </w:pPr>
       <w:r>
         <w:t xml:space="preserve">s/ Sean R. Janda</w:t>
       </w:r>
-    </w:p>
-    <w:p>
-      <w:pPr>
-        <w:keepNext/>
-        <w:keepLines/>
+      <w:r>
+        <w:tab/>
+      </w:r>
+      <w:r>
+        <w:t xml:space="preserve">April</w:t>
+      </w:r>
+      <w:r>
+        <w:t xml:space="preserve"> </w:t>
+      </w:r>
+      <w:r>
+        <w:t xml:space="preserve">2026</w:t>
+      </w:r>
+    </w:p>
+    <w:p>
+      <w:pPr>
+        <w:keepLines/>
+        <w:tabs>
+          <w:tab w:val="left" w:pos="4820"/>
+        </w:tabs>
         <w:spacing w:before="0" w:after="0" w:line="340" w:lineRule="exact"/>
-        <w:ind w:left="4680"/>
+        <w:ind w:left="0"/>
       </w:pPr>
       <w:r>
         <w:t xml:space="preserve">Signature</w:t>
       </w:r>
-    </w:p>
-    <w:p>
-      <w:pPr>
-        <w:keepLines/>
-        <w:spacing w:before="280" w:after="0" w:line="340" w:lineRule="exact"/>
-        <w:ind w:left="4680"/>
-      </w:pPr>
-      <w:r>
-        <w:t xml:space="preserve">April</w:t>
-      </w:r>
-      <w:r>
-        <w:t xml:space="preserve"> </w:t>
-      </w:r>
-      <w:r>
-        <w:t xml:space="preserve">2026</w:t>
+      <w:r>
+        <w:tab/>
+      </w:r>
+      <w:r>
+        <w:t xml:space="preserve">Date</w:t>
       </w:r>
     </w:p>
     <w:sectPr>
@@ -6180,6 +6476,7 @@
     </w:rPrDefault>
     <w:pPrDefault>
       <w:pPr>
+        <w:widowControl/>
         <w:spacing w:after="0"/>
       </w:pPr>
     </w:pPrDefault>
@@ -6195,7 +6492,7 @@
     <w:link w:val="BodyTextChar"/>
     <w:qFormat/>
     <w:pPr>
-      <w:spacing w:before="0" w:after="0" w:line="629" w:lineRule="exact"/>
+      <w:spacing w:before="0" w:after="0" w:line="588" w:lineRule="exact"/>
       <w:ind w:firstLine="720"/>
     </w:pPr>
   </w:style>
@@ -6685,6 +6982,15 @@
       <w:color w:val="272727" w:themeColor="text1" w:themeTint="D8"/>
     </w:rPr>
   </w:style>
+  <w:style w:type="paragraph" w:customStyle="1" w:styleId="ListItem">
+    <w:name w:val="List Item"/>
+    <w:basedOn w:val="BodyText"/>
+    <w:qFormat/>
+    <w:pPr>
+      <w:spacing w:before="0" w:after="0" w:line="588" w:lineRule="exact"/>
+      <w:ind w:left="720" w:hanging="720"/>
+    </w:pPr>
+  </w:style>
   <w:style w:type="paragraph" w:styleId="BlockText">
     <w:name w:val="Block Text"/>
     <w:basedOn w:val="BodyText"/>
@@ -6706,7 +7012,7 @@
     <w:qFormat/>
     <w:pPr>
       <w:keepLines/>
-      <w:spacing w:before="0" w:after="120" w:line="340" w:lineRule="exact"/>
+      <w:spacing w:before="0" w:after="140" w:line="340" w:lineRule="exact"/>
     </w:pPr>
     <w:rPr>
       <w:sz w:val="28"/>
@@ -6721,8 +7027,8 @@
     <w:unhideWhenUsed/>
     <w:qFormat/>
     <w:pPr>
-      <w:spacing w:before="100" w:after="100"/>
-      <w:ind w:firstLine="0" w:left="480" w:right="480"/>
+      <w:spacing w:before="280" w:after="280"/>
+      <w:ind w:firstLine="0" w:left="720" w:right="720"/>
     </w:pPr>
   </w:style>
   <w:style w:type="character" w:default="1" w:styleId="DefaultParagraphFont">

--- a/courts/ninth-circuit/court-of-appeals/usage/OUTPUT-opening-brief.docx
+++ b/courts/ninth-circuit/court-of-appeals/usage/OUTPUT-opening-brief.docx
@@ -443,7 +443,7 @@
       <w:pPr>
         <w:keepLines/>
         <w:spacing w:before="0" w:after="0" w:line="340" w:lineRule="exact"/>
-        <w:ind w:left="4680"/>
+        <w:ind w:left="4680" w:firstLine="140"/>
       </w:pPr>
       <w:r>
         <w:rPr>
@@ -529,7 +529,7 @@
       <w:pPr>
         <w:keepLines/>
         <w:spacing w:before="0" w:after="0" w:line="340" w:lineRule="exact"/>
-        <w:ind w:left="4680"/>
+        <w:ind w:left="4680" w:firstLine="140"/>
       </w:pPr>
       <w:r>
         <w:rPr>
@@ -571,7 +571,7 @@
       <w:pPr>
         <w:keepLines/>
         <w:spacing w:before="0" w:after="0" w:line="340" w:lineRule="exact"/>
-        <w:ind w:left="4680"/>
+        <w:ind w:left="4680" w:firstLine="140"/>
       </w:pPr>
       <w:r>
         <w:rPr>
@@ -627,7 +627,7 @@
       <w:pPr>
         <w:keepLines/>
         <w:spacing w:before="0" w:after="0" w:line="340" w:lineRule="exact"/>
-        <w:ind w:left="4680"/>
+        <w:ind w:left="4680" w:firstLine="140"/>
       </w:pPr>
       <w:r>
         <w:rPr>
@@ -683,7 +683,7 @@
       <w:pPr>
         <w:keepLines/>
         <w:spacing w:before="0" w:after="0" w:line="340" w:lineRule="exact"/>
-        <w:ind w:left="4680"/>
+        <w:ind w:left="4680" w:firstLine="140"/>
       </w:pPr>
       <w:r>
         <w:rPr>
@@ -739,7 +739,7 @@
       <w:pPr>
         <w:keepLines/>
         <w:spacing w:before="0" w:after="0" w:line="340" w:lineRule="exact"/>
-        <w:ind w:left="4680"/>
+        <w:ind w:left="4680" w:firstLine="140"/>
       </w:pPr>
       <w:r>
         <w:rPr>
@@ -781,7 +781,7 @@
       <w:pPr>
         <w:keepLines/>
         <w:spacing w:before="0" w:after="0" w:line="340" w:lineRule="exact"/>
-        <w:ind w:left="4680"/>
+        <w:ind w:left="4680" w:firstLine="140"/>
       </w:pPr>
       <w:r>
         <w:rPr>
@@ -822,7 +822,7 @@
         <w:sectPr>
           <w:footerReference w:type="default" r:id="rIdFtrNone"/>
           <w:pgSz w:w="12240" w:h="15840"/>
-          <w:pgMar w:top="1440" w:right="1440" w:bottom="1440" w:left="1440" w:header="720" w:footer="576" w:gutter="0"/>
+          <w:pgMar w:top="1440" w:right="1440" w:bottom="1440" w:left="1440" w:header="720" w:footer="676" w:gutter="0"/>
         </w:sectPr>
       </w:pPr>
     </w:p>
@@ -849,7 +849,6 @@
         <w:keepNext/>
         <w:keepLines/>
         <w:spacing w:before="84" w:after="0" w:line="340" w:lineRule="exact"/>
-        <w:ind w:left="0" w:right="20"/>
         <w:jc w:val="right"/>
       </w:pPr>
       <w:r>
@@ -865,13 +864,13 @@
       <w:pPr>
         <w:keepLines/>
         <w:tabs>
-          <w:tab w:val="right" w:leader="dot" w:pos="9340"/>
+          <w:tab w:val="right" w:leader="dot" w:pos="9360"/>
         </w:tabs>
         <w:spacing w:before="168" w:after="0" w:line="340" w:lineRule="exact"/>
         <w:ind w:left="0" w:right="720"/>
       </w:pPr>
       <w:r>
-        <w:t xml:space="preserve">TABLE OF AUTHORITIES</w:t>
+        <w:t xml:space="preserve">TABLE OF AUTHORITIES   </w:t>
       </w:r>
       <w:r>
         <w:tab/>
@@ -884,13 +883,13 @@
       <w:pPr>
         <w:keepLines/>
         <w:tabs>
-          <w:tab w:val="right" w:leader="dot" w:pos="9340"/>
+          <w:tab w:val="right" w:leader="dot" w:pos="9360"/>
         </w:tabs>
         <w:spacing w:before="168" w:after="0" w:line="340" w:lineRule="exact"/>
         <w:ind w:left="0" w:right="720"/>
       </w:pPr>
       <w:r>
-        <w:t xml:space="preserve">INTRODUCTION</w:t>
+        <w:t xml:space="preserve">INTRODUCTION   </w:t>
       </w:r>
       <w:r>
         <w:tab/>
@@ -903,13 +902,13 @@
       <w:pPr>
         <w:keepLines/>
         <w:tabs>
-          <w:tab w:val="right" w:leader="dot" w:pos="9340"/>
+          <w:tab w:val="right" w:leader="dot" w:pos="9360"/>
         </w:tabs>
         <w:spacing w:before="168" w:after="0" w:line="340" w:lineRule="exact"/>
         <w:ind w:left="0" w:right="720"/>
       </w:pPr>
       <w:r>
-        <w:t xml:space="preserve">STATEMENT OF JURISDICTION</w:t>
+        <w:t xml:space="preserve">STATEMENT OF JURISDICTION   </w:t>
       </w:r>
       <w:r>
         <w:tab/>
@@ -922,13 +921,13 @@
       <w:pPr>
         <w:keepLines/>
         <w:tabs>
-          <w:tab w:val="right" w:leader="dot" w:pos="9340"/>
+          <w:tab w:val="right" w:leader="dot" w:pos="9360"/>
         </w:tabs>
         <w:spacing w:before="168" w:after="0" w:line="340" w:lineRule="exact"/>
         <w:ind w:left="0" w:right="720"/>
       </w:pPr>
       <w:r>
-        <w:t xml:space="preserve">STATEMENT OF THE ISSUE</w:t>
+        <w:t xml:space="preserve">STATEMENT OF THE ISSUE   </w:t>
       </w:r>
       <w:r>
         <w:tab/>
@@ -941,13 +940,13 @@
       <w:pPr>
         <w:keepLines/>
         <w:tabs>
-          <w:tab w:val="right" w:leader="dot" w:pos="9340"/>
+          <w:tab w:val="right" w:leader="dot" w:pos="9360"/>
         </w:tabs>
         <w:spacing w:before="168" w:after="0" w:line="340" w:lineRule="exact"/>
         <w:ind w:left="0" w:right="720"/>
       </w:pPr>
       <w:r>
-        <w:t xml:space="preserve">STATEMENT OF THE CASE</w:t>
+        <w:t xml:space="preserve">STATEMENT OF THE CASE   </w:t>
       </w:r>
       <w:r>
         <w:tab/>
@@ -960,7 +959,7 @@
       <w:pPr>
         <w:keepLines/>
         <w:tabs>
-          <w:tab w:val="right" w:leader="dot" w:pos="9340"/>
+          <w:tab w:val="right" w:leader="dot" w:pos="9360"/>
         </w:tabs>
         <w:spacing w:before="98" w:after="0" w:line="340" w:lineRule="exact"/>
         <w:ind w:left="1440" w:right="720" w:hanging="720"/>
@@ -972,7 +971,7 @@
         <w:tab/>
       </w:r>
       <w:r>
-        <w:t xml:space="preserve">Legal and Factual Background</w:t>
+        <w:t xml:space="preserve">Legal and Factual Background   </w:t>
       </w:r>
       <w:r>
         <w:tab/>
@@ -985,7 +984,7 @@
       <w:pPr>
         <w:keepLines/>
         <w:tabs>
-          <w:tab w:val="right" w:leader="dot" w:pos="9340"/>
+          <w:tab w:val="right" w:leader="dot" w:pos="9360"/>
         </w:tabs>
         <w:spacing w:before="98" w:after="0" w:line="340" w:lineRule="exact"/>
         <w:ind w:left="1440" w:right="720" w:hanging="720"/>
@@ -997,7 +996,7 @@
         <w:tab/>
       </w:r>
       <w:r>
-        <w:t xml:space="preserve">Procedural Background</w:t>
+        <w:t xml:space="preserve">Procedural Background   </w:t>
       </w:r>
       <w:r>
         <w:tab/>
@@ -1010,13 +1009,13 @@
       <w:pPr>
         <w:keepLines/>
         <w:tabs>
-          <w:tab w:val="right" w:leader="dot" w:pos="9340"/>
+          <w:tab w:val="right" w:leader="dot" w:pos="9360"/>
         </w:tabs>
         <w:spacing w:before="168" w:after="0" w:line="340" w:lineRule="exact"/>
         <w:ind w:left="0" w:right="720"/>
       </w:pPr>
       <w:r>
-        <w:t xml:space="preserve">SUMMARY OF ARGUMENT</w:t>
+        <w:t xml:space="preserve">SUMMARY OF ARGUMENT   </w:t>
       </w:r>
       <w:r>
         <w:tab/>
@@ -1029,13 +1028,13 @@
       <w:pPr>
         <w:keepLines/>
         <w:tabs>
-          <w:tab w:val="right" w:leader="dot" w:pos="9340"/>
+          <w:tab w:val="right" w:leader="dot" w:pos="9360"/>
         </w:tabs>
         <w:spacing w:before="168" w:after="0" w:line="340" w:lineRule="exact"/>
         <w:ind w:left="0" w:right="720"/>
       </w:pPr>
       <w:r>
-        <w:t xml:space="preserve">STANDARD OF REVIEW</w:t>
+        <w:t xml:space="preserve">STANDARD OF REVIEW   </w:t>
       </w:r>
       <w:r>
         <w:tab/>
@@ -1048,13 +1047,13 @@
       <w:pPr>
         <w:keepLines/>
         <w:tabs>
-          <w:tab w:val="right" w:leader="dot" w:pos="9340"/>
+          <w:tab w:val="right" w:leader="dot" w:pos="9360"/>
         </w:tabs>
         <w:spacing w:before="168" w:after="0" w:line="340" w:lineRule="exact"/>
         <w:ind w:left="0" w:right="720"/>
       </w:pPr>
       <w:r>
-        <w:t xml:space="preserve">ARGUMENT</w:t>
+        <w:t xml:space="preserve">ARGUMENT   </w:t>
       </w:r>
       <w:r>
         <w:tab/>
@@ -1067,7 +1066,7 @@
       <w:pPr>
         <w:keepLines/>
         <w:tabs>
-          <w:tab w:val="right" w:leader="dot" w:pos="9340"/>
+          <w:tab w:val="right" w:leader="dot" w:pos="9360"/>
         </w:tabs>
         <w:spacing w:before="98" w:after="0" w:line="340" w:lineRule="exact"/>
         <w:ind w:left="720" w:right="720" w:hanging="720"/>
@@ -1079,7 +1078,7 @@
         <w:tab/>
       </w:r>
       <w:r>
-        <w:t xml:space="preserve">The District Court Abused Its Discretion in Denying the Department’s Motions to Modify the Post-Class Applicant Deadline</w:t>
+        <w:t xml:space="preserve">The District Court Abused Its Discretion in Denying the Department’s Motions to Modify the Post-Class Applicant Deadline   </w:t>
       </w:r>
       <w:r>
         <w:tab/>
@@ -1092,7 +1091,7 @@
       <w:pPr>
         <w:keepLines/>
         <w:tabs>
-          <w:tab w:val="right" w:leader="dot" w:pos="9340"/>
+          <w:tab w:val="right" w:leader="dot" w:pos="9360"/>
         </w:tabs>
         <w:spacing w:before="98" w:after="0" w:line="340" w:lineRule="exact"/>
         <w:ind w:left="1440" w:right="720" w:hanging="720"/>
@@ -1104,7 +1103,7 @@
         <w:tab/>
       </w:r>
       <w:r>
-        <w:t xml:space="preserve">The Equities Strongly Favored Modifying the Post-Class Applicant Deadline</w:t>
+        <w:t xml:space="preserve">The Equities Strongly Favored Modifying the Post-Class Applicant Deadline   </w:t>
       </w:r>
       <w:r>
         <w:tab/>
@@ -1117,7 +1116,7 @@
       <w:pPr>
         <w:keepLines/>
         <w:tabs>
-          <w:tab w:val="right" w:leader="dot" w:pos="9340"/>
+          <w:tab w:val="right" w:leader="dot" w:pos="9360"/>
         </w:tabs>
         <w:spacing w:before="98" w:after="0" w:line="340" w:lineRule="exact"/>
         <w:ind w:left="1440" w:right="720" w:hanging="720"/>
@@ -1129,7 +1128,7 @@
         <w:tab/>
       </w:r>
       <w:r>
-        <w:t xml:space="preserve">Relevant Circumstances Materially Changed After the Department Agreed to the Settlement</w:t>
+        <w:t xml:space="preserve">Relevant Circumstances Materially Changed After the Department Agreed to the Settlement   </w:t>
       </w:r>
       <w:r>
         <w:tab/>
@@ -1142,7 +1141,7 @@
       <w:pPr>
         <w:keepLines/>
         <w:tabs>
-          <w:tab w:val="right" w:leader="dot" w:pos="9340"/>
+          <w:tab w:val="right" w:leader="dot" w:pos="9360"/>
         </w:tabs>
         <w:spacing w:before="98" w:after="0" w:line="340" w:lineRule="exact"/>
         <w:ind w:left="1440" w:right="720" w:hanging="720"/>
@@ -1154,7 +1153,7 @@
         <w:tab/>
       </w:r>
       <w:r>
-        <w:t xml:space="preserve">The District Court’s Additional Reasons for Denying Modification Reflect Clear Legal and Factual Errors Constituting an Abuse of Discretion</w:t>
+        <w:t xml:space="preserve">The District Court’s Additional Reasons for Denying Modification Reflect Clear Legal and Factual Errors Constituting an Abuse of Discretion   </w:t>
       </w:r>
       <w:r>
         <w:tab/>
@@ -1167,13 +1166,13 @@
       <w:pPr>
         <w:keepLines/>
         <w:tabs>
-          <w:tab w:val="right" w:leader="dot" w:pos="9340"/>
+          <w:tab w:val="right" w:leader="dot" w:pos="9360"/>
         </w:tabs>
         <w:spacing w:before="168" w:after="0" w:line="340" w:lineRule="exact"/>
         <w:ind w:left="0" w:right="720"/>
       </w:pPr>
       <w:r>
-        <w:t xml:space="preserve">CONCLUSION</w:t>
+        <w:t xml:space="preserve">CONCLUSION   </w:t>
       </w:r>
       <w:r>
         <w:tab/>
@@ -1186,13 +1185,13 @@
       <w:pPr>
         <w:keepLines/>
         <w:tabs>
-          <w:tab w:val="right" w:leader="dot" w:pos="9340"/>
+          <w:tab w:val="right" w:leader="dot" w:pos="9360"/>
         </w:tabs>
         <w:spacing w:before="168" w:after="0" w:line="340" w:lineRule="exact"/>
         <w:ind w:left="0" w:right="720"/>
       </w:pPr>
       <w:r>
-        <w:t xml:space="preserve">STATEMENT OF RELATED CASES</w:t>
+        <w:t xml:space="preserve">STATEMENT OF RELATED CASES   </w:t>
       </w:r>
       <w:r>
         <w:tab/>
@@ -1205,13 +1204,13 @@
       <w:pPr>
         <w:keepLines/>
         <w:tabs>
-          <w:tab w:val="right" w:leader="dot" w:pos="9340"/>
+          <w:tab w:val="right" w:leader="dot" w:pos="9360"/>
         </w:tabs>
         <w:spacing w:before="168" w:after="0" w:line="340" w:lineRule="exact"/>
         <w:ind w:left="0" w:right="720"/>
       </w:pPr>
       <w:r>
-        <w:t xml:space="preserve">CERTIFICATE OF COMPLIANCE</w:t>
+        <w:t xml:space="preserve">CERTIFICATE OF COMPLIANCE   </w:t>
       </w:r>
       <w:r>
         <w:tab/>
@@ -1245,7 +1244,7 @@
         <w:keepNext/>
         <w:keepLines/>
         <w:tabs>
-          <w:tab w:val="right" w:pos="9340"/>
+          <w:tab w:val="right" w:pos="9360"/>
         </w:tabs>
         <w:spacing w:before="280" w:after="56" w:line="340" w:lineRule="exact"/>
       </w:pPr>
@@ -1272,7 +1271,7 @@
       <w:pPr>
         <w:keepLines/>
         <w:tabs>
-          <w:tab w:val="right" w:leader="dot" w:pos="9340"/>
+          <w:tab w:val="right" w:leader="dot" w:pos="9360"/>
         </w:tabs>
         <w:spacing w:before="196" w:after="0" w:line="340" w:lineRule="exact"/>
         <w:ind w:left="504" w:right="1120" w:hanging="504"/>
@@ -1358,6 +1357,9 @@
         <w:t xml:space="preserve">2018)</w:t>
       </w:r>
       <w:r>
+        <w:t xml:space="preserve">   </w:t>
+      </w:r>
+      <w:r>
         <w:tab/>
       </w:r>
       <w:r>
@@ -1368,7 +1370,7 @@
       <w:pPr>
         <w:keepLines/>
         <w:tabs>
-          <w:tab w:val="right" w:leader="dot" w:pos="9340"/>
+          <w:tab w:val="right" w:leader="dot" w:pos="9360"/>
         </w:tabs>
         <w:spacing w:before="196" w:after="0" w:line="340" w:lineRule="exact"/>
         <w:ind w:left="504" w:right="1120" w:hanging="504"/>
@@ -1524,6 +1526,9 @@
         <w:t xml:space="preserve">2018)</w:t>
       </w:r>
       <w:r>
+        <w:t xml:space="preserve">   </w:t>
+      </w:r>
+      <w:r>
         <w:tab/>
       </w:r>
       <w:r>
@@ -1534,7 +1539,7 @@
       <w:pPr>
         <w:keepLines/>
         <w:tabs>
-          <w:tab w:val="right" w:leader="dot" w:pos="9340"/>
+          <w:tab w:val="right" w:leader="dot" w:pos="9360"/>
         </w:tabs>
         <w:spacing w:before="196" w:after="0" w:line="340" w:lineRule="exact"/>
         <w:ind w:left="504" w:right="1120" w:hanging="504"/>
@@ -1670,6 +1675,9 @@
         <w:t xml:space="preserve">2020)</w:t>
       </w:r>
       <w:r>
+        <w:t xml:space="preserve">   </w:t>
+      </w:r>
+      <w:r>
         <w:tab/>
       </w:r>
       <w:r>
@@ -1680,7 +1688,7 @@
       <w:pPr>
         <w:keepLines/>
         <w:tabs>
-          <w:tab w:val="right" w:leader="dot" w:pos="9340"/>
+          <w:tab w:val="right" w:leader="dot" w:pos="9360"/>
         </w:tabs>
         <w:spacing w:before="196" w:after="0" w:line="340" w:lineRule="exact"/>
         <w:ind w:left="504" w:right="1120" w:hanging="504"/>
@@ -1786,6 +1794,9 @@
         <w:t xml:space="preserve">2018)</w:t>
       </w:r>
       <w:r>
+        <w:t xml:space="preserve">   </w:t>
+      </w:r>
+      <w:r>
         <w:tab/>
       </w:r>
       <w:r>
@@ -1796,7 +1807,7 @@
       <w:pPr>
         <w:keepLines/>
         <w:tabs>
-          <w:tab w:val="right" w:leader="dot" w:pos="9340"/>
+          <w:tab w:val="right" w:leader="dot" w:pos="9360"/>
         </w:tabs>
         <w:spacing w:before="196" w:after="0" w:line="340" w:lineRule="exact"/>
         <w:ind w:left="504" w:right="1120" w:hanging="504"/>
@@ -1918,6 +1929,9 @@
         <w:t xml:space="preserve">2019)</w:t>
       </w:r>
       <w:r>
+        <w:t xml:space="preserve">   </w:t>
+      </w:r>
+      <w:r>
         <w:tab/>
       </w:r>
       <w:r>
@@ -1928,7 +1942,7 @@
       <w:pPr>
         <w:keepLines/>
         <w:tabs>
-          <w:tab w:val="right" w:leader="dot" w:pos="9340"/>
+          <w:tab w:val="right" w:leader="dot" w:pos="9360"/>
         </w:tabs>
         <w:spacing w:before="196" w:after="0" w:line="340" w:lineRule="exact"/>
         <w:ind w:left="504" w:right="1120" w:hanging="504"/>
@@ -1996,6 +2010,9 @@
         <w:t xml:space="preserve">(2009)</w:t>
       </w:r>
       <w:r>
+        <w:t xml:space="preserve">   </w:t>
+      </w:r>
+      <w:r>
         <w:tab/>
       </w:r>
       <w:r>
@@ -2006,7 +2023,7 @@
       <w:pPr>
         <w:keepLines/>
         <w:tabs>
-          <w:tab w:val="right" w:leader="dot" w:pos="9340"/>
+          <w:tab w:val="right" w:leader="dot" w:pos="9360"/>
         </w:tabs>
         <w:spacing w:before="196" w:after="0" w:line="340" w:lineRule="exact"/>
         <w:ind w:left="504" w:right="1120" w:hanging="504"/>
@@ -2128,6 +2145,9 @@
         <w:t xml:space="preserve">2022)</w:t>
       </w:r>
       <w:r>
+        <w:t xml:space="preserve">   </w:t>
+      </w:r>
+      <w:r>
         <w:tab/>
       </w:r>
       <w:r>
@@ -2138,7 +2158,7 @@
       <w:pPr>
         <w:keepLines/>
         <w:tabs>
-          <w:tab w:val="right" w:leader="dot" w:pos="9340"/>
+          <w:tab w:val="right" w:leader="dot" w:pos="9360"/>
         </w:tabs>
         <w:spacing w:before="196" w:after="0" w:line="340" w:lineRule="exact"/>
         <w:ind w:left="504" w:right="1120" w:hanging="504"/>
@@ -2218,6 +2238,9 @@
         <w:t xml:space="preserve">2016)</w:t>
       </w:r>
       <w:r>
+        <w:t xml:space="preserve">   </w:t>
+      </w:r>
+      <w:r>
         <w:tab/>
       </w:r>
       <w:r>
@@ -2228,7 +2251,7 @@
       <w:pPr>
         <w:keepLines/>
         <w:tabs>
-          <w:tab w:val="right" w:leader="dot" w:pos="9340"/>
+          <w:tab w:val="right" w:leader="dot" w:pos="9360"/>
         </w:tabs>
         <w:spacing w:before="196" w:after="0" w:line="340" w:lineRule="exact"/>
         <w:ind w:left="504" w:right="1120" w:hanging="504"/>
@@ -2352,6 +2375,9 @@
         <w:t xml:space="preserve">(1992)</w:t>
       </w:r>
       <w:r>
+        <w:t xml:space="preserve">   </w:t>
+      </w:r>
+      <w:r>
         <w:tab/>
       </w:r>
       <w:r>
@@ -2362,7 +2388,7 @@
       <w:pPr>
         <w:keepLines/>
         <w:tabs>
-          <w:tab w:val="right" w:leader="dot" w:pos="9340"/>
+          <w:tab w:val="right" w:leader="dot" w:pos="9360"/>
         </w:tabs>
         <w:spacing w:before="196" w:after="0" w:line="340" w:lineRule="exact"/>
         <w:ind w:left="504" w:right="1120" w:hanging="504"/>
@@ -2484,6 +2510,9 @@
         <w:t xml:space="preserve">2018)</w:t>
       </w:r>
       <w:r>
+        <w:t xml:space="preserve">   </w:t>
+      </w:r>
+      <w:r>
         <w:tab/>
       </w:r>
       <w:r>
@@ -2495,7 +2524,7 @@
         <w:keepNext/>
         <w:keepLines/>
         <w:tabs>
-          <w:tab w:val="right" w:pos="9340"/>
+          <w:tab w:val="right" w:pos="9360"/>
         </w:tabs>
         <w:spacing w:before="392" w:after="56" w:line="340" w:lineRule="exact"/>
       </w:pPr>
@@ -2511,7 +2540,7 @@
       <w:pPr>
         <w:keepLines/>
         <w:tabs>
-          <w:tab w:val="right" w:leader="dot" w:pos="9340"/>
+          <w:tab w:val="right" w:leader="dot" w:pos="9360"/>
         </w:tabs>
         <w:spacing w:before="196" w:after="0" w:line="340" w:lineRule="exact"/>
         <w:ind w:left="504" w:right="1120" w:hanging="504"/>
@@ -2538,6 +2567,9 @@
         <w:t xml:space="preserve">1291</w:t>
       </w:r>
       <w:r>
+        <w:t xml:space="preserve">   </w:t>
+      </w:r>
+      <w:r>
         <w:tab/>
       </w:r>
       <w:r>
@@ -2548,7 +2580,7 @@
       <w:pPr>
         <w:keepLines/>
         <w:tabs>
-          <w:tab w:val="right" w:leader="dot" w:pos="9340"/>
+          <w:tab w:val="right" w:leader="dot" w:pos="9360"/>
         </w:tabs>
         <w:spacing w:before="196" w:after="0" w:line="340" w:lineRule="exact"/>
         <w:ind w:left="504" w:right="1120" w:hanging="504"/>
@@ -2575,6 +2607,9 @@
         <w:t xml:space="preserve">1331</w:t>
       </w:r>
       <w:r>
+        <w:t xml:space="preserve">   </w:t>
+      </w:r>
+      <w:r>
         <w:tab/>
       </w:r>
       <w:r>
@@ -2586,7 +2621,7 @@
         <w:keepNext/>
         <w:keepLines/>
         <w:tabs>
-          <w:tab w:val="right" w:pos="9340"/>
+          <w:tab w:val="right" w:pos="9360"/>
         </w:tabs>
         <w:spacing w:before="392" w:after="56" w:line="340" w:lineRule="exact"/>
       </w:pPr>
@@ -2602,7 +2637,7 @@
       <w:pPr>
         <w:keepLines/>
         <w:tabs>
-          <w:tab w:val="right" w:leader="dot" w:pos="9340"/>
+          <w:tab w:val="right" w:leader="dot" w:pos="9360"/>
         </w:tabs>
         <w:spacing w:before="196" w:after="0" w:line="340" w:lineRule="exact"/>
         <w:ind w:left="504" w:right="1120" w:hanging="504"/>
@@ -2635,6 +2670,9 @@
         <w:t xml:space="preserve">(2020)</w:t>
       </w:r>
       <w:r>
+        <w:t xml:space="preserve">   </w:t>
+      </w:r>
+      <w:r>
         <w:tab/>
       </w:r>
       <w:r>
@@ -2646,7 +2684,7 @@
         <w:keepNext/>
         <w:keepLines/>
         <w:tabs>
-          <w:tab w:val="right" w:pos="9340"/>
+          <w:tab w:val="right" w:pos="9360"/>
         </w:tabs>
         <w:spacing w:before="392" w:after="56" w:line="340" w:lineRule="exact"/>
       </w:pPr>
@@ -2662,7 +2700,7 @@
       <w:pPr>
         <w:keepLines/>
         <w:tabs>
-          <w:tab w:val="right" w:leader="dot" w:pos="9340"/>
+          <w:tab w:val="right" w:leader="dot" w:pos="9360"/>
         </w:tabs>
         <w:spacing w:before="196" w:after="0" w:line="340" w:lineRule="exact"/>
         <w:ind w:left="504" w:right="1120" w:hanging="504"/>
@@ -2695,6 +2733,9 @@
         <w:t xml:space="preserve">4(a)(5)</w:t>
       </w:r>
       <w:r>
+        <w:t xml:space="preserve">   </w:t>
+      </w:r>
+      <w:r>
         <w:tab/>
       </w:r>
       <w:r>
@@ -2705,7 +2746,7 @@
       <w:pPr>
         <w:keepLines/>
         <w:tabs>
-          <w:tab w:val="right" w:leader="dot" w:pos="9340"/>
+          <w:tab w:val="right" w:leader="dot" w:pos="9360"/>
         </w:tabs>
         <w:spacing w:before="196" w:after="0" w:line="340" w:lineRule="exact"/>
         <w:ind w:left="504" w:right="1120" w:hanging="504"/>
@@ -2738,6 +2779,9 @@
         <w:t xml:space="preserve">23(c)(1)(C)</w:t>
       </w:r>
       <w:r>
+        <w:t xml:space="preserve">   </w:t>
+      </w:r>
+      <w:r>
         <w:tab/>
       </w:r>
       <w:r>
@@ -2748,7 +2792,7 @@
       <w:pPr>
         <w:keepLines/>
         <w:tabs>
-          <w:tab w:val="right" w:leader="dot" w:pos="9340"/>
+          <w:tab w:val="right" w:leader="dot" w:pos="9360"/>
         </w:tabs>
         <w:spacing w:before="196" w:after="0" w:line="340" w:lineRule="exact"/>
         <w:ind w:left="504" w:right="1120" w:hanging="504"/>
@@ -2781,6 +2825,9 @@
         <w:t xml:space="preserve">60(b)(5)</w:t>
       </w:r>
       <w:r>
+        <w:t xml:space="preserve">   </w:t>
+      </w:r>
+      <w:r>
         <w:tab/>
       </w:r>
       <w:r>
@@ -2791,7 +2838,7 @@
       <w:pPr>
         <w:keepLines/>
         <w:tabs>
-          <w:tab w:val="right" w:leader="dot" w:pos="9340"/>
+          <w:tab w:val="right" w:leader="dot" w:pos="9360"/>
         </w:tabs>
         <w:spacing w:before="196" w:after="0" w:line="340" w:lineRule="exact"/>
         <w:ind w:left="504" w:right="1120" w:hanging="504"/>
@@ -2824,6 +2871,9 @@
         <w:t xml:space="preserve">60(b)(6)</w:t>
       </w:r>
       <w:r>
+        <w:t xml:space="preserve">   </w:t>
+      </w:r>
+      <w:r>
         <w:tab/>
       </w:r>
       <w:r>
@@ -2835,7 +2885,7 @@
         <w:keepNext/>
         <w:keepLines/>
         <w:tabs>
-          <w:tab w:val="right" w:pos="9340"/>
+          <w:tab w:val="right" w:pos="9360"/>
         </w:tabs>
         <w:spacing w:before="392" w:after="56" w:line="340" w:lineRule="exact"/>
       </w:pPr>
@@ -2851,7 +2901,7 @@
       <w:pPr>
         <w:keepLines/>
         <w:tabs>
-          <w:tab w:val="right" w:leader="dot" w:pos="9340"/>
+          <w:tab w:val="right" w:leader="dot" w:pos="9360"/>
         </w:tabs>
         <w:spacing w:before="196" w:after="0" w:line="340" w:lineRule="exact"/>
         <w:ind w:left="504" w:right="1120" w:hanging="504"/>
@@ -2896,6 +2946,9 @@
         <w:t xml:space="preserve">2016)</w:t>
       </w:r>
       <w:r>
+        <w:t xml:space="preserve">   </w:t>
+      </w:r>
+      <w:r>
         <w:tab/>
       </w:r>
       <w:r>
@@ -2906,7 +2959,7 @@
       <w:pPr>
         <w:keepLines/>
         <w:tabs>
-          <w:tab w:val="right" w:leader="dot" w:pos="9340"/>
+          <w:tab w:val="right" w:leader="dot" w:pos="9360"/>
         </w:tabs>
         <w:spacing w:before="196" w:after="0" w:line="340" w:lineRule="exact"/>
         <w:ind w:left="504" w:right="1120" w:hanging="504"/>
@@ -2949,6 +3002,9 @@
       </w:r>
       <w:r>
         <w:t xml:space="preserve">2016)</w:t>
+      </w:r>
+      <w:r>
+        <w:t xml:space="preserve">   </w:t>
       </w:r>
       <w:r>
         <w:tab/>
@@ -2963,7 +3019,7 @@
         <w:sectPr>
           <w:footerReference w:type="default" r:id="rIdFtrPage"/>
           <w:pgSz w:w="12240" w:h="15840"/>
-          <w:pgMar w:top="1440" w:right="1440" w:bottom="1440" w:left="1440" w:header="720" w:footer="576" w:gutter="0"/>
+          <w:pgMar w:top="1440" w:right="1440" w:bottom="1440" w:left="1440" w:header="720" w:footer="676" w:gutter="0"/>
           <w:pgNumType w:fmt="lowerRoman" w:start="1"/>
         </w:sectPr>
       </w:pPr>
@@ -2973,7 +3029,7 @@
         <w:pStyle w:val="Heading1"/>
         <w:keepNext/>
         <w:keepLines/>
-        <w:spacing w:before="420" w:after="308" w:line="400" w:lineRule="exact"/>
+        <w:spacing w:before="0" w:after="308" w:line="400" w:lineRule="exact"/>
         <w:ind w:left="0" w:firstLine="0"/>
         <w:jc w:val="center"/>
       </w:pPr>
@@ -6258,7 +6314,7 @@
     <w:sectPr>
       <w:footerReference w:type="default" r:id="rIdFtrPage"/>
       <w:pgSz w:w="12240" w:h="15840"/>
-      <w:pgMar w:top="1440" w:right="1440" w:bottom="1440" w:left="1440" w:header="720" w:footer="576" w:gutter="0"/>
+      <w:pgMar w:top="1440" w:right="1440" w:bottom="1440" w:left="1440" w:header="720" w:footer="676" w:gutter="0"/>
       <w:pgNumType w:fmt="decimal" w:start="1"/>
     </w:sectPr>
   </w:body>

--- a/courts/ninth-circuit/court-of-appeals/usage/OUTPUT-opening-brief.docx
+++ b/courts/ninth-circuit/court-of-appeals/usage/OUTPUT-opening-brief.docx
@@ -849,6 +849,7 @@
         <w:keepNext/>
         <w:keepLines/>
         <w:spacing w:before="84" w:after="0" w:line="340" w:lineRule="exact"/>
+        <w:ind w:left="0" w:right="20"/>
         <w:jc w:val="right"/>
       </w:pPr>
       <w:r>
